--- a/playground/src/main/resources/template.docx
+++ b/playground/src/main/resources/template.docx
@@ -2,26 +2,6 @@
 <file path=word/document.xml><?xml version="1.0" encoding="utf-8"?>
 <w:document xmlns:wpc="http://schemas.microsoft.com/office/word/2010/wordprocessingCanvas" xmlns:mc="http://schemas.openxmlformats.org/markup-compatibility/2006" xmlns:o="urn:schemas-microsoft-com:office:office" xmlns:r="http://schemas.openxmlformats.org/officeDocument/2006/relationships" xmlns:m="http://schemas.openxmlformats.org/officeDocument/2006/math" xmlns:v="urn:schemas-microsoft-com:vml" xmlns:wp14="http://schemas.microsoft.com/office/word/2010/wordprocessingDrawing" xmlns:wp="http://schemas.openxmlformats.org/drawingml/2006/wordprocessingDrawing" xmlns:w="http://schemas.openxmlformats.org/wordprocessingml/2006/main" xmlns:w14="http://schemas.microsoft.com/office/word/2010/wordml" xmlns:w10="urn:schemas-microsoft-com:office:word" xmlns:w15="http://schemas.microsoft.com/office/word/2012/wordml" xmlns:wpg="http://schemas.microsoft.com/office/word/2010/wordprocessingGroup" xmlns:wpi="http://schemas.microsoft.com/office/word/2010/wordprocessingInk" xmlns:wne="http://schemas.microsoft.com/office/word/2006/wordml" xmlns:wps="http://schemas.microsoft.com/office/word/2010/wordprocessingShape" xmlns:wpsCustomData="http://www.wps.cn/officeDocument/2013/wpsCustomData" mc:Ignorable="w14 w15 wp14">
   <w:body>
-    <w:p>
-      <w:pPr>
-        <w:jc w:val="center"/>
-        <w:rPr>
-          <w:rFonts w:hint="eastAsia"/>
-          <w:sz w:val="44"/>
-          <w:szCs w:val="44"/>
-          <w:lang w:val="en-US" w:eastAsia="zh-CN"/>
-        </w:rPr>
-      </w:pPr>
-      <w:r>
-        <w:rPr>
-          <w:rFonts w:hint="eastAsia"/>
-          <w:sz w:val="44"/>
-          <w:szCs w:val="44"/>
-          <w:lang w:val="en-US" w:eastAsia="zh-CN"/>
-        </w:rPr>
-        <w:t>干部任免审批表</w:t>
-      </w:r>
-    </w:p>
     <w:tbl>
       <w:tblPr>
         <w:tblStyle w:val="16"/>
@@ -44,12 +24,12 @@
         </w:tblCellMar>
       </w:tblPr>
       <w:tblGrid>
-        <w:gridCol w:w="308"/>
-        <w:gridCol w:w="1703"/>
-        <w:gridCol w:w="1495"/>
-        <w:gridCol w:w="1423"/>
-        <w:gridCol w:w="1596"/>
-        <w:gridCol w:w="1295"/>
+        <w:gridCol w:w="952"/>
+        <w:gridCol w:w="1468"/>
+        <w:gridCol w:w="1132"/>
+        <w:gridCol w:w="1384"/>
+        <w:gridCol w:w="1500"/>
+        <w:gridCol w:w="1384"/>
         <w:gridCol w:w="1932"/>
       </w:tblGrid>
       <w:tr>
@@ -58,11 +38,12 @@
         </w:trPr>
         <w:tc>
           <w:tcPr>
-            <w:tcW w:w="308" w:type="dxa"/>
-          </w:tcPr>
-          <w:p>
-            <w:pPr>
-              <w:jc w:val="left"/>
+            <w:tcW w:w="952" w:type="dxa"/>
+            <w:vAlign w:val="center"/>
+          </w:tcPr>
+          <w:p>
+            <w:pPr>
+              <w:jc w:val="center"/>
               <w:rPr>
                 <w:rFonts w:hint="default"/>
                 <w:sz w:val="24"/>
@@ -85,11 +66,12 @@
         </w:tc>
         <w:tc>
           <w:tcPr>
-            <w:tcW w:w="1703" w:type="dxa"/>
-          </w:tcPr>
-          <w:p>
-            <w:pPr>
-              <w:jc w:val="left"/>
+            <w:tcW w:w="1468" w:type="dxa"/>
+            <w:vAlign w:val="center"/>
+          </w:tcPr>
+          <w:p>
+            <w:pPr>
+              <w:jc w:val="center"/>
               <w:rPr>
                 <w:rFonts w:hint="default"/>
                 <w:sz w:val="24"/>
@@ -121,11 +103,12 @@
         </w:tc>
         <w:tc>
           <w:tcPr>
-            <w:tcW w:w="1495" w:type="dxa"/>
-          </w:tcPr>
-          <w:p>
-            <w:pPr>
-              <w:jc w:val="left"/>
+            <w:tcW w:w="1132" w:type="dxa"/>
+            <w:vAlign w:val="center"/>
+          </w:tcPr>
+          <w:p>
+            <w:pPr>
+              <w:jc w:val="center"/>
               <w:rPr>
                 <w:rFonts w:hint="default"/>
                 <w:sz w:val="24"/>
@@ -148,11 +131,12 @@
         </w:tc>
         <w:tc>
           <w:tcPr>
-            <w:tcW w:w="1423" w:type="dxa"/>
-          </w:tcPr>
-          <w:p>
-            <w:pPr>
-              <w:jc w:val="left"/>
+            <w:tcW w:w="1384" w:type="dxa"/>
+            <w:vAlign w:val="center"/>
+          </w:tcPr>
+          <w:p>
+            <w:pPr>
+              <w:jc w:val="center"/>
               <w:rPr>
                 <w:rFonts w:hint="default"/>
                 <w:sz w:val="24"/>
@@ -171,11 +155,12 @@
         </w:tc>
         <w:tc>
           <w:tcPr>
-            <w:tcW w:w="1596" w:type="dxa"/>
-          </w:tcPr>
-          <w:p>
-            <w:pPr>
-              <w:jc w:val="left"/>
+            <w:tcW w:w="1500" w:type="dxa"/>
+            <w:vAlign w:val="center"/>
+          </w:tcPr>
+          <w:p>
+            <w:pPr>
+              <w:jc w:val="center"/>
               <w:rPr>
                 <w:rFonts w:hint="default"/>
                 <w:sz w:val="24"/>
@@ -198,11 +183,12 @@
         </w:tc>
         <w:tc>
           <w:tcPr>
-            <w:tcW w:w="1295" w:type="dxa"/>
-          </w:tcPr>
-          <w:p>
-            <w:pPr>
-              <w:jc w:val="left"/>
+            <w:tcW w:w="1384" w:type="dxa"/>
+            <w:vAlign w:val="center"/>
+          </w:tcPr>
+          <w:p>
+            <w:pPr>
+              <w:jc w:val="center"/>
               <w:rPr>
                 <w:rFonts w:hint="default"/>
                 <w:sz w:val="24"/>
@@ -248,10 +234,11 @@
           <w:tcPr>
             <w:tcW w:w="1932" w:type="dxa"/>
             <w:vMerge w:val="restart"/>
-          </w:tcPr>
-          <w:p>
-            <w:pPr>
-              <w:jc w:val="left"/>
+            <w:vAlign w:val="center"/>
+          </w:tcPr>
+          <w:p>
+            <w:pPr>
+              <w:jc w:val="center"/>
               <w:rPr>
                 <w:rFonts w:hint="default"/>
                 <w:sz w:val="44"/>
@@ -271,9 +258,968 @@
         </w:tc>
       </w:tr>
       <w:tr>
-        <w:tc>
-          <w:tcPr>
-            <w:tcW w:w="308" w:type="dxa"/>
+        <w:trPr>
+          <w:trHeight w:val="882" w:hRule="atLeast"/>
+        </w:trPr>
+        <w:tc>
+          <w:tcPr>
+            <w:tcW w:w="952" w:type="dxa"/>
+            <w:vAlign w:val="center"/>
+          </w:tcPr>
+          <w:p>
+            <w:pPr>
+              <w:jc w:val="center"/>
+              <w:rPr>
+                <w:rFonts w:hint="default"/>
+                <w:sz w:val="24"/>
+                <w:szCs w:val="24"/>
+                <w:vertAlign w:val="baseline"/>
+                <w:lang w:val="en-US" w:eastAsia="zh-CN"/>
+              </w:rPr>
+            </w:pPr>
+            <w:r>
+              <w:rPr>
+                <w:rFonts w:hint="eastAsia"/>
+                <w:sz w:val="24"/>
+                <w:szCs w:val="24"/>
+                <w:vertAlign w:val="baseline"/>
+                <w:lang w:val="en-US" w:eastAsia="zh-CN"/>
+              </w:rPr>
+              <w:t>民族</w:t>
+            </w:r>
+          </w:p>
+        </w:tc>
+        <w:tc>
+          <w:tcPr>
+            <w:tcW w:w="1468" w:type="dxa"/>
+            <w:vAlign w:val="center"/>
+          </w:tcPr>
+          <w:p>
+            <w:pPr>
+              <w:keepNext w:val="0"/>
+              <w:keepLines w:val="0"/>
+              <w:widowControl/>
+              <w:suppressLineNumbers w:val="0"/>
+              <w:jc w:val="center"/>
+              <w:rPr>
+                <w:rFonts w:hint="default"/>
+                <w:sz w:val="24"/>
+                <w:szCs w:val="24"/>
+                <w:vertAlign w:val="baseline"/>
+                <w:lang w:val="en-US" w:eastAsia="zh-CN"/>
+              </w:rPr>
+            </w:pPr>
+            <w:r>
+              <w:rPr>
+                <w:rFonts w:hint="default"/>
+                <w:sz w:val="24"/>
+                <w:szCs w:val="24"/>
+                <w:vertAlign w:val="baseline"/>
+                <w:lang w:val="en-US" w:eastAsia="zh-CN"/>
+              </w:rPr>
+              <w:t>${</w:t>
+            </w:r>
+            <w:r>
+              <w:rPr>
+                <w:rFonts w:ascii="宋体" w:hAnsi="宋体" w:eastAsia="宋体" w:cs="宋体"/>
+                <w:kern w:val="0"/>
+                <w:sz w:val="24"/>
+                <w:szCs w:val="24"/>
+                <w:lang w:val="en-US" w:eastAsia="zh-CN" w:bidi="ar"/>
+                <w14:ligatures w14:val="standardContextual"/>
+              </w:rPr>
+              <w:t>nationality</w:t>
+            </w:r>
+            <w:r>
+              <w:rPr>
+                <w:rFonts w:hint="default"/>
+                <w:sz w:val="24"/>
+                <w:szCs w:val="24"/>
+                <w:vertAlign w:val="baseline"/>
+                <w:lang w:val="en-US" w:eastAsia="zh-CN"/>
+              </w:rPr>
+              <w:t>}</w:t>
+            </w:r>
+          </w:p>
+        </w:tc>
+        <w:tc>
+          <w:tcPr>
+            <w:tcW w:w="1132" w:type="dxa"/>
+            <w:vAlign w:val="center"/>
+          </w:tcPr>
+          <w:p>
+            <w:pPr>
+              <w:jc w:val="center"/>
+              <w:rPr>
+                <w:rFonts w:hint="default"/>
+                <w:sz w:val="24"/>
+                <w:szCs w:val="24"/>
+                <w:vertAlign w:val="baseline"/>
+                <w:lang w:val="en-US" w:eastAsia="zh-CN"/>
+              </w:rPr>
+            </w:pPr>
+            <w:r>
+              <w:rPr>
+                <w:rFonts w:hint="eastAsia"/>
+                <w:sz w:val="24"/>
+                <w:szCs w:val="24"/>
+                <w:vertAlign w:val="baseline"/>
+                <w:lang w:val="en-US" w:eastAsia="zh-CN"/>
+              </w:rPr>
+              <w:t>籍贯</w:t>
+            </w:r>
+          </w:p>
+        </w:tc>
+        <w:tc>
+          <w:tcPr>
+            <w:tcW w:w="1384" w:type="dxa"/>
+            <w:vAlign w:val="center"/>
+          </w:tcPr>
+          <w:p>
+            <w:pPr>
+              <w:keepNext w:val="0"/>
+              <w:keepLines w:val="0"/>
+              <w:widowControl/>
+              <w:suppressLineNumbers w:val="0"/>
+              <w:jc w:val="center"/>
+              <w:rPr>
+                <w:rFonts w:hint="default"/>
+                <w:sz w:val="24"/>
+                <w:szCs w:val="24"/>
+                <w:vertAlign w:val="baseline"/>
+                <w:lang w:val="en-US" w:eastAsia="zh-CN"/>
+              </w:rPr>
+            </w:pPr>
+            <w:r>
+              <w:rPr>
+                <w:rFonts w:hint="default"/>
+                <w:sz w:val="24"/>
+                <w:szCs w:val="24"/>
+                <w:vertAlign w:val="baseline"/>
+                <w:lang w:val="en-US" w:eastAsia="zh-CN"/>
+              </w:rPr>
+              <w:t>${</w:t>
+            </w:r>
+            <w:r>
+              <w:rPr>
+                <w:rFonts w:ascii="宋体" w:hAnsi="宋体" w:eastAsia="宋体" w:cs="宋体"/>
+                <w:kern w:val="0"/>
+                <w:sz w:val="24"/>
+                <w:szCs w:val="24"/>
+                <w:lang w:val="en-US" w:eastAsia="zh-CN" w:bidi="ar"/>
+                <w14:ligatures w14:val="standardContextual"/>
+              </w:rPr>
+              <w:t>nativePlace</w:t>
+            </w:r>
+            <w:r>
+              <w:rPr>
+                <w:rFonts w:hint="default"/>
+                <w:sz w:val="24"/>
+                <w:szCs w:val="24"/>
+                <w:vertAlign w:val="baseline"/>
+                <w:lang w:val="en-US" w:eastAsia="zh-CN"/>
+              </w:rPr>
+              <w:t>}</w:t>
+            </w:r>
+          </w:p>
+        </w:tc>
+        <w:tc>
+          <w:tcPr>
+            <w:tcW w:w="1500" w:type="dxa"/>
+            <w:vAlign w:val="center"/>
+          </w:tcPr>
+          <w:p>
+            <w:pPr>
+              <w:jc w:val="center"/>
+              <w:rPr>
+                <w:rFonts w:hint="default"/>
+                <w:sz w:val="24"/>
+                <w:szCs w:val="24"/>
+                <w:vertAlign w:val="baseline"/>
+                <w:lang w:val="en-US" w:eastAsia="zh-CN"/>
+              </w:rPr>
+            </w:pPr>
+            <w:r>
+              <w:rPr>
+                <w:rFonts w:hint="eastAsia"/>
+                <w:sz w:val="24"/>
+                <w:szCs w:val="24"/>
+                <w:vertAlign w:val="baseline"/>
+                <w:lang w:val="en-US" w:eastAsia="zh-CN"/>
+              </w:rPr>
+              <w:t>出生地</w:t>
+            </w:r>
+          </w:p>
+        </w:tc>
+        <w:tc>
+          <w:tcPr>
+            <w:tcW w:w="1384" w:type="dxa"/>
+            <w:vAlign w:val="center"/>
+          </w:tcPr>
+          <w:p>
+            <w:pPr>
+              <w:keepNext w:val="0"/>
+              <w:keepLines w:val="0"/>
+              <w:widowControl/>
+              <w:suppressLineNumbers w:val="0"/>
+              <w:jc w:val="center"/>
+              <w:rPr>
+                <w:rFonts w:hint="default"/>
+                <w:sz w:val="24"/>
+                <w:szCs w:val="24"/>
+                <w:vertAlign w:val="baseline"/>
+                <w:lang w:val="en-US" w:eastAsia="zh-CN"/>
+              </w:rPr>
+            </w:pPr>
+            <w:r>
+              <w:rPr>
+                <w:rFonts w:hint="default"/>
+                <w:sz w:val="24"/>
+                <w:szCs w:val="24"/>
+                <w:vertAlign w:val="baseline"/>
+                <w:lang w:val="en-US" w:eastAsia="zh-CN"/>
+              </w:rPr>
+              <w:t>${</w:t>
+            </w:r>
+            <w:r>
+              <w:rPr>
+                <w:rFonts w:ascii="宋体" w:hAnsi="宋体" w:eastAsia="宋体" w:cs="宋体"/>
+                <w:kern w:val="0"/>
+                <w:sz w:val="24"/>
+                <w:szCs w:val="24"/>
+                <w:lang w:val="en-US" w:eastAsia="zh-CN" w:bidi="ar"/>
+                <w14:ligatures w14:val="standardContextual"/>
+              </w:rPr>
+              <w:t>birthPlace</w:t>
+            </w:r>
+            <w:r>
+              <w:rPr>
+                <w:rFonts w:hint="default"/>
+                <w:sz w:val="24"/>
+                <w:szCs w:val="24"/>
+                <w:vertAlign w:val="baseline"/>
+                <w:lang w:val="en-US" w:eastAsia="zh-CN"/>
+              </w:rPr>
+              <w:t>}</w:t>
+            </w:r>
+          </w:p>
+        </w:tc>
+        <w:tc>
+          <w:tcPr>
+            <w:tcW w:w="1932" w:type="dxa"/>
+            <w:vMerge w:val="continue"/>
+            <w:vAlign w:val="center"/>
+          </w:tcPr>
+          <w:p>
+            <w:pPr>
+              <w:jc w:val="center"/>
+              <w:rPr>
+                <w:rFonts w:hint="default"/>
+                <w:sz w:val="44"/>
+                <w:szCs w:val="44"/>
+                <w:vertAlign w:val="baseline"/>
+                <w:lang w:val="en-US" w:eastAsia="zh-CN"/>
+              </w:rPr>
+            </w:pPr>
+          </w:p>
+        </w:tc>
+      </w:tr>
+      <w:tr>
+        <w:trPr>
+          <w:trHeight w:val="998" w:hRule="atLeast"/>
+        </w:trPr>
+        <w:tc>
+          <w:tcPr>
+            <w:tcW w:w="952" w:type="dxa"/>
+            <w:vAlign w:val="center"/>
+          </w:tcPr>
+          <w:p>
+            <w:pPr>
+              <w:jc w:val="center"/>
+              <w:rPr>
+                <w:rFonts w:hint="default"/>
+                <w:sz w:val="24"/>
+                <w:szCs w:val="24"/>
+                <w:vertAlign w:val="baseline"/>
+                <w:lang w:val="en-US" w:eastAsia="zh-CN"/>
+              </w:rPr>
+            </w:pPr>
+            <w:r>
+              <w:rPr>
+                <w:rFonts w:hint="eastAsia"/>
+                <w:sz w:val="24"/>
+                <w:szCs w:val="24"/>
+                <w:vertAlign w:val="baseline"/>
+                <w:lang w:val="en-US" w:eastAsia="zh-CN"/>
+              </w:rPr>
+              <w:t>入党时间</w:t>
+            </w:r>
+          </w:p>
+        </w:tc>
+        <w:tc>
+          <w:tcPr>
+            <w:tcW w:w="1468" w:type="dxa"/>
+            <w:vAlign w:val="center"/>
+          </w:tcPr>
+          <w:p>
+            <w:pPr>
+              <w:jc w:val="center"/>
+              <w:rPr>
+                <w:rFonts w:hint="default"/>
+                <w:sz w:val="24"/>
+                <w:szCs w:val="24"/>
+                <w:vertAlign w:val="baseline"/>
+                <w:lang w:val="en-US" w:eastAsia="zh-CN"/>
+              </w:rPr>
+            </w:pPr>
+            <w:r>
+              <w:rPr>
+                <w:rFonts w:hint="default"/>
+                <w:sz w:val="24"/>
+                <w:szCs w:val="24"/>
+                <w:vertAlign w:val="baseline"/>
+                <w:lang w:val="en-US" w:eastAsia="zh-CN"/>
+              </w:rPr>
+              <w:t>${</w:t>
+            </w:r>
+            <w:r>
+              <w:rPr>
+                <w:rFonts w:ascii="宋体" w:hAnsi="宋体" w:eastAsia="宋体" w:cs="宋体"/>
+                <w:kern w:val="0"/>
+                <w:sz w:val="24"/>
+                <w:szCs w:val="24"/>
+                <w:lang w:val="en-US" w:eastAsia="zh-CN" w:bidi="ar"/>
+                <w14:ligatures w14:val="standardContextual"/>
+              </w:rPr>
+              <w:t>joinPartyDate</w:t>
+            </w:r>
+            <w:r>
+              <w:rPr>
+                <w:rFonts w:hint="default"/>
+                <w:sz w:val="24"/>
+                <w:szCs w:val="24"/>
+                <w:vertAlign w:val="baseline"/>
+                <w:lang w:val="en-US" w:eastAsia="zh-CN"/>
+              </w:rPr>
+              <w:t>}</w:t>
+            </w:r>
+          </w:p>
+        </w:tc>
+        <w:tc>
+          <w:tcPr>
+            <w:tcW w:w="1132" w:type="dxa"/>
+            <w:vAlign w:val="center"/>
+          </w:tcPr>
+          <w:p>
+            <w:pPr>
+              <w:jc w:val="center"/>
+              <w:rPr>
+                <w:rFonts w:hint="default"/>
+                <w:sz w:val="24"/>
+                <w:szCs w:val="24"/>
+                <w:vertAlign w:val="baseline"/>
+                <w:lang w:val="en-US" w:eastAsia="zh-CN"/>
+              </w:rPr>
+            </w:pPr>
+            <w:r>
+              <w:rPr>
+                <w:rFonts w:hint="eastAsia"/>
+                <w:sz w:val="24"/>
+                <w:szCs w:val="24"/>
+                <w:vertAlign w:val="baseline"/>
+                <w:lang w:val="en-US" w:eastAsia="zh-CN"/>
+              </w:rPr>
+              <w:t>参加工作时间</w:t>
+            </w:r>
+          </w:p>
+        </w:tc>
+        <w:tc>
+          <w:tcPr>
+            <w:tcW w:w="1384" w:type="dxa"/>
+            <w:vAlign w:val="center"/>
+          </w:tcPr>
+          <w:p>
+            <w:pPr>
+              <w:keepNext w:val="0"/>
+              <w:keepLines w:val="0"/>
+              <w:widowControl/>
+              <w:suppressLineNumbers w:val="0"/>
+              <w:jc w:val="center"/>
+              <w:rPr>
+                <w:rFonts w:hint="default"/>
+                <w:sz w:val="24"/>
+                <w:szCs w:val="24"/>
+                <w:vertAlign w:val="baseline"/>
+                <w:lang w:val="en-US" w:eastAsia="zh-CN"/>
+              </w:rPr>
+            </w:pPr>
+            <w:r>
+              <w:rPr>
+                <w:rFonts w:hint="default"/>
+                <w:lang w:val="en-US" w:eastAsia="zh-CN"/>
+              </w:rPr>
+              <w:t>${</w:t>
+            </w:r>
+            <w:r>
+              <w:rPr>
+                <w:rFonts w:hint="eastAsia"/>
+                <w:lang w:val="en-US" w:eastAsia="zh-CN"/>
+              </w:rPr>
+              <w:t>firstJobDate</w:t>
+            </w:r>
+            <w:r>
+              <w:rPr>
+                <w:rFonts w:hint="default"/>
+                <w:lang w:val="en-US" w:eastAsia="zh-CN"/>
+              </w:rPr>
+              <w:t>}</w:t>
+            </w:r>
+          </w:p>
+        </w:tc>
+        <w:tc>
+          <w:tcPr>
+            <w:tcW w:w="1500" w:type="dxa"/>
+            <w:vAlign w:val="center"/>
+          </w:tcPr>
+          <w:p>
+            <w:pPr>
+              <w:jc w:val="center"/>
+              <w:rPr>
+                <w:rFonts w:hint="default"/>
+                <w:sz w:val="24"/>
+                <w:szCs w:val="24"/>
+                <w:vertAlign w:val="baseline"/>
+                <w:lang w:val="en-US" w:eastAsia="zh-CN"/>
+              </w:rPr>
+            </w:pPr>
+            <w:r>
+              <w:rPr>
+                <w:rFonts w:hint="eastAsia"/>
+                <w:sz w:val="24"/>
+                <w:szCs w:val="24"/>
+                <w:vertAlign w:val="baseline"/>
+                <w:lang w:val="en-US" w:eastAsia="zh-CN"/>
+              </w:rPr>
+              <w:t>健康状况</w:t>
+            </w:r>
+          </w:p>
+        </w:tc>
+        <w:tc>
+          <w:tcPr>
+            <w:tcW w:w="1384" w:type="dxa"/>
+            <w:vAlign w:val="center"/>
+          </w:tcPr>
+          <w:p>
+            <w:pPr>
+              <w:keepNext w:val="0"/>
+              <w:keepLines w:val="0"/>
+              <w:widowControl/>
+              <w:suppressLineNumbers w:val="0"/>
+              <w:jc w:val="center"/>
+              <w:rPr>
+                <w:rFonts w:hint="default"/>
+                <w:sz w:val="24"/>
+                <w:szCs w:val="24"/>
+                <w:vertAlign w:val="baseline"/>
+                <w:lang w:val="en-US" w:eastAsia="zh-CN"/>
+              </w:rPr>
+            </w:pPr>
+            <w:r>
+              <w:rPr>
+                <w:rFonts w:hint="default"/>
+                <w:sz w:val="24"/>
+                <w:szCs w:val="24"/>
+                <w:vertAlign w:val="baseline"/>
+                <w:lang w:val="en-US" w:eastAsia="zh-CN"/>
+              </w:rPr>
+              <w:t>${</w:t>
+            </w:r>
+            <w:r>
+              <w:rPr>
+                <w:rFonts w:ascii="宋体" w:hAnsi="宋体" w:eastAsia="宋体" w:cs="宋体"/>
+                <w:kern w:val="0"/>
+                <w:sz w:val="24"/>
+                <w:szCs w:val="24"/>
+                <w:lang w:val="en-US" w:eastAsia="zh-CN" w:bidi="ar"/>
+                <w14:ligatures w14:val="standardContextual"/>
+              </w:rPr>
+              <w:t>healthCondition</w:t>
+            </w:r>
+            <w:r>
+              <w:rPr>
+                <w:rFonts w:hint="default"/>
+                <w:sz w:val="24"/>
+                <w:szCs w:val="24"/>
+                <w:vertAlign w:val="baseline"/>
+                <w:lang w:val="en-US" w:eastAsia="zh-CN"/>
+              </w:rPr>
+              <w:t>}</w:t>
+            </w:r>
+          </w:p>
+        </w:tc>
+        <w:tc>
+          <w:tcPr>
+            <w:tcW w:w="1932" w:type="dxa"/>
+            <w:vMerge w:val="continue"/>
+            <w:vAlign w:val="center"/>
+          </w:tcPr>
+          <w:p>
+            <w:pPr>
+              <w:jc w:val="center"/>
+              <w:rPr>
+                <w:rFonts w:hint="default"/>
+                <w:sz w:val="44"/>
+                <w:szCs w:val="44"/>
+                <w:vertAlign w:val="baseline"/>
+                <w:lang w:val="en-US" w:eastAsia="zh-CN"/>
+              </w:rPr>
+            </w:pPr>
+          </w:p>
+        </w:tc>
+      </w:tr>
+      <w:tr>
+        <w:trPr>
+          <w:trHeight w:val="1231" w:hRule="atLeast"/>
+        </w:trPr>
+        <w:tc>
+          <w:tcPr>
+            <w:tcW w:w="952" w:type="dxa"/>
+            <w:vAlign w:val="center"/>
+          </w:tcPr>
+          <w:p>
+            <w:pPr>
+              <w:jc w:val="center"/>
+              <w:rPr>
+                <w:rFonts w:hint="default"/>
+                <w:sz w:val="24"/>
+                <w:szCs w:val="24"/>
+                <w:vertAlign w:val="baseline"/>
+                <w:lang w:val="en-US" w:eastAsia="zh-CN"/>
+              </w:rPr>
+            </w:pPr>
+            <w:r>
+              <w:rPr>
+                <w:rFonts w:hint="eastAsia"/>
+                <w:sz w:val="24"/>
+                <w:szCs w:val="24"/>
+                <w:vertAlign w:val="baseline"/>
+                <w:lang w:val="en-US" w:eastAsia="zh-CN"/>
+              </w:rPr>
+              <w:t>专业技术职务</w:t>
+            </w:r>
+          </w:p>
+        </w:tc>
+        <w:tc>
+          <w:tcPr>
+            <w:tcW w:w="2600" w:type="dxa"/>
+            <w:gridSpan w:val="2"/>
+            <w:vAlign w:val="center"/>
+          </w:tcPr>
+          <w:p>
+            <w:pPr>
+              <w:jc w:val="center"/>
+              <w:rPr>
+                <w:rFonts w:hint="default"/>
+                <w:sz w:val="24"/>
+                <w:szCs w:val="24"/>
+                <w:vertAlign w:val="baseline"/>
+                <w:lang w:val="en-US" w:eastAsia="zh-CN"/>
+              </w:rPr>
+            </w:pPr>
+            <w:r>
+              <w:rPr>
+                <w:rFonts w:hint="default"/>
+                <w:color w:val="auto"/>
+                <w:sz w:val="24"/>
+                <w:szCs w:val="24"/>
+                <w:vertAlign w:val="baseline"/>
+                <w:lang w:val="en-US" w:eastAsia="zh-CN"/>
+              </w:rPr>
+              <w:t>${</w:t>
+            </w:r>
+            <w:r>
+              <w:rPr>
+                <w:rFonts w:ascii="宋体" w:hAnsi="宋体" w:eastAsia="宋体" w:cs="宋体"/>
+                <w:color w:val="auto"/>
+                <w:kern w:val="0"/>
+                <w:sz w:val="24"/>
+                <w:szCs w:val="24"/>
+                <w:lang w:val="en-US" w:eastAsia="zh-CN" w:bidi="ar"/>
+                <w14:ligatures w14:val="standardContextual"/>
+              </w:rPr>
+              <w:t>qualificationName</w:t>
+            </w:r>
+            <w:r>
+              <w:rPr>
+                <w:rFonts w:hint="default"/>
+                <w:color w:val="auto"/>
+                <w:sz w:val="24"/>
+                <w:szCs w:val="24"/>
+                <w:vertAlign w:val="baseline"/>
+                <w:lang w:val="en-US" w:eastAsia="zh-CN"/>
+              </w:rPr>
+              <w:t>}</w:t>
+            </w:r>
+          </w:p>
+        </w:tc>
+        <w:tc>
+          <w:tcPr>
+            <w:tcW w:w="1384" w:type="dxa"/>
+            <w:vAlign w:val="center"/>
+          </w:tcPr>
+          <w:p>
+            <w:pPr>
+              <w:jc w:val="center"/>
+              <w:rPr>
+                <w:rFonts w:hint="default"/>
+                <w:sz w:val="24"/>
+                <w:szCs w:val="24"/>
+                <w:vertAlign w:val="baseline"/>
+                <w:lang w:val="en-US" w:eastAsia="zh-CN"/>
+              </w:rPr>
+            </w:pPr>
+            <w:r>
+              <w:rPr>
+                <w:rFonts w:hint="eastAsia"/>
+                <w:sz w:val="24"/>
+                <w:szCs w:val="24"/>
+                <w:vertAlign w:val="baseline"/>
+                <w:lang w:val="en-US" w:eastAsia="zh-CN"/>
+              </w:rPr>
+              <w:t>熟悉专业有何专长</w:t>
+            </w:r>
+          </w:p>
+        </w:tc>
+        <w:tc>
+          <w:tcPr>
+            <w:tcW w:w="2884" w:type="dxa"/>
+            <w:gridSpan w:val="2"/>
+            <w:vAlign w:val="center"/>
+          </w:tcPr>
+          <w:p>
+            <w:pPr>
+              <w:keepNext w:val="0"/>
+              <w:keepLines w:val="0"/>
+              <w:widowControl/>
+              <w:suppressLineNumbers w:val="0"/>
+              <w:jc w:val="center"/>
+              <w:rPr>
+                <w:rFonts w:hint="default"/>
+                <w:sz w:val="24"/>
+                <w:szCs w:val="24"/>
+                <w:vertAlign w:val="baseline"/>
+                <w:lang w:val="en-US" w:eastAsia="zh-CN"/>
+              </w:rPr>
+            </w:pPr>
+            <w:r>
+              <w:rPr>
+                <w:rFonts w:hint="default"/>
+                <w:sz w:val="24"/>
+                <w:szCs w:val="24"/>
+                <w:vertAlign w:val="baseline"/>
+                <w:lang w:val="en-US" w:eastAsia="zh-CN"/>
+              </w:rPr>
+              <w:t>${</w:t>
+            </w:r>
+            <w:r>
+              <w:rPr>
+                <w:rFonts w:ascii="宋体" w:hAnsi="宋体" w:eastAsia="宋体" w:cs="宋体"/>
+                <w:kern w:val="0"/>
+                <w:sz w:val="24"/>
+                <w:szCs w:val="24"/>
+                <w:lang w:val="en-US" w:eastAsia="zh-CN" w:bidi="ar"/>
+                <w14:ligatures w14:val="standardContextual"/>
+              </w:rPr>
+              <w:t>majorExpertise</w:t>
+            </w:r>
+            <w:r>
+              <w:rPr>
+                <w:rFonts w:hint="default"/>
+                <w:sz w:val="24"/>
+                <w:szCs w:val="24"/>
+                <w:vertAlign w:val="baseline"/>
+                <w:lang w:val="en-US" w:eastAsia="zh-CN"/>
+              </w:rPr>
+              <w:t>}</w:t>
+            </w:r>
+          </w:p>
+        </w:tc>
+        <w:tc>
+          <w:tcPr>
+            <w:tcW w:w="1932" w:type="dxa"/>
+            <w:vMerge w:val="continue"/>
+            <w:vAlign w:val="center"/>
+          </w:tcPr>
+          <w:p>
+            <w:pPr>
+              <w:jc w:val="center"/>
+              <w:rPr>
+                <w:rFonts w:hint="default"/>
+                <w:sz w:val="24"/>
+                <w:szCs w:val="24"/>
+                <w:vertAlign w:val="baseline"/>
+                <w:lang w:val="en-US" w:eastAsia="zh-CN"/>
+              </w:rPr>
+            </w:pPr>
+          </w:p>
+        </w:tc>
+      </w:tr>
+      <w:tr>
+        <w:tc>
+          <w:tcPr>
+            <w:tcW w:w="952" w:type="dxa"/>
+            <w:vAlign w:val="center"/>
+          </w:tcPr>
+          <w:p>
+            <w:pPr>
+              <w:jc w:val="center"/>
+              <w:rPr>
+                <w:rFonts w:hint="default"/>
+                <w:sz w:val="24"/>
+                <w:szCs w:val="24"/>
+                <w:vertAlign w:val="baseline"/>
+                <w:lang w:val="en-US" w:eastAsia="zh-CN"/>
+              </w:rPr>
+            </w:pPr>
+            <w:r>
+              <w:rPr>
+                <w:rFonts w:hint="eastAsia"/>
+                <w:sz w:val="24"/>
+                <w:szCs w:val="24"/>
+                <w:vertAlign w:val="baseline"/>
+                <w:lang w:val="en-US" w:eastAsia="zh-CN"/>
+              </w:rPr>
+              <w:t>学历学位</w:t>
+            </w:r>
+          </w:p>
+        </w:tc>
+        <w:tc>
+          <w:tcPr>
+            <w:tcW w:w="1468" w:type="dxa"/>
+            <w:vAlign w:val="center"/>
+          </w:tcPr>
+          <w:p>
+            <w:pPr>
+              <w:keepNext w:val="0"/>
+              <w:keepLines w:val="0"/>
+              <w:widowControl/>
+              <w:suppressLineNumbers w:val="0"/>
+              <w:jc w:val="center"/>
+              <w:rPr>
+                <w:rFonts w:hint="default"/>
+                <w:sz w:val="24"/>
+                <w:szCs w:val="24"/>
+                <w:vertAlign w:val="baseline"/>
+                <w:lang w:val="en-US" w:eastAsia="zh-CN"/>
+              </w:rPr>
+            </w:pPr>
+            <w:r>
+              <w:rPr>
+                <w:rFonts w:hint="default"/>
+                <w:sz w:val="24"/>
+                <w:szCs w:val="24"/>
+                <w:vertAlign w:val="baseline"/>
+                <w:lang w:val="en-US" w:eastAsia="zh-CN"/>
+              </w:rPr>
+              <w:t>${education.t</w:t>
+            </w:r>
+            <w:r>
+              <w:rPr>
+                <w:rFonts w:ascii="宋体" w:hAnsi="宋体" w:eastAsia="宋体" w:cs="宋体"/>
+                <w:kern w:val="0"/>
+                <w:sz w:val="24"/>
+                <w:szCs w:val="24"/>
+                <w:lang w:val="en-US" w:eastAsia="zh-CN" w:bidi="ar"/>
+                <w14:ligatures w14:val="standardContextual"/>
+              </w:rPr>
+              <w:t>ype</w:t>
+            </w:r>
+            <w:r>
+              <w:rPr>
+                <w:rFonts w:hint="default"/>
+                <w:sz w:val="24"/>
+                <w:szCs w:val="24"/>
+                <w:vertAlign w:val="baseline"/>
+                <w:lang w:val="en-US" w:eastAsia="zh-CN"/>
+              </w:rPr>
+              <w:t>}</w:t>
+            </w:r>
+          </w:p>
+        </w:tc>
+        <w:tc>
+          <w:tcPr>
+            <w:tcW w:w="2516" w:type="dxa"/>
+            <w:gridSpan w:val="2"/>
+            <w:vAlign w:val="center"/>
+          </w:tcPr>
+          <w:p>
+            <w:pPr>
+              <w:keepNext w:val="0"/>
+              <w:keepLines w:val="0"/>
+              <w:widowControl/>
+              <w:suppressLineNumbers w:val="0"/>
+              <w:jc w:val="center"/>
+              <w:rPr>
+                <w:rFonts w:hint="default"/>
+                <w:sz w:val="24"/>
+                <w:szCs w:val="24"/>
+                <w:vertAlign w:val="baseline"/>
+                <w:lang w:val="en-US" w:eastAsia="zh-CN"/>
+              </w:rPr>
+            </w:pPr>
+            <w:r>
+              <w:rPr>
+                <w:rFonts w:hint="default"/>
+                <w:sz w:val="24"/>
+                <w:szCs w:val="24"/>
+                <w:vertAlign w:val="baseline"/>
+                <w:lang w:val="en-US" w:eastAsia="zh-CN"/>
+              </w:rPr>
+              <w:t>${education.d</w:t>
+            </w:r>
+            <w:r>
+              <w:rPr>
+                <w:rFonts w:ascii="宋体" w:hAnsi="宋体" w:eastAsia="宋体" w:cs="宋体"/>
+                <w:kern w:val="0"/>
+                <w:sz w:val="24"/>
+                <w:szCs w:val="24"/>
+                <w:lang w:val="en-US" w:eastAsia="zh-CN" w:bidi="ar"/>
+                <w14:ligatures w14:val="standardContextual"/>
+              </w:rPr>
+              <w:t>egree</w:t>
+            </w:r>
+            <w:r>
+              <w:rPr>
+                <w:rFonts w:hint="default"/>
+                <w:sz w:val="24"/>
+                <w:szCs w:val="24"/>
+                <w:vertAlign w:val="baseline"/>
+                <w:lang w:val="en-US" w:eastAsia="zh-CN"/>
+              </w:rPr>
+              <w:t>}</w:t>
+            </w:r>
+          </w:p>
+          <w:p>
+            <w:pPr>
+              <w:jc w:val="center"/>
+              <w:rPr>
+                <w:rFonts w:hint="default"/>
+                <w:sz w:val="24"/>
+                <w:szCs w:val="24"/>
+                <w:vertAlign w:val="baseline"/>
+                <w:lang w:val="en-US" w:eastAsia="zh-CN"/>
+              </w:rPr>
+            </w:pPr>
+          </w:p>
+        </w:tc>
+        <w:tc>
+          <w:tcPr>
+            <w:tcW w:w="1500" w:type="dxa"/>
+            <w:vAlign w:val="center"/>
+          </w:tcPr>
+          <w:p>
+            <w:pPr>
+              <w:jc w:val="center"/>
+              <w:rPr>
+                <w:rFonts w:hint="default"/>
+                <w:sz w:val="24"/>
+                <w:szCs w:val="24"/>
+                <w:vertAlign w:val="baseline"/>
+                <w:lang w:val="en-US" w:eastAsia="zh-CN"/>
+              </w:rPr>
+            </w:pPr>
+            <w:r>
+              <w:rPr>
+                <w:rFonts w:hint="eastAsia"/>
+                <w:sz w:val="24"/>
+                <w:szCs w:val="24"/>
+                <w:vertAlign w:val="baseline"/>
+                <w:lang w:val="en-US" w:eastAsia="zh-CN"/>
+              </w:rPr>
+              <w:t>毕业院校系及专业</w:t>
+            </w:r>
+          </w:p>
+        </w:tc>
+        <w:tc>
+          <w:tcPr>
+            <w:tcW w:w="3316" w:type="dxa"/>
+            <w:gridSpan w:val="2"/>
+            <w:vAlign w:val="center"/>
+          </w:tcPr>
+          <w:p>
+            <w:pPr>
+              <w:keepNext w:val="0"/>
+              <w:keepLines w:val="0"/>
+              <w:widowControl/>
+              <w:suppressLineNumbers w:val="0"/>
+              <w:jc w:val="center"/>
+              <w:rPr>
+                <w:rFonts w:hint="default"/>
+                <w:sz w:val="24"/>
+                <w:szCs w:val="24"/>
+                <w:vertAlign w:val="baseline"/>
+                <w:lang w:val="en-US" w:eastAsia="zh-CN"/>
+              </w:rPr>
+            </w:pPr>
+            <w:r>
+              <w:rPr>
+                <w:rFonts w:hint="default"/>
+                <w:sz w:val="24"/>
+                <w:szCs w:val="24"/>
+                <w:vertAlign w:val="baseline"/>
+                <w:lang w:val="en-US" w:eastAsia="zh-CN"/>
+              </w:rPr>
+              <w:t>${education.</w:t>
+            </w:r>
+            <w:r>
+              <w:rPr>
+                <w:rFonts w:ascii="宋体" w:hAnsi="宋体" w:eastAsia="宋体" w:cs="宋体"/>
+                <w:kern w:val="0"/>
+                <w:sz w:val="24"/>
+                <w:szCs w:val="24"/>
+                <w:lang w:val="en-US" w:eastAsia="zh-CN" w:bidi="ar"/>
+                <w14:ligatures w14:val="standardContextual"/>
+              </w:rPr>
+              <w:t>department</w:t>
+            </w:r>
+            <w:r>
+              <w:rPr>
+                <w:rFonts w:hint="default"/>
+                <w:sz w:val="24"/>
+                <w:szCs w:val="24"/>
+                <w:vertAlign w:val="baseline"/>
+                <w:lang w:val="en-US" w:eastAsia="zh-CN"/>
+              </w:rPr>
+              <w:t>}${education.</w:t>
+            </w:r>
+            <w:r>
+              <w:rPr>
+                <w:rFonts w:ascii="宋体" w:hAnsi="宋体" w:eastAsia="宋体" w:cs="宋体"/>
+                <w:kern w:val="0"/>
+                <w:sz w:val="24"/>
+                <w:szCs w:val="24"/>
+                <w:lang w:val="en-US" w:eastAsia="zh-CN" w:bidi="ar"/>
+                <w14:ligatures w14:val="standardContextual"/>
+              </w:rPr>
+              <w:t>major</w:t>
+            </w:r>
+            <w:r>
+              <w:rPr>
+                <w:rFonts w:hint="default"/>
+                <w:sz w:val="24"/>
+                <w:szCs w:val="24"/>
+                <w:vertAlign w:val="baseline"/>
+                <w:lang w:val="en-US" w:eastAsia="zh-CN"/>
+              </w:rPr>
+              <w:t>}</w:t>
+            </w:r>
+          </w:p>
+        </w:tc>
+      </w:tr>
+      <w:tr>
+        <w:tc>
+          <w:tcPr>
+            <w:tcW w:w="952" w:type="dxa"/>
           </w:tcPr>
           <w:p>
             <w:pPr>
@@ -294,13 +1240,14 @@
                 <w:vertAlign w:val="baseline"/>
                 <w:lang w:val="en-US" w:eastAsia="zh-CN"/>
               </w:rPr>
-              <w:t>民族</w:t>
-            </w:r>
-          </w:p>
-        </w:tc>
-        <w:tc>
-          <w:tcPr>
-            <w:tcW w:w="1703" w:type="dxa"/>
+              <w:t>现任职务</w:t>
+            </w:r>
+          </w:p>
+        </w:tc>
+        <w:tc>
+          <w:tcPr>
+            <w:tcW w:w="8800" w:type="dxa"/>
+            <w:gridSpan w:val="6"/>
           </w:tcPr>
           <w:p>
             <w:pPr>
@@ -336,7 +1283,7 @@
                 <w:lang w:val="en-US" w:eastAsia="zh-CN" w:bidi="ar"/>
                 <w14:ligatures w14:val="standardContextual"/>
               </w:rPr>
-              <w:t>nationality</w:t>
+              <w:t>currentPosition</w:t>
             </w:r>
             <w:r>
               <w:rPr>
@@ -350,9 +1297,11 @@
             </w:r>
           </w:p>
         </w:tc>
-        <w:tc>
-          <w:tcPr>
-            <w:tcW w:w="1495" w:type="dxa"/>
+      </w:tr>
+      <w:tr>
+        <w:tc>
+          <w:tcPr>
+            <w:tcW w:w="952" w:type="dxa"/>
           </w:tcPr>
           <w:p>
             <w:pPr>
@@ -373,13 +1322,14 @@
                 <w:vertAlign w:val="baseline"/>
                 <w:lang w:val="en-US" w:eastAsia="zh-CN"/>
               </w:rPr>
-              <w:t>籍贯</w:t>
-            </w:r>
-          </w:p>
-        </w:tc>
-        <w:tc>
-          <w:tcPr>
-            <w:tcW w:w="1423" w:type="dxa"/>
+              <w:t>拟任职务</w:t>
+            </w:r>
+          </w:p>
+        </w:tc>
+        <w:tc>
+          <w:tcPr>
+            <w:tcW w:w="8800" w:type="dxa"/>
+            <w:gridSpan w:val="6"/>
           </w:tcPr>
           <w:p>
             <w:pPr>
@@ -415,7 +1365,7 @@
                 <w:lang w:val="en-US" w:eastAsia="zh-CN" w:bidi="ar"/>
                 <w14:ligatures w14:val="standardContextual"/>
               </w:rPr>
-              <w:t>nativePlace</w:t>
+              <w:t>proposedPosition</w:t>
             </w:r>
             <w:r>
               <w:rPr>
@@ -429,9 +1379,11 @@
             </w:r>
           </w:p>
         </w:tc>
-        <w:tc>
-          <w:tcPr>
-            <w:tcW w:w="1596" w:type="dxa"/>
+      </w:tr>
+      <w:tr>
+        <w:tc>
+          <w:tcPr>
+            <w:tcW w:w="952" w:type="dxa"/>
           </w:tcPr>
           <w:p>
             <w:pPr>
@@ -452,13 +1404,14 @@
                 <w:vertAlign w:val="baseline"/>
                 <w:lang w:val="en-US" w:eastAsia="zh-CN"/>
               </w:rPr>
-              <w:t>出生地</w:t>
-            </w:r>
-          </w:p>
-        </w:tc>
-        <w:tc>
-          <w:tcPr>
-            <w:tcW w:w="1295" w:type="dxa"/>
+              <w:t>拟免职务</w:t>
+            </w:r>
+          </w:p>
+        </w:tc>
+        <w:tc>
+          <w:tcPr>
+            <w:tcW w:w="8800" w:type="dxa"/>
+            <w:gridSpan w:val="6"/>
           </w:tcPr>
           <w:p>
             <w:pPr>
@@ -494,7 +1447,7 @@
                 <w:lang w:val="en-US" w:eastAsia="zh-CN" w:bidi="ar"/>
                 <w14:ligatures w14:val="standardContextual"/>
               </w:rPr>
-              <w:t>birthPlace</w:t>
+              <w:t>proposedRemovedPosition</w:t>
             </w:r>
             <w:r>
               <w:rPr>
@@ -506,31 +1459,13 @@
               </w:rPr>
               <w:t>}</w:t>
             </w:r>
-          </w:p>
-        </w:tc>
-        <w:tc>
-          <w:tcPr>
-            <w:tcW w:w="1932" w:type="dxa"/>
-            <w:vMerge w:val="continue"/>
-          </w:tcPr>
-          <w:p>
-            <w:pPr>
-              <w:jc w:val="left"/>
-              <w:rPr>
-                <w:rFonts w:hint="default"/>
-                <w:sz w:val="44"/>
-                <w:szCs w:val="44"/>
-                <w:vertAlign w:val="baseline"/>
-                <w:lang w:val="en-US" w:eastAsia="zh-CN"/>
-              </w:rPr>
-            </w:pPr>
           </w:p>
         </w:tc>
       </w:tr>
       <w:tr>
         <w:tc>
           <w:tcPr>
-            <w:tcW w:w="308" w:type="dxa"/>
+            <w:tcW w:w="952" w:type="dxa"/>
           </w:tcPr>
           <w:p>
             <w:pPr>
@@ -551,13 +1486,14 @@
                 <w:vertAlign w:val="baseline"/>
                 <w:lang w:val="en-US" w:eastAsia="zh-CN"/>
               </w:rPr>
-              <w:t>入党时间</w:t>
-            </w:r>
-          </w:p>
-        </w:tc>
-        <w:tc>
-          <w:tcPr>
-            <w:tcW w:w="1703" w:type="dxa"/>
+              <w:t>简历</w:t>
+            </w:r>
+          </w:p>
+        </w:tc>
+        <w:tc>
+          <w:tcPr>
+            <w:tcW w:w="8800" w:type="dxa"/>
+            <w:gridSpan w:val="6"/>
           </w:tcPr>
           <w:p>
             <w:pPr>
@@ -573,9 +1509,6 @@
             <w:r>
               <w:rPr>
                 <w:rFonts w:hint="default"/>
-                <w:sz w:val="24"/>
-                <w:szCs w:val="24"/>
-                <w:vertAlign w:val="baseline"/>
                 <w:lang w:val="en-US" w:eastAsia="zh-CN"/>
               </w:rPr>
               <w:t>${</w:t>
@@ -589,23 +1522,22 @@
                 <w:lang w:val="en-US" w:eastAsia="zh-CN" w:bidi="ar"/>
                 <w14:ligatures w14:val="standardContextual"/>
               </w:rPr>
-              <w:t>joinPartyDate</w:t>
-            </w:r>
-            <w:r>
-              <w:rPr>
-                <w:rFonts w:hint="default"/>
-                <w:sz w:val="24"/>
-                <w:szCs w:val="24"/>
-                <w:vertAlign w:val="baseline"/>
+              <w:t>workExperience</w:t>
+            </w:r>
+            <w:r>
+              <w:rPr>
+                <w:rFonts w:hint="default"/>
                 <w:lang w:val="en-US" w:eastAsia="zh-CN"/>
               </w:rPr>
               <w:t>}</w:t>
             </w:r>
           </w:p>
         </w:tc>
-        <w:tc>
-          <w:tcPr>
-            <w:tcW w:w="1495" w:type="dxa"/>
+      </w:tr>
+      <w:tr>
+        <w:tc>
+          <w:tcPr>
+            <w:tcW w:w="952" w:type="dxa"/>
           </w:tcPr>
           <w:p>
             <w:pPr>
@@ -626,13 +1558,14 @@
                 <w:vertAlign w:val="baseline"/>
                 <w:lang w:val="en-US" w:eastAsia="zh-CN"/>
               </w:rPr>
-              <w:t>参加工作时间</w:t>
-            </w:r>
-          </w:p>
-        </w:tc>
-        <w:tc>
-          <w:tcPr>
-            <w:tcW w:w="1423" w:type="dxa"/>
+              <w:t>奖惩情况</w:t>
+            </w:r>
+          </w:p>
+        </w:tc>
+        <w:tc>
+          <w:tcPr>
+            <w:tcW w:w="8800" w:type="dxa"/>
+            <w:gridSpan w:val="6"/>
           </w:tcPr>
           <w:p>
             <w:pPr>
@@ -652,29 +1585,41 @@
             <w:r>
               <w:rPr>
                 <w:rFonts w:hint="default"/>
+                <w:sz w:val="24"/>
+                <w:szCs w:val="24"/>
+                <w:vertAlign w:val="baseline"/>
                 <w:lang w:val="en-US" w:eastAsia="zh-CN"/>
               </w:rPr>
               <w:t>${</w:t>
             </w:r>
             <w:r>
               <w:rPr>
-                <w:rFonts w:hint="eastAsia"/>
-                <w:lang w:val="en-US" w:eastAsia="zh-CN"/>
-              </w:rPr>
-              <w:t>firstJobDate</w:t>
-            </w:r>
-            <w:r>
-              <w:rPr>
-                <w:rFonts w:hint="default"/>
+                <w:rFonts w:ascii="宋体" w:hAnsi="宋体" w:eastAsia="宋体" w:cs="宋体"/>
+                <w:kern w:val="0"/>
+                <w:sz w:val="24"/>
+                <w:szCs w:val="24"/>
+                <w:lang w:val="en-US" w:eastAsia="zh-CN" w:bidi="ar"/>
+                <w14:ligatures w14:val="standardContextual"/>
+              </w:rPr>
+              <w:t>rewardPunishmentRecord</w:t>
+            </w:r>
+            <w:r>
+              <w:rPr>
+                <w:rFonts w:hint="default"/>
+                <w:sz w:val="24"/>
+                <w:szCs w:val="24"/>
+                <w:vertAlign w:val="baseline"/>
                 <w:lang w:val="en-US" w:eastAsia="zh-CN"/>
               </w:rPr>
               <w:t>}</w:t>
             </w:r>
           </w:p>
         </w:tc>
-        <w:tc>
-          <w:tcPr>
-            <w:tcW w:w="1596" w:type="dxa"/>
+      </w:tr>
+      <w:tr>
+        <w:tc>
+          <w:tcPr>
+            <w:tcW w:w="952" w:type="dxa"/>
           </w:tcPr>
           <w:p>
             <w:pPr>
@@ -695,13 +1640,92 @@
                 <w:vertAlign w:val="baseline"/>
                 <w:lang w:val="en-US" w:eastAsia="zh-CN"/>
               </w:rPr>
-              <w:t>健康状况</w:t>
-            </w:r>
-          </w:p>
-        </w:tc>
-        <w:tc>
-          <w:tcPr>
-            <w:tcW w:w="1295" w:type="dxa"/>
+              <w:t>年度考核结果</w:t>
+            </w:r>
+          </w:p>
+        </w:tc>
+        <w:tc>
+          <w:tcPr>
+            <w:tcW w:w="8800" w:type="dxa"/>
+            <w:gridSpan w:val="6"/>
+          </w:tcPr>
+          <w:p>
+            <w:pPr>
+              <w:jc w:val="left"/>
+              <w:rPr>
+                <w:rFonts w:hint="default"/>
+                <w:sz w:val="24"/>
+                <w:szCs w:val="24"/>
+                <w:vertAlign w:val="baseline"/>
+                <w:lang w:val="en-US" w:eastAsia="zh-CN"/>
+              </w:rPr>
+            </w:pPr>
+            <w:r>
+              <w:rPr>
+                <w:rFonts w:hint="default"/>
+                <w:sz w:val="24"/>
+                <w:szCs w:val="24"/>
+                <w:vertAlign w:val="baseline"/>
+                <w:lang w:val="en-US" w:eastAsia="zh-CN"/>
+              </w:rPr>
+              <w:t>${</w:t>
+            </w:r>
+            <w:r>
+              <w:rPr>
+                <w:rFonts w:ascii="宋体" w:hAnsi="宋体" w:eastAsia="宋体" w:cs="宋体"/>
+                <w:kern w:val="0"/>
+                <w:sz w:val="24"/>
+                <w:szCs w:val="24"/>
+                <w:lang w:val="en-US" w:eastAsia="zh-CN" w:bidi="ar"/>
+                <w14:ligatures w14:val="standardContextual"/>
+              </w:rPr>
+              <w:t>annualAssessmentResult</w:t>
+            </w:r>
+            <w:r>
+              <w:rPr>
+                <w:rFonts w:hint="default"/>
+                <w:sz w:val="24"/>
+                <w:szCs w:val="24"/>
+                <w:vertAlign w:val="baseline"/>
+                <w:lang w:val="en-US" w:eastAsia="zh-CN"/>
+              </w:rPr>
+              <w:t>}</w:t>
+            </w:r>
+          </w:p>
+        </w:tc>
+      </w:tr>
+      <w:tr>
+        <w:tc>
+          <w:tcPr>
+            <w:tcW w:w="952" w:type="dxa"/>
+          </w:tcPr>
+          <w:p>
+            <w:pPr>
+              <w:jc w:val="left"/>
+              <w:rPr>
+                <w:rFonts w:hint="default"/>
+                <w:sz w:val="24"/>
+                <w:szCs w:val="24"/>
+                <w:vertAlign w:val="baseline"/>
+                <w:lang w:val="en-US" w:eastAsia="zh-CN"/>
+              </w:rPr>
+            </w:pPr>
+            <w:r>
+              <w:rPr>
+                <w:rFonts w:hint="eastAsia"/>
+                <w:sz w:val="24"/>
+                <w:szCs w:val="24"/>
+                <w:vertAlign w:val="baseline"/>
+                <w:lang w:val="en-US" w:eastAsia="zh-CN"/>
+              </w:rPr>
+              <w:t>任免理由</w:t>
+            </w:r>
+          </w:p>
+        </w:tc>
+        <w:tc>
+          <w:tcPr>
+            <w:tcW w:w="8800" w:type="dxa"/>
+            <w:gridSpan w:val="6"/>
           </w:tcPr>
           <w:p>
             <w:pPr>
@@ -737,7 +1761,7 @@
                 <w:lang w:val="en-US" w:eastAsia="zh-CN" w:bidi="ar"/>
                 <w14:ligatures w14:val="standardContextual"/>
               </w:rPr>
-              <w:t>healthCondition</w:t>
+              <w:t>appointmentRemovalReason</w:t>
             </w:r>
             <w:r>
               <w:rPr>
@@ -749,31 +1773,14 @@
               </w:rPr>
               <w:t>}</w:t>
             </w:r>
-          </w:p>
-        </w:tc>
-        <w:tc>
-          <w:tcPr>
-            <w:tcW w:w="1932" w:type="dxa"/>
-            <w:vMerge w:val="continue"/>
-          </w:tcPr>
-          <w:p>
-            <w:pPr>
-              <w:jc w:val="left"/>
-              <w:rPr>
-                <w:rFonts w:hint="default"/>
-                <w:sz w:val="44"/>
-                <w:szCs w:val="44"/>
-                <w:vertAlign w:val="baseline"/>
-                <w:lang w:val="en-US" w:eastAsia="zh-CN"/>
-              </w:rPr>
-            </w:pPr>
           </w:p>
         </w:tc>
       </w:tr>
       <w:tr>
         <w:tc>
           <w:tcPr>
-            <w:tcW w:w="308" w:type="dxa"/>
+            <w:tcW w:w="952" w:type="dxa"/>
+            <w:vMerge w:val="restart"/>
           </w:tcPr>
           <w:p>
             <w:pPr>
@@ -794,13 +1801,121 @@
                 <w:vertAlign w:val="baseline"/>
                 <w:lang w:val="en-US" w:eastAsia="zh-CN"/>
               </w:rPr>
-              <w:t>专业技术职务</w:t>
-            </w:r>
-          </w:p>
-        </w:tc>
-        <w:tc>
-          <w:tcPr>
-            <w:tcW w:w="3198" w:type="dxa"/>
+              <w:t>家庭主要成员及重要社会关系</w:t>
+            </w:r>
+          </w:p>
+        </w:tc>
+        <w:tc>
+          <w:tcPr>
+            <w:tcW w:w="1468" w:type="dxa"/>
+          </w:tcPr>
+          <w:p>
+            <w:pPr>
+              <w:jc w:val="left"/>
+              <w:rPr>
+                <w:rFonts w:hint="default"/>
+                <w:sz w:val="24"/>
+                <w:szCs w:val="24"/>
+                <w:vertAlign w:val="baseline"/>
+                <w:lang w:val="en-US" w:eastAsia="zh-CN"/>
+              </w:rPr>
+            </w:pPr>
+            <w:r>
+              <w:rPr>
+                <w:rFonts w:hint="eastAsia"/>
+                <w:sz w:val="24"/>
+                <w:szCs w:val="24"/>
+                <w:vertAlign w:val="baseline"/>
+                <w:lang w:val="en-US" w:eastAsia="zh-CN"/>
+              </w:rPr>
+              <w:t>称谓</w:t>
+            </w:r>
+          </w:p>
+        </w:tc>
+        <w:tc>
+          <w:tcPr>
+            <w:tcW w:w="1132" w:type="dxa"/>
+          </w:tcPr>
+          <w:p>
+            <w:pPr>
+              <w:jc w:val="left"/>
+              <w:rPr>
+                <w:rFonts w:hint="default"/>
+                <w:sz w:val="24"/>
+                <w:szCs w:val="24"/>
+                <w:vertAlign w:val="baseline"/>
+                <w:lang w:val="en-US" w:eastAsia="zh-CN"/>
+              </w:rPr>
+            </w:pPr>
+            <w:r>
+              <w:rPr>
+                <w:rFonts w:hint="eastAsia"/>
+                <w:sz w:val="24"/>
+                <w:szCs w:val="24"/>
+                <w:vertAlign w:val="baseline"/>
+                <w:lang w:val="en-US" w:eastAsia="zh-CN"/>
+              </w:rPr>
+              <w:t>姓名</w:t>
+            </w:r>
+          </w:p>
+        </w:tc>
+        <w:tc>
+          <w:tcPr>
+            <w:tcW w:w="1384" w:type="dxa"/>
+          </w:tcPr>
+          <w:p>
+            <w:pPr>
+              <w:jc w:val="left"/>
+              <w:rPr>
+                <w:rFonts w:hint="default"/>
+                <w:sz w:val="24"/>
+                <w:szCs w:val="24"/>
+                <w:vertAlign w:val="baseline"/>
+                <w:lang w:val="en-US" w:eastAsia="zh-CN"/>
+              </w:rPr>
+            </w:pPr>
+            <w:r>
+              <w:rPr>
+                <w:rFonts w:hint="eastAsia"/>
+                <w:sz w:val="24"/>
+                <w:szCs w:val="24"/>
+                <w:vertAlign w:val="baseline"/>
+                <w:lang w:val="en-US" w:eastAsia="zh-CN"/>
+              </w:rPr>
+              <w:t>年龄</w:t>
+            </w:r>
+          </w:p>
+        </w:tc>
+        <w:tc>
+          <w:tcPr>
+            <w:tcW w:w="1500" w:type="dxa"/>
+          </w:tcPr>
+          <w:p>
+            <w:pPr>
+              <w:jc w:val="left"/>
+              <w:rPr>
+                <w:rFonts w:hint="default"/>
+                <w:sz w:val="24"/>
+                <w:szCs w:val="24"/>
+                <w:vertAlign w:val="baseline"/>
+                <w:lang w:val="en-US" w:eastAsia="zh-CN"/>
+              </w:rPr>
+            </w:pPr>
+            <w:r>
+              <w:rPr>
+                <w:rFonts w:hint="eastAsia"/>
+                <w:sz w:val="24"/>
+                <w:szCs w:val="24"/>
+                <w:vertAlign w:val="baseline"/>
+                <w:lang w:val="en-US" w:eastAsia="zh-CN"/>
+              </w:rPr>
+              <w:t>政治面貌</w:t>
+            </w:r>
+          </w:p>
+        </w:tc>
+        <w:tc>
+          <w:tcPr>
+            <w:tcW w:w="3316" w:type="dxa"/>
             <w:gridSpan w:val="2"/>
           </w:tcPr>
           <w:p>
@@ -816,43 +1931,22 @@
             </w:pPr>
             <w:r>
               <w:rPr>
-                <w:rFonts w:hint="default"/>
-                <w:color w:val="auto"/>
-                <w:sz w:val="24"/>
-                <w:szCs w:val="24"/>
-                <w:vertAlign w:val="baseline"/>
-                <w:lang w:val="en-US" w:eastAsia="zh-CN"/>
-              </w:rPr>
-              <w:t>${</w:t>
-            </w:r>
-            <w:r>
-              <w:rPr>
-                <w:rFonts w:ascii="宋体" w:hAnsi="宋体" w:eastAsia="宋体" w:cs="宋体"/>
-                <w:color w:val="auto"/>
-                <w:kern w:val="0"/>
-                <w:sz w:val="24"/>
-                <w:szCs w:val="24"/>
-                <w:lang w:val="en-US" w:eastAsia="zh-CN" w:bidi="ar"/>
-                <w14:ligatures w14:val="standardContextual"/>
-              </w:rPr>
-              <w:t>qualificationName</w:t>
-            </w:r>
-            <w:r>
-              <w:rPr>
-                <w:rFonts w:hint="default"/>
-                <w:color w:val="auto"/>
-                <w:sz w:val="24"/>
-                <w:szCs w:val="24"/>
-                <w:vertAlign w:val="baseline"/>
-                <w:lang w:val="en-US" w:eastAsia="zh-CN"/>
-              </w:rPr>
-              <w:t>}</w:t>
-            </w:r>
-          </w:p>
-        </w:tc>
-        <w:tc>
-          <w:tcPr>
-            <w:tcW w:w="1423" w:type="dxa"/>
+                <w:rFonts w:hint="eastAsia"/>
+                <w:sz w:val="24"/>
+                <w:szCs w:val="24"/>
+                <w:vertAlign w:val="baseline"/>
+                <w:lang w:val="en-US" w:eastAsia="zh-CN"/>
+              </w:rPr>
+              <w:t>工作单位及职务</w:t>
+            </w:r>
+          </w:p>
+        </w:tc>
+      </w:tr>
+      <w:tr>
+        <w:tc>
+          <w:tcPr>
+            <w:tcW w:w="952" w:type="dxa"/>
+            <w:vMerge w:val="continue"/>
           </w:tcPr>
           <w:p>
             <w:pPr>
@@ -865,22 +1959,11 @@
                 <w:lang w:val="en-US" w:eastAsia="zh-CN"/>
               </w:rPr>
             </w:pPr>
-            <w:r>
-              <w:rPr>
-                <w:rFonts w:hint="eastAsia"/>
-                <w:sz w:val="24"/>
-                <w:szCs w:val="24"/>
-                <w:vertAlign w:val="baseline"/>
-                <w:lang w:val="en-US" w:eastAsia="zh-CN"/>
-              </w:rPr>
-              <w:t>熟悉专业有何专长</w:t>
-            </w:r>
-          </w:p>
-        </w:tc>
-        <w:tc>
-          <w:tcPr>
-            <w:tcW w:w="2891" w:type="dxa"/>
-            <w:gridSpan w:val="2"/>
+          </w:p>
+        </w:tc>
+        <w:tc>
+          <w:tcPr>
+            <w:tcW w:w="1468" w:type="dxa"/>
           </w:tcPr>
           <w:p>
             <w:pPr>
@@ -900,6 +1983,7 @@
             <w:r>
               <w:rPr>
                 <w:rFonts w:hint="default"/>
+                <w:color w:val="FF0000"/>
                 <w:sz w:val="24"/>
                 <w:szCs w:val="24"/>
                 <w:vertAlign w:val="baseline"/>
@@ -910,17 +1994,43 @@
             <w:r>
               <w:rPr>
                 <w:rFonts w:ascii="宋体" w:hAnsi="宋体" w:eastAsia="宋体" w:cs="宋体"/>
+                <w:color w:val="FF0000"/>
                 <w:kern w:val="0"/>
                 <w:sz w:val="24"/>
                 <w:szCs w:val="24"/>
                 <w:lang w:val="en-US" w:eastAsia="zh-CN" w:bidi="ar"/>
                 <w14:ligatures w14:val="standardContextual"/>
               </w:rPr>
-              <w:t>majorExpertise</w:t>
-            </w:r>
-            <w:r>
-              <w:rPr>
-                <w:rFonts w:hint="default"/>
+              <w:t>familyAndSocialRelations</w:t>
+            </w:r>
+            <w:r>
+              <w:rPr>
+                <w:rFonts w:hint="default" w:ascii="宋体" w:hAnsi="宋体" w:eastAsia="宋体" w:cs="宋体"/>
+                <w:color w:val="FF0000"/>
+                <w:kern w:val="0"/>
+                <w:sz w:val="24"/>
+                <w:szCs w:val="24"/>
+                <w:lang w:val="en-US" w:eastAsia="zh-CN" w:bidi="ar"/>
+                <w14:ligatures w14:val="standardContextual"/>
+              </w:rPr>
+              <w:t>.</w:t>
+            </w:r>
+            <w:r>
+              <w:rPr>
+                <w:rFonts w:ascii="宋体" w:hAnsi="宋体" w:eastAsia="宋体" w:cs="宋体"/>
+                <w:color w:val="FF0000"/>
+                <w:kern w:val="0"/>
+                <w:sz w:val="24"/>
+                <w:szCs w:val="24"/>
+                <w:lang w:val="en-US" w:eastAsia="zh-CN" w:bidi="ar"/>
+                <w14:ligatures w14:val="standardContextual"/>
+              </w:rPr>
+              <w:t>appellation</w:t>
+            </w:r>
+            <w:r>
+              <w:rPr>
+                <w:rFonts w:hint="default"/>
+                <w:color w:val="FF0000"/>
                 <w:sz w:val="24"/>
                 <w:szCs w:val="24"/>
                 <w:vertAlign w:val="baseline"/>
@@ -932,54 +2042,7 @@
         </w:tc>
         <w:tc>
           <w:tcPr>
-            <w:tcW w:w="1932" w:type="dxa"/>
-            <w:vMerge w:val="continue"/>
-          </w:tcPr>
-          <w:p>
-            <w:pPr>
-              <w:jc w:val="left"/>
-              <w:rPr>
-                <w:rFonts w:hint="default"/>
-                <w:sz w:val="24"/>
-                <w:szCs w:val="24"/>
-                <w:vertAlign w:val="baseline"/>
-                <w:lang w:val="en-US" w:eastAsia="zh-CN"/>
-              </w:rPr>
-            </w:pPr>
-          </w:p>
-        </w:tc>
-      </w:tr>
-      <w:tr>
-        <w:tc>
-          <w:tcPr>
-            <w:tcW w:w="308" w:type="dxa"/>
-          </w:tcPr>
-          <w:p>
-            <w:pPr>
-              <w:jc w:val="left"/>
-              <w:rPr>
-                <w:rFonts w:hint="default"/>
-                <w:sz w:val="24"/>
-                <w:szCs w:val="24"/>
-                <w:vertAlign w:val="baseline"/>
-                <w:lang w:val="en-US" w:eastAsia="zh-CN"/>
-              </w:rPr>
-            </w:pPr>
-            <w:r>
-              <w:rPr>
-                <w:rFonts w:hint="eastAsia"/>
-                <w:sz w:val="24"/>
-                <w:szCs w:val="24"/>
-                <w:vertAlign w:val="baseline"/>
-                <w:lang w:val="en-US" w:eastAsia="zh-CN"/>
-              </w:rPr>
-              <w:t>学历学位</w:t>
-            </w:r>
-          </w:p>
-        </w:tc>
-        <w:tc>
-          <w:tcPr>
-            <w:tcW w:w="1703" w:type="dxa"/>
+            <w:tcW w:w="1132" w:type="dxa"/>
           </w:tcPr>
           <w:p>
             <w:pPr>
@@ -1004,7 +2067,7 @@
                 <w:vertAlign w:val="baseline"/>
                 <w:lang w:val="en-US" w:eastAsia="zh-CN"/>
               </w:rPr>
-              <w:t>${education.t</w:t>
+              <w:t>${</w:t>
             </w:r>
             <w:r>
               <w:rPr>
@@ -1015,7 +2078,29 @@
                 <w:lang w:val="en-US" w:eastAsia="zh-CN" w:bidi="ar"/>
                 <w14:ligatures w14:val="standardContextual"/>
               </w:rPr>
-              <w:t>ype</w:t>
+              <w:t>familyAndSocialRelations</w:t>
+            </w:r>
+            <w:r>
+              <w:rPr>
+                <w:rFonts w:hint="default" w:ascii="宋体" w:hAnsi="宋体" w:eastAsia="宋体" w:cs="宋体"/>
+                <w:kern w:val="0"/>
+                <w:sz w:val="24"/>
+                <w:szCs w:val="24"/>
+                <w:lang w:val="en-US" w:eastAsia="zh-CN" w:bidi="ar"/>
+                <w14:ligatures w14:val="standardContextual"/>
+              </w:rPr>
+              <w:t>.</w:t>
+            </w:r>
+            <w:r>
+              <w:rPr>
+                <w:rFonts w:ascii="宋体" w:hAnsi="宋体" w:eastAsia="宋体" w:cs="宋体"/>
+                <w:kern w:val="0"/>
+                <w:sz w:val="24"/>
+                <w:szCs w:val="24"/>
+                <w:lang w:val="en-US" w:eastAsia="zh-CN" w:bidi="ar"/>
+                <w14:ligatures w14:val="standardContextual"/>
+              </w:rPr>
+              <w:t>name</w:t>
             </w:r>
             <w:r>
               <w:rPr>
@@ -1031,8 +2116,7 @@
         </w:tc>
         <w:tc>
           <w:tcPr>
-            <w:tcW w:w="2918" w:type="dxa"/>
-            <w:gridSpan w:val="2"/>
+            <w:tcW w:w="1384" w:type="dxa"/>
           </w:tcPr>
           <w:p>
             <w:pPr>
@@ -1057,7 +2141,7 @@
                 <w:vertAlign w:val="baseline"/>
                 <w:lang w:val="en-US" w:eastAsia="zh-CN"/>
               </w:rPr>
-              <w:t>${education.d</w:t>
+              <w:t>${</w:t>
             </w:r>
             <w:r>
               <w:rPr>
@@ -1068,7 +2152,29 @@
                 <w:lang w:val="en-US" w:eastAsia="zh-CN" w:bidi="ar"/>
                 <w14:ligatures w14:val="standardContextual"/>
               </w:rPr>
-              <w:t>egree</w:t>
+              <w:t>familyAndSocialRelations</w:t>
+            </w:r>
+            <w:r>
+              <w:rPr>
+                <w:rFonts w:hint="default" w:ascii="宋体" w:hAnsi="宋体" w:eastAsia="宋体" w:cs="宋体"/>
+                <w:kern w:val="0"/>
+                <w:sz w:val="24"/>
+                <w:szCs w:val="24"/>
+                <w:lang w:val="en-US" w:eastAsia="zh-CN" w:bidi="ar"/>
+                <w14:ligatures w14:val="standardContextual"/>
+              </w:rPr>
+              <w:t>.</w:t>
+            </w:r>
+            <w:r>
+              <w:rPr>
+                <w:rFonts w:ascii="宋体" w:hAnsi="宋体" w:eastAsia="宋体" w:cs="宋体"/>
+                <w:kern w:val="0"/>
+                <w:sz w:val="24"/>
+                <w:szCs w:val="24"/>
+                <w:lang w:val="en-US" w:eastAsia="zh-CN" w:bidi="ar"/>
+                <w14:ligatures w14:val="standardContextual"/>
+              </w:rPr>
+              <w:t>age</w:t>
             </w:r>
             <w:r>
               <w:rPr>
@@ -1081,50 +2187,10 @@
               <w:t>}</w:t>
             </w:r>
           </w:p>
-          <w:p>
-            <w:pPr>
-              <w:jc w:val="left"/>
-              <w:rPr>
-                <w:rFonts w:hint="default"/>
-                <w:sz w:val="24"/>
-                <w:szCs w:val="24"/>
-                <w:vertAlign w:val="baseline"/>
-                <w:lang w:val="en-US" w:eastAsia="zh-CN"/>
-              </w:rPr>
-            </w:pPr>
-          </w:p>
-        </w:tc>
-        <w:tc>
-          <w:tcPr>
-            <w:tcW w:w="1596" w:type="dxa"/>
-          </w:tcPr>
-          <w:p>
-            <w:pPr>
-              <w:jc w:val="left"/>
-              <w:rPr>
-                <w:rFonts w:hint="default"/>
-                <w:sz w:val="24"/>
-                <w:szCs w:val="24"/>
-                <w:vertAlign w:val="baseline"/>
-                <w:lang w:val="en-US" w:eastAsia="zh-CN"/>
-              </w:rPr>
-            </w:pPr>
-            <w:r>
-              <w:rPr>
-                <w:rFonts w:hint="eastAsia"/>
-                <w:sz w:val="24"/>
-                <w:szCs w:val="24"/>
-                <w:vertAlign w:val="baseline"/>
-                <w:lang w:val="en-US" w:eastAsia="zh-CN"/>
-              </w:rPr>
-              <w:t>毕业院校系及专业</w:t>
-            </w:r>
-          </w:p>
-        </w:tc>
-        <w:tc>
-          <w:tcPr>
-            <w:tcW w:w="3227" w:type="dxa"/>
-            <w:gridSpan w:val="2"/>
+        </w:tc>
+        <w:tc>
+          <w:tcPr>
+            <w:tcW w:w="1500" w:type="dxa"/>
           </w:tcPr>
           <w:p>
             <w:pPr>
@@ -1149,7 +2215,7 @@
                 <w:vertAlign w:val="baseline"/>
                 <w:lang w:val="en-US" w:eastAsia="zh-CN"/>
               </w:rPr>
-              <w:t>${education.</w:t>
+              <w:t>${</w:t>
             </w:r>
             <w:r>
               <w:rPr>
@@ -1160,17 +2226,18 @@
                 <w:lang w:val="en-US" w:eastAsia="zh-CN" w:bidi="ar"/>
                 <w14:ligatures w14:val="standardContextual"/>
               </w:rPr>
-              <w:t>department</w:t>
-            </w:r>
-            <w:r>
-              <w:rPr>
-                <w:rFonts w:hint="default"/>
-                <w:sz w:val="24"/>
-                <w:szCs w:val="24"/>
-                <w:vertAlign w:val="baseline"/>
-                <w:lang w:val="en-US" w:eastAsia="zh-CN"/>
-              </w:rPr>
-              <w:t>}${education.</w:t>
+              <w:t>familyAndSocialRelations</w:t>
+            </w:r>
+            <w:r>
+              <w:rPr>
+                <w:rFonts w:hint="default" w:ascii="宋体" w:hAnsi="宋体" w:eastAsia="宋体" w:cs="宋体"/>
+                <w:kern w:val="0"/>
+                <w:sz w:val="24"/>
+                <w:szCs w:val="24"/>
+                <w:lang w:val="en-US" w:eastAsia="zh-CN" w:bidi="ar"/>
+                <w14:ligatures w14:val="standardContextual"/>
+              </w:rPr>
+              <w:t>.</w:t>
             </w:r>
             <w:r>
               <w:rPr>
@@ -1181,7 +2248,7 @@
                 <w:lang w:val="en-US" w:eastAsia="zh-CN" w:bidi="ar"/>
                 <w14:ligatures w14:val="standardContextual"/>
               </w:rPr>
-              <w:t>major</w:t>
+              <w:t>political</w:t>
             </w:r>
             <w:r>
               <w:rPr>
@@ -1195,40 +2262,10 @@
             </w:r>
           </w:p>
         </w:tc>
-      </w:tr>
-      <w:tr>
-        <w:tc>
-          <w:tcPr>
-            <w:tcW w:w="2011" w:type="dxa"/>
+        <w:tc>
+          <w:tcPr>
+            <w:tcW w:w="3316" w:type="dxa"/>
             <w:gridSpan w:val="2"/>
-          </w:tcPr>
-          <w:p>
-            <w:pPr>
-              <w:jc w:val="left"/>
-              <w:rPr>
-                <w:rFonts w:hint="default"/>
-                <w:sz w:val="24"/>
-                <w:szCs w:val="24"/>
-                <w:vertAlign w:val="baseline"/>
-                <w:lang w:val="en-US" w:eastAsia="zh-CN"/>
-              </w:rPr>
-            </w:pPr>
-            <w:r>
-              <w:rPr>
-                <w:rFonts w:hint="eastAsia"/>
-                <w:sz w:val="24"/>
-                <w:szCs w:val="24"/>
-                <w:vertAlign w:val="baseline"/>
-                <w:lang w:val="en-US" w:eastAsia="zh-CN"/>
-              </w:rPr>
-              <w:t>现任职务</w:t>
-            </w:r>
-          </w:p>
-        </w:tc>
-        <w:tc>
-          <w:tcPr>
-            <w:tcW w:w="7741" w:type="dxa"/>
-            <w:gridSpan w:val="5"/>
           </w:tcPr>
           <w:p>
             <w:pPr>
@@ -1264,7 +2301,29 @@
                 <w:lang w:val="en-US" w:eastAsia="zh-CN" w:bidi="ar"/>
                 <w14:ligatures w14:val="standardContextual"/>
               </w:rPr>
-              <w:t>currentPosition</w:t>
+              <w:t>familyAndSocialRelations</w:t>
+            </w:r>
+            <w:r>
+              <w:rPr>
+                <w:rFonts w:hint="default" w:ascii="宋体" w:hAnsi="宋体" w:eastAsia="宋体" w:cs="宋体"/>
+                <w:kern w:val="0"/>
+                <w:sz w:val="24"/>
+                <w:szCs w:val="24"/>
+                <w:lang w:val="en-US" w:eastAsia="zh-CN" w:bidi="ar"/>
+                <w14:ligatures w14:val="standardContextual"/>
+              </w:rPr>
+              <w:t>.</w:t>
+            </w:r>
+            <w:r>
+              <w:rPr>
+                <w:rFonts w:ascii="宋体" w:hAnsi="宋体" w:eastAsia="宋体" w:cs="宋体"/>
+                <w:kern w:val="0"/>
+                <w:sz w:val="24"/>
+                <w:szCs w:val="24"/>
+                <w:lang w:val="en-US" w:eastAsia="zh-CN" w:bidi="ar"/>
+                <w14:ligatures w14:val="standardContextual"/>
+              </w:rPr>
+              <w:t>workUnit</w:t>
             </w:r>
             <w:r>
               <w:rPr>
@@ -1282,8 +2341,7 @@
       <w:tr>
         <w:tc>
           <w:tcPr>
-            <w:tcW w:w="2011" w:type="dxa"/>
-            <w:gridSpan w:val="2"/>
+            <w:tcW w:w="952" w:type="dxa"/>
           </w:tcPr>
           <w:p>
             <w:pPr>
@@ -1304,14 +2362,14 @@
                 <w:vertAlign w:val="baseline"/>
                 <w:lang w:val="en-US" w:eastAsia="zh-CN"/>
               </w:rPr>
-              <w:t>拟任职务</w:t>
-            </w:r>
-          </w:p>
-        </w:tc>
-        <w:tc>
-          <w:tcPr>
-            <w:tcW w:w="7741" w:type="dxa"/>
-            <w:gridSpan w:val="5"/>
+              <w:t>呈报单位</w:t>
+            </w:r>
+          </w:p>
+        </w:tc>
+        <w:tc>
+          <w:tcPr>
+            <w:tcW w:w="8800" w:type="dxa"/>
+            <w:gridSpan w:val="6"/>
           </w:tcPr>
           <w:p>
             <w:pPr>
@@ -1331,1047 +2389,6 @@
             <w:r>
               <w:rPr>
                 <w:rFonts w:hint="default"/>
-                <w:sz w:val="24"/>
-                <w:szCs w:val="24"/>
-                <w:vertAlign w:val="baseline"/>
-                <w:lang w:val="en-US" w:eastAsia="zh-CN"/>
-              </w:rPr>
-              <w:t>${</w:t>
-            </w:r>
-            <w:r>
-              <w:rPr>
-                <w:rFonts w:ascii="宋体" w:hAnsi="宋体" w:eastAsia="宋体" w:cs="宋体"/>
-                <w:kern w:val="0"/>
-                <w:sz w:val="24"/>
-                <w:szCs w:val="24"/>
-                <w:lang w:val="en-US" w:eastAsia="zh-CN" w:bidi="ar"/>
-                <w14:ligatures w14:val="standardContextual"/>
-              </w:rPr>
-              <w:t>proposedPosition</w:t>
-            </w:r>
-            <w:r>
-              <w:rPr>
-                <w:rFonts w:hint="default"/>
-                <w:sz w:val="24"/>
-                <w:szCs w:val="24"/>
-                <w:vertAlign w:val="baseline"/>
-                <w:lang w:val="en-US" w:eastAsia="zh-CN"/>
-              </w:rPr>
-              <w:t>}</w:t>
-            </w:r>
-          </w:p>
-        </w:tc>
-      </w:tr>
-      <w:tr>
-        <w:tc>
-          <w:tcPr>
-            <w:tcW w:w="2011" w:type="dxa"/>
-            <w:gridSpan w:val="2"/>
-          </w:tcPr>
-          <w:p>
-            <w:pPr>
-              <w:jc w:val="left"/>
-              <w:rPr>
-                <w:rFonts w:hint="default"/>
-                <w:sz w:val="24"/>
-                <w:szCs w:val="24"/>
-                <w:vertAlign w:val="baseline"/>
-                <w:lang w:val="en-US" w:eastAsia="zh-CN"/>
-              </w:rPr>
-            </w:pPr>
-            <w:r>
-              <w:rPr>
-                <w:rFonts w:hint="eastAsia"/>
-                <w:sz w:val="24"/>
-                <w:szCs w:val="24"/>
-                <w:vertAlign w:val="baseline"/>
-                <w:lang w:val="en-US" w:eastAsia="zh-CN"/>
-              </w:rPr>
-              <w:t>拟免职务</w:t>
-            </w:r>
-          </w:p>
-        </w:tc>
-        <w:tc>
-          <w:tcPr>
-            <w:tcW w:w="7741" w:type="dxa"/>
-            <w:gridSpan w:val="5"/>
-          </w:tcPr>
-          <w:p>
-            <w:pPr>
-              <w:keepNext w:val="0"/>
-              <w:keepLines w:val="0"/>
-              <w:widowControl/>
-              <w:suppressLineNumbers w:val="0"/>
-              <w:jc w:val="left"/>
-              <w:rPr>
-                <w:rFonts w:hint="default"/>
-                <w:sz w:val="24"/>
-                <w:szCs w:val="24"/>
-                <w:vertAlign w:val="baseline"/>
-                <w:lang w:val="en-US" w:eastAsia="zh-CN"/>
-              </w:rPr>
-            </w:pPr>
-            <w:r>
-              <w:rPr>
-                <w:rFonts w:hint="default"/>
-                <w:sz w:val="24"/>
-                <w:szCs w:val="24"/>
-                <w:vertAlign w:val="baseline"/>
-                <w:lang w:val="en-US" w:eastAsia="zh-CN"/>
-              </w:rPr>
-              <w:t>${</w:t>
-            </w:r>
-            <w:r>
-              <w:rPr>
-                <w:rFonts w:ascii="宋体" w:hAnsi="宋体" w:eastAsia="宋体" w:cs="宋体"/>
-                <w:kern w:val="0"/>
-                <w:sz w:val="24"/>
-                <w:szCs w:val="24"/>
-                <w:lang w:val="en-US" w:eastAsia="zh-CN" w:bidi="ar"/>
-                <w14:ligatures w14:val="standardContextual"/>
-              </w:rPr>
-              <w:t>proposedRemovedPosition</w:t>
-            </w:r>
-            <w:r>
-              <w:rPr>
-                <w:rFonts w:hint="default"/>
-                <w:sz w:val="24"/>
-                <w:szCs w:val="24"/>
-                <w:vertAlign w:val="baseline"/>
-                <w:lang w:val="en-US" w:eastAsia="zh-CN"/>
-              </w:rPr>
-              <w:t>}</w:t>
-            </w:r>
-          </w:p>
-        </w:tc>
-      </w:tr>
-      <w:tr>
-        <w:tc>
-          <w:tcPr>
-            <w:tcW w:w="308" w:type="dxa"/>
-          </w:tcPr>
-          <w:p>
-            <w:pPr>
-              <w:jc w:val="left"/>
-              <w:rPr>
-                <w:rFonts w:hint="default"/>
-                <w:sz w:val="24"/>
-                <w:szCs w:val="24"/>
-                <w:vertAlign w:val="baseline"/>
-                <w:lang w:val="en-US" w:eastAsia="zh-CN"/>
-              </w:rPr>
-            </w:pPr>
-            <w:r>
-              <w:rPr>
-                <w:rFonts w:hint="eastAsia"/>
-                <w:sz w:val="24"/>
-                <w:szCs w:val="24"/>
-                <w:vertAlign w:val="baseline"/>
-                <w:lang w:val="en-US" w:eastAsia="zh-CN"/>
-              </w:rPr>
-              <w:t>简历</w:t>
-            </w:r>
-          </w:p>
-        </w:tc>
-        <w:tc>
-          <w:tcPr>
-            <w:tcW w:w="9444" w:type="dxa"/>
-            <w:gridSpan w:val="6"/>
-          </w:tcPr>
-          <w:p>
-            <w:pPr>
-              <w:jc w:val="left"/>
-              <w:rPr>
-                <w:rFonts w:hint="default"/>
-                <w:sz w:val="24"/>
-                <w:szCs w:val="24"/>
-                <w:vertAlign w:val="baseline"/>
-                <w:lang w:val="en-US" w:eastAsia="zh-CN"/>
-              </w:rPr>
-            </w:pPr>
-            <w:r>
-              <w:rPr>
-                <w:rFonts w:hint="default"/>
-                <w:lang w:val="en-US" w:eastAsia="zh-CN"/>
-              </w:rPr>
-              <w:t>${</w:t>
-            </w:r>
-            <w:r>
-              <w:rPr>
-                <w:rFonts w:ascii="宋体" w:hAnsi="宋体" w:eastAsia="宋体" w:cs="宋体"/>
-                <w:kern w:val="0"/>
-                <w:sz w:val="24"/>
-                <w:szCs w:val="24"/>
-                <w:lang w:val="en-US" w:eastAsia="zh-CN" w:bidi="ar"/>
-                <w14:ligatures w14:val="standardContextual"/>
-              </w:rPr>
-              <w:t>workExperience</w:t>
-            </w:r>
-            <w:r>
-              <w:rPr>
-                <w:rFonts w:hint="default"/>
-                <w:lang w:val="en-US" w:eastAsia="zh-CN"/>
-              </w:rPr>
-              <w:t>}</w:t>
-            </w:r>
-          </w:p>
-        </w:tc>
-      </w:tr>
-      <w:tr>
-        <w:tc>
-          <w:tcPr>
-            <w:tcW w:w="308" w:type="dxa"/>
-          </w:tcPr>
-          <w:p>
-            <w:pPr>
-              <w:jc w:val="left"/>
-              <w:rPr>
-                <w:rFonts w:hint="default"/>
-                <w:sz w:val="24"/>
-                <w:szCs w:val="24"/>
-                <w:vertAlign w:val="baseline"/>
-                <w:lang w:val="en-US" w:eastAsia="zh-CN"/>
-              </w:rPr>
-            </w:pPr>
-            <w:r>
-              <w:rPr>
-                <w:rFonts w:hint="eastAsia"/>
-                <w:sz w:val="24"/>
-                <w:szCs w:val="24"/>
-                <w:vertAlign w:val="baseline"/>
-                <w:lang w:val="en-US" w:eastAsia="zh-CN"/>
-              </w:rPr>
-              <w:t>奖惩情况</w:t>
-            </w:r>
-          </w:p>
-        </w:tc>
-        <w:tc>
-          <w:tcPr>
-            <w:tcW w:w="9444" w:type="dxa"/>
-            <w:gridSpan w:val="6"/>
-          </w:tcPr>
-          <w:p>
-            <w:pPr>
-              <w:keepNext w:val="0"/>
-              <w:keepLines w:val="0"/>
-              <w:widowControl/>
-              <w:suppressLineNumbers w:val="0"/>
-              <w:jc w:val="left"/>
-              <w:rPr>
-                <w:rFonts w:hint="default"/>
-                <w:sz w:val="24"/>
-                <w:szCs w:val="24"/>
-                <w:vertAlign w:val="baseline"/>
-                <w:lang w:val="en-US" w:eastAsia="zh-CN"/>
-              </w:rPr>
-            </w:pPr>
-            <w:r>
-              <w:rPr>
-                <w:rFonts w:hint="default"/>
-                <w:sz w:val="24"/>
-                <w:szCs w:val="24"/>
-                <w:vertAlign w:val="baseline"/>
-                <w:lang w:val="en-US" w:eastAsia="zh-CN"/>
-              </w:rPr>
-              <w:t>${</w:t>
-            </w:r>
-            <w:r>
-              <w:rPr>
-                <w:rFonts w:ascii="宋体" w:hAnsi="宋体" w:eastAsia="宋体" w:cs="宋体"/>
-                <w:kern w:val="0"/>
-                <w:sz w:val="24"/>
-                <w:szCs w:val="24"/>
-                <w:lang w:val="en-US" w:eastAsia="zh-CN" w:bidi="ar"/>
-                <w14:ligatures w14:val="standardContextual"/>
-              </w:rPr>
-              <w:t>rewardPunishmentRecord</w:t>
-            </w:r>
-            <w:r>
-              <w:rPr>
-                <w:rFonts w:hint="default"/>
-                <w:sz w:val="24"/>
-                <w:szCs w:val="24"/>
-                <w:vertAlign w:val="baseline"/>
-                <w:lang w:val="en-US" w:eastAsia="zh-CN"/>
-              </w:rPr>
-              <w:t>}</w:t>
-            </w:r>
-          </w:p>
-        </w:tc>
-      </w:tr>
-      <w:tr>
-        <w:tc>
-          <w:tcPr>
-            <w:tcW w:w="308" w:type="dxa"/>
-          </w:tcPr>
-          <w:p>
-            <w:pPr>
-              <w:jc w:val="left"/>
-              <w:rPr>
-                <w:rFonts w:hint="default"/>
-                <w:sz w:val="24"/>
-                <w:szCs w:val="24"/>
-                <w:vertAlign w:val="baseline"/>
-                <w:lang w:val="en-US" w:eastAsia="zh-CN"/>
-              </w:rPr>
-            </w:pPr>
-            <w:r>
-              <w:rPr>
-                <w:rFonts w:hint="eastAsia"/>
-                <w:sz w:val="24"/>
-                <w:szCs w:val="24"/>
-                <w:vertAlign w:val="baseline"/>
-                <w:lang w:val="en-US" w:eastAsia="zh-CN"/>
-              </w:rPr>
-              <w:t>年度考核结果</w:t>
-            </w:r>
-          </w:p>
-        </w:tc>
-        <w:tc>
-          <w:tcPr>
-            <w:tcW w:w="9444" w:type="dxa"/>
-            <w:gridSpan w:val="6"/>
-          </w:tcPr>
-          <w:p>
-            <w:pPr>
-              <w:jc w:val="left"/>
-              <w:rPr>
-                <w:rFonts w:hint="default"/>
-                <w:sz w:val="24"/>
-                <w:szCs w:val="24"/>
-                <w:vertAlign w:val="baseline"/>
-                <w:lang w:val="en-US" w:eastAsia="zh-CN"/>
-              </w:rPr>
-            </w:pPr>
-            <w:r>
-              <w:rPr>
-                <w:rFonts w:hint="default"/>
-                <w:sz w:val="24"/>
-                <w:szCs w:val="24"/>
-                <w:vertAlign w:val="baseline"/>
-                <w:lang w:val="en-US" w:eastAsia="zh-CN"/>
-              </w:rPr>
-              <w:t>${</w:t>
-            </w:r>
-            <w:r>
-              <w:rPr>
-                <w:rFonts w:ascii="宋体" w:hAnsi="宋体" w:eastAsia="宋体" w:cs="宋体"/>
-                <w:kern w:val="0"/>
-                <w:sz w:val="24"/>
-                <w:szCs w:val="24"/>
-                <w:lang w:val="en-US" w:eastAsia="zh-CN" w:bidi="ar"/>
-                <w14:ligatures w14:val="standardContextual"/>
-              </w:rPr>
-              <w:t>annualAssessmentResult</w:t>
-            </w:r>
-            <w:r>
-              <w:rPr>
-                <w:rFonts w:hint="default"/>
-                <w:sz w:val="24"/>
-                <w:szCs w:val="24"/>
-                <w:vertAlign w:val="baseline"/>
-                <w:lang w:val="en-US" w:eastAsia="zh-CN"/>
-              </w:rPr>
-              <w:t>}</w:t>
-            </w:r>
-          </w:p>
-        </w:tc>
-      </w:tr>
-      <w:tr>
-        <w:tc>
-          <w:tcPr>
-            <w:tcW w:w="308" w:type="dxa"/>
-          </w:tcPr>
-          <w:p>
-            <w:pPr>
-              <w:jc w:val="left"/>
-              <w:rPr>
-                <w:rFonts w:hint="default"/>
-                <w:sz w:val="24"/>
-                <w:szCs w:val="24"/>
-                <w:vertAlign w:val="baseline"/>
-                <w:lang w:val="en-US" w:eastAsia="zh-CN"/>
-              </w:rPr>
-            </w:pPr>
-            <w:r>
-              <w:rPr>
-                <w:rFonts w:hint="eastAsia"/>
-                <w:sz w:val="24"/>
-                <w:szCs w:val="24"/>
-                <w:vertAlign w:val="baseline"/>
-                <w:lang w:val="en-US" w:eastAsia="zh-CN"/>
-              </w:rPr>
-              <w:t>任免理由</w:t>
-            </w:r>
-          </w:p>
-        </w:tc>
-        <w:tc>
-          <w:tcPr>
-            <w:tcW w:w="9444" w:type="dxa"/>
-            <w:gridSpan w:val="6"/>
-          </w:tcPr>
-          <w:p>
-            <w:pPr>
-              <w:keepNext w:val="0"/>
-              <w:keepLines w:val="0"/>
-              <w:widowControl/>
-              <w:suppressLineNumbers w:val="0"/>
-              <w:jc w:val="left"/>
-              <w:rPr>
-                <w:rFonts w:hint="default"/>
-                <w:sz w:val="24"/>
-                <w:szCs w:val="24"/>
-                <w:vertAlign w:val="baseline"/>
-                <w:lang w:val="en-US" w:eastAsia="zh-CN"/>
-              </w:rPr>
-            </w:pPr>
-            <w:r>
-              <w:rPr>
-                <w:rFonts w:hint="default"/>
-                <w:sz w:val="24"/>
-                <w:szCs w:val="24"/>
-                <w:vertAlign w:val="baseline"/>
-                <w:lang w:val="en-US" w:eastAsia="zh-CN"/>
-              </w:rPr>
-              <w:t>${</w:t>
-            </w:r>
-            <w:r>
-              <w:rPr>
-                <w:rFonts w:ascii="宋体" w:hAnsi="宋体" w:eastAsia="宋体" w:cs="宋体"/>
-                <w:kern w:val="0"/>
-                <w:sz w:val="24"/>
-                <w:szCs w:val="24"/>
-                <w:lang w:val="en-US" w:eastAsia="zh-CN" w:bidi="ar"/>
-                <w14:ligatures w14:val="standardContextual"/>
-              </w:rPr>
-              <w:t>appointmentRemovalReason</w:t>
-            </w:r>
-            <w:r>
-              <w:rPr>
-                <w:rFonts w:hint="default"/>
-                <w:sz w:val="24"/>
-                <w:szCs w:val="24"/>
-                <w:vertAlign w:val="baseline"/>
-                <w:lang w:val="en-US" w:eastAsia="zh-CN"/>
-              </w:rPr>
-              <w:t>}</w:t>
-            </w:r>
-          </w:p>
-        </w:tc>
-      </w:tr>
-      <w:tr>
-        <w:tc>
-          <w:tcPr>
-            <w:tcW w:w="308" w:type="dxa"/>
-            <w:vMerge w:val="restart"/>
-          </w:tcPr>
-          <w:p>
-            <w:pPr>
-              <w:jc w:val="left"/>
-              <w:rPr>
-                <w:rFonts w:hint="default"/>
-                <w:sz w:val="24"/>
-                <w:szCs w:val="24"/>
-                <w:vertAlign w:val="baseline"/>
-                <w:lang w:val="en-US" w:eastAsia="zh-CN"/>
-              </w:rPr>
-            </w:pPr>
-            <w:r>
-              <w:rPr>
-                <w:rFonts w:hint="eastAsia"/>
-                <w:sz w:val="24"/>
-                <w:szCs w:val="24"/>
-                <w:vertAlign w:val="baseline"/>
-                <w:lang w:val="en-US" w:eastAsia="zh-CN"/>
-              </w:rPr>
-              <w:t>家庭主要成员及重要社会关系</w:t>
-            </w:r>
-          </w:p>
-        </w:tc>
-        <w:tc>
-          <w:tcPr>
-            <w:tcW w:w="1703" w:type="dxa"/>
-          </w:tcPr>
-          <w:p>
-            <w:pPr>
-              <w:jc w:val="left"/>
-              <w:rPr>
-                <w:rFonts w:hint="default"/>
-                <w:sz w:val="24"/>
-                <w:szCs w:val="24"/>
-                <w:vertAlign w:val="baseline"/>
-                <w:lang w:val="en-US" w:eastAsia="zh-CN"/>
-              </w:rPr>
-            </w:pPr>
-            <w:r>
-              <w:rPr>
-                <w:rFonts w:hint="eastAsia"/>
-                <w:sz w:val="24"/>
-                <w:szCs w:val="24"/>
-                <w:vertAlign w:val="baseline"/>
-                <w:lang w:val="en-US" w:eastAsia="zh-CN"/>
-              </w:rPr>
-              <w:t>称谓</w:t>
-            </w:r>
-          </w:p>
-        </w:tc>
-        <w:tc>
-          <w:tcPr>
-            <w:tcW w:w="1495" w:type="dxa"/>
-          </w:tcPr>
-          <w:p>
-            <w:pPr>
-              <w:jc w:val="left"/>
-              <w:rPr>
-                <w:rFonts w:hint="default"/>
-                <w:sz w:val="24"/>
-                <w:szCs w:val="24"/>
-                <w:vertAlign w:val="baseline"/>
-                <w:lang w:val="en-US" w:eastAsia="zh-CN"/>
-              </w:rPr>
-            </w:pPr>
-            <w:r>
-              <w:rPr>
-                <w:rFonts w:hint="eastAsia"/>
-                <w:sz w:val="24"/>
-                <w:szCs w:val="24"/>
-                <w:vertAlign w:val="baseline"/>
-                <w:lang w:val="en-US" w:eastAsia="zh-CN"/>
-              </w:rPr>
-              <w:t>姓名</w:t>
-            </w:r>
-          </w:p>
-        </w:tc>
-        <w:tc>
-          <w:tcPr>
-            <w:tcW w:w="1423" w:type="dxa"/>
-          </w:tcPr>
-          <w:p>
-            <w:pPr>
-              <w:jc w:val="left"/>
-              <w:rPr>
-                <w:rFonts w:hint="default"/>
-                <w:sz w:val="24"/>
-                <w:szCs w:val="24"/>
-                <w:vertAlign w:val="baseline"/>
-                <w:lang w:val="en-US" w:eastAsia="zh-CN"/>
-              </w:rPr>
-            </w:pPr>
-            <w:r>
-              <w:rPr>
-                <w:rFonts w:hint="eastAsia"/>
-                <w:sz w:val="24"/>
-                <w:szCs w:val="24"/>
-                <w:vertAlign w:val="baseline"/>
-                <w:lang w:val="en-US" w:eastAsia="zh-CN"/>
-              </w:rPr>
-              <w:t>年龄</w:t>
-            </w:r>
-          </w:p>
-        </w:tc>
-        <w:tc>
-          <w:tcPr>
-            <w:tcW w:w="1596" w:type="dxa"/>
-          </w:tcPr>
-          <w:p>
-            <w:pPr>
-              <w:jc w:val="left"/>
-              <w:rPr>
-                <w:rFonts w:hint="default"/>
-                <w:sz w:val="24"/>
-                <w:szCs w:val="24"/>
-                <w:vertAlign w:val="baseline"/>
-                <w:lang w:val="en-US" w:eastAsia="zh-CN"/>
-              </w:rPr>
-            </w:pPr>
-            <w:r>
-              <w:rPr>
-                <w:rFonts w:hint="eastAsia"/>
-                <w:sz w:val="24"/>
-                <w:szCs w:val="24"/>
-                <w:vertAlign w:val="baseline"/>
-                <w:lang w:val="en-US" w:eastAsia="zh-CN"/>
-              </w:rPr>
-              <w:t>政治面貌</w:t>
-            </w:r>
-          </w:p>
-        </w:tc>
-        <w:tc>
-          <w:tcPr>
-            <w:tcW w:w="3227" w:type="dxa"/>
-            <w:gridSpan w:val="2"/>
-          </w:tcPr>
-          <w:p>
-            <w:pPr>
-              <w:jc w:val="left"/>
-              <w:rPr>
-                <w:rFonts w:hint="default"/>
-                <w:sz w:val="24"/>
-                <w:szCs w:val="24"/>
-                <w:vertAlign w:val="baseline"/>
-                <w:lang w:val="en-US" w:eastAsia="zh-CN"/>
-              </w:rPr>
-            </w:pPr>
-            <w:r>
-              <w:rPr>
-                <w:rFonts w:hint="eastAsia"/>
-                <w:sz w:val="24"/>
-                <w:szCs w:val="24"/>
-                <w:vertAlign w:val="baseline"/>
-                <w:lang w:val="en-US" w:eastAsia="zh-CN"/>
-              </w:rPr>
-              <w:t>工作单位及职务</w:t>
-            </w:r>
-          </w:p>
-        </w:tc>
-      </w:tr>
-      <w:tr>
-        <w:tc>
-          <w:tcPr>
-            <w:tcW w:w="308" w:type="dxa"/>
-            <w:vMerge w:val="continue"/>
-          </w:tcPr>
-          <w:p>
-            <w:pPr>
-              <w:jc w:val="left"/>
-              <w:rPr>
-                <w:rFonts w:hint="default"/>
-                <w:sz w:val="24"/>
-                <w:szCs w:val="24"/>
-                <w:vertAlign w:val="baseline"/>
-                <w:lang w:val="en-US" w:eastAsia="zh-CN"/>
-              </w:rPr>
-            </w:pPr>
-          </w:p>
-        </w:tc>
-        <w:tc>
-          <w:tcPr>
-            <w:tcW w:w="1703" w:type="dxa"/>
-          </w:tcPr>
-          <w:p>
-            <w:pPr>
-              <w:keepNext w:val="0"/>
-              <w:keepLines w:val="0"/>
-              <w:widowControl/>
-              <w:suppressLineNumbers w:val="0"/>
-              <w:jc w:val="left"/>
-              <w:rPr>
-                <w:rFonts w:hint="default"/>
-                <w:sz w:val="24"/>
-                <w:szCs w:val="24"/>
-                <w:vertAlign w:val="baseline"/>
-                <w:lang w:val="en-US" w:eastAsia="zh-CN"/>
-              </w:rPr>
-            </w:pPr>
-            <w:r>
-              <w:rPr>
-                <w:rFonts w:hint="default"/>
-                <w:color w:val="FF0000"/>
-                <w:sz w:val="24"/>
-                <w:szCs w:val="24"/>
-                <w:vertAlign w:val="baseline"/>
-                <w:lang w:val="en-US" w:eastAsia="zh-CN"/>
-              </w:rPr>
-              <w:t>${</w:t>
-            </w:r>
-            <w:r>
-              <w:rPr>
-                <w:rFonts w:ascii="宋体" w:hAnsi="宋体" w:eastAsia="宋体" w:cs="宋体"/>
-                <w:color w:val="FF0000"/>
-                <w:kern w:val="0"/>
-                <w:sz w:val="24"/>
-                <w:szCs w:val="24"/>
-                <w:lang w:val="en-US" w:eastAsia="zh-CN" w:bidi="ar"/>
-                <w14:ligatures w14:val="standardContextual"/>
-              </w:rPr>
-              <w:t>familyAndSocialRelations</w:t>
-            </w:r>
-            <w:r>
-              <w:rPr>
-                <w:rFonts w:hint="default" w:ascii="宋体" w:hAnsi="宋体" w:eastAsia="宋体" w:cs="宋体"/>
-                <w:color w:val="FF0000"/>
-                <w:kern w:val="0"/>
-                <w:sz w:val="24"/>
-                <w:szCs w:val="24"/>
-                <w:lang w:val="en-US" w:eastAsia="zh-CN" w:bidi="ar"/>
-                <w14:ligatures w14:val="standardContextual"/>
-              </w:rPr>
-              <w:t>.</w:t>
-            </w:r>
-            <w:r>
-              <w:rPr>
-                <w:rFonts w:ascii="宋体" w:hAnsi="宋体" w:eastAsia="宋体" w:cs="宋体"/>
-                <w:color w:val="FF0000"/>
-                <w:kern w:val="0"/>
-                <w:sz w:val="24"/>
-                <w:szCs w:val="24"/>
-                <w:lang w:val="en-US" w:eastAsia="zh-CN" w:bidi="ar"/>
-                <w14:ligatures w14:val="standardContextual"/>
-              </w:rPr>
-              <w:t>appellation</w:t>
-            </w:r>
-            <w:r>
-              <w:rPr>
-                <w:rFonts w:hint="default"/>
-                <w:color w:val="FF0000"/>
-                <w:sz w:val="24"/>
-                <w:szCs w:val="24"/>
-                <w:vertAlign w:val="baseline"/>
-                <w:lang w:val="en-US" w:eastAsia="zh-CN"/>
-              </w:rPr>
-              <w:t>}</w:t>
-            </w:r>
-          </w:p>
-        </w:tc>
-        <w:tc>
-          <w:tcPr>
-            <w:tcW w:w="1495" w:type="dxa"/>
-          </w:tcPr>
-          <w:p>
-            <w:pPr>
-              <w:keepNext w:val="0"/>
-              <w:keepLines w:val="0"/>
-              <w:widowControl/>
-              <w:suppressLineNumbers w:val="0"/>
-              <w:jc w:val="left"/>
-              <w:rPr>
-                <w:rFonts w:hint="default"/>
-                <w:sz w:val="24"/>
-                <w:szCs w:val="24"/>
-                <w:vertAlign w:val="baseline"/>
-                <w:lang w:val="en-US" w:eastAsia="zh-CN"/>
-              </w:rPr>
-            </w:pPr>
-            <w:r>
-              <w:rPr>
-                <w:rFonts w:hint="default"/>
-                <w:sz w:val="24"/>
-                <w:szCs w:val="24"/>
-                <w:vertAlign w:val="baseline"/>
-                <w:lang w:val="en-US" w:eastAsia="zh-CN"/>
-              </w:rPr>
-              <w:t>${</w:t>
-            </w:r>
-            <w:r>
-              <w:rPr>
-                <w:rFonts w:ascii="宋体" w:hAnsi="宋体" w:eastAsia="宋体" w:cs="宋体"/>
-                <w:kern w:val="0"/>
-                <w:sz w:val="24"/>
-                <w:szCs w:val="24"/>
-                <w:lang w:val="en-US" w:eastAsia="zh-CN" w:bidi="ar"/>
-                <w14:ligatures w14:val="standardContextual"/>
-              </w:rPr>
-              <w:t>familyAndSocialRelations</w:t>
-            </w:r>
-            <w:r>
-              <w:rPr>
-                <w:rFonts w:hint="default" w:ascii="宋体" w:hAnsi="宋体" w:eastAsia="宋体" w:cs="宋体"/>
-                <w:kern w:val="0"/>
-                <w:sz w:val="24"/>
-                <w:szCs w:val="24"/>
-                <w:lang w:val="en-US" w:eastAsia="zh-CN" w:bidi="ar"/>
-                <w14:ligatures w14:val="standardContextual"/>
-              </w:rPr>
-              <w:t>.</w:t>
-            </w:r>
-            <w:r>
-              <w:rPr>
-                <w:rFonts w:ascii="宋体" w:hAnsi="宋体" w:eastAsia="宋体" w:cs="宋体"/>
-                <w:kern w:val="0"/>
-                <w:sz w:val="24"/>
-                <w:szCs w:val="24"/>
-                <w:lang w:val="en-US" w:eastAsia="zh-CN" w:bidi="ar"/>
-                <w14:ligatures w14:val="standardContextual"/>
-              </w:rPr>
-              <w:t>name</w:t>
-            </w:r>
-            <w:r>
-              <w:rPr>
-                <w:rFonts w:hint="default"/>
-                <w:sz w:val="24"/>
-                <w:szCs w:val="24"/>
-                <w:vertAlign w:val="baseline"/>
-                <w:lang w:val="en-US" w:eastAsia="zh-CN"/>
-              </w:rPr>
-              <w:t>}</w:t>
-            </w:r>
-          </w:p>
-        </w:tc>
-        <w:tc>
-          <w:tcPr>
-            <w:tcW w:w="1423" w:type="dxa"/>
-          </w:tcPr>
-          <w:p>
-            <w:pPr>
-              <w:keepNext w:val="0"/>
-              <w:keepLines w:val="0"/>
-              <w:widowControl/>
-              <w:suppressLineNumbers w:val="0"/>
-              <w:jc w:val="left"/>
-              <w:rPr>
-                <w:rFonts w:hint="default"/>
-                <w:sz w:val="24"/>
-                <w:szCs w:val="24"/>
-                <w:vertAlign w:val="baseline"/>
-                <w:lang w:val="en-US" w:eastAsia="zh-CN"/>
-              </w:rPr>
-            </w:pPr>
-            <w:r>
-              <w:rPr>
-                <w:rFonts w:hint="default"/>
-                <w:sz w:val="24"/>
-                <w:szCs w:val="24"/>
-                <w:vertAlign w:val="baseline"/>
-                <w:lang w:val="en-US" w:eastAsia="zh-CN"/>
-              </w:rPr>
-              <w:t>${</w:t>
-            </w:r>
-            <w:r>
-              <w:rPr>
-                <w:rFonts w:ascii="宋体" w:hAnsi="宋体" w:eastAsia="宋体" w:cs="宋体"/>
-                <w:kern w:val="0"/>
-                <w:sz w:val="24"/>
-                <w:szCs w:val="24"/>
-                <w:lang w:val="en-US" w:eastAsia="zh-CN" w:bidi="ar"/>
-                <w14:ligatures w14:val="standardContextual"/>
-              </w:rPr>
-              <w:t>familyAndSocialRelations</w:t>
-            </w:r>
-            <w:r>
-              <w:rPr>
-                <w:rFonts w:hint="default" w:ascii="宋体" w:hAnsi="宋体" w:eastAsia="宋体" w:cs="宋体"/>
-                <w:kern w:val="0"/>
-                <w:sz w:val="24"/>
-                <w:szCs w:val="24"/>
-                <w:lang w:val="en-US" w:eastAsia="zh-CN" w:bidi="ar"/>
-                <w14:ligatures w14:val="standardContextual"/>
-              </w:rPr>
-              <w:t>.</w:t>
-            </w:r>
-            <w:r>
-              <w:rPr>
-                <w:rFonts w:ascii="宋体" w:hAnsi="宋体" w:eastAsia="宋体" w:cs="宋体"/>
-                <w:kern w:val="0"/>
-                <w:sz w:val="24"/>
-                <w:szCs w:val="24"/>
-                <w:lang w:val="en-US" w:eastAsia="zh-CN" w:bidi="ar"/>
-                <w14:ligatures w14:val="standardContextual"/>
-              </w:rPr>
-              <w:t>age</w:t>
-            </w:r>
-            <w:r>
-              <w:rPr>
-                <w:rFonts w:hint="default"/>
-                <w:sz w:val="24"/>
-                <w:szCs w:val="24"/>
-                <w:vertAlign w:val="baseline"/>
-                <w:lang w:val="en-US" w:eastAsia="zh-CN"/>
-              </w:rPr>
-              <w:t>}</w:t>
-            </w:r>
-          </w:p>
-        </w:tc>
-        <w:tc>
-          <w:tcPr>
-            <w:tcW w:w="1596" w:type="dxa"/>
-          </w:tcPr>
-          <w:p>
-            <w:pPr>
-              <w:keepNext w:val="0"/>
-              <w:keepLines w:val="0"/>
-              <w:widowControl/>
-              <w:suppressLineNumbers w:val="0"/>
-              <w:jc w:val="left"/>
-              <w:rPr>
-                <w:rFonts w:hint="default"/>
-                <w:sz w:val="24"/>
-                <w:szCs w:val="24"/>
-                <w:vertAlign w:val="baseline"/>
-                <w:lang w:val="en-US" w:eastAsia="zh-CN"/>
-              </w:rPr>
-            </w:pPr>
-            <w:r>
-              <w:rPr>
-                <w:rFonts w:hint="default"/>
-                <w:sz w:val="24"/>
-                <w:szCs w:val="24"/>
-                <w:vertAlign w:val="baseline"/>
-                <w:lang w:val="en-US" w:eastAsia="zh-CN"/>
-              </w:rPr>
-              <w:t>${</w:t>
-            </w:r>
-            <w:r>
-              <w:rPr>
-                <w:rFonts w:ascii="宋体" w:hAnsi="宋体" w:eastAsia="宋体" w:cs="宋体"/>
-                <w:kern w:val="0"/>
-                <w:sz w:val="24"/>
-                <w:szCs w:val="24"/>
-                <w:lang w:val="en-US" w:eastAsia="zh-CN" w:bidi="ar"/>
-                <w14:ligatures w14:val="standardContextual"/>
-              </w:rPr>
-              <w:t>familyAndSocialRelations</w:t>
-            </w:r>
-            <w:r>
-              <w:rPr>
-                <w:rFonts w:hint="default" w:ascii="宋体" w:hAnsi="宋体" w:eastAsia="宋体" w:cs="宋体"/>
-                <w:kern w:val="0"/>
-                <w:sz w:val="24"/>
-                <w:szCs w:val="24"/>
-                <w:lang w:val="en-US" w:eastAsia="zh-CN" w:bidi="ar"/>
-                <w14:ligatures w14:val="standardContextual"/>
-              </w:rPr>
-              <w:t>.</w:t>
-            </w:r>
-            <w:r>
-              <w:rPr>
-                <w:rFonts w:ascii="宋体" w:hAnsi="宋体" w:eastAsia="宋体" w:cs="宋体"/>
-                <w:kern w:val="0"/>
-                <w:sz w:val="24"/>
-                <w:szCs w:val="24"/>
-                <w:lang w:val="en-US" w:eastAsia="zh-CN" w:bidi="ar"/>
-                <w14:ligatures w14:val="standardContextual"/>
-              </w:rPr>
-              <w:t>political</w:t>
-            </w:r>
-            <w:r>
-              <w:rPr>
-                <w:rFonts w:hint="default"/>
-                <w:sz w:val="24"/>
-                <w:szCs w:val="24"/>
-                <w:vertAlign w:val="baseline"/>
-                <w:lang w:val="en-US" w:eastAsia="zh-CN"/>
-              </w:rPr>
-              <w:t>}</w:t>
-            </w:r>
-          </w:p>
-        </w:tc>
-        <w:tc>
-          <w:tcPr>
-            <w:tcW w:w="3227" w:type="dxa"/>
-            <w:gridSpan w:val="2"/>
-          </w:tcPr>
-          <w:p>
-            <w:pPr>
-              <w:keepNext w:val="0"/>
-              <w:keepLines w:val="0"/>
-              <w:widowControl/>
-              <w:suppressLineNumbers w:val="0"/>
-              <w:jc w:val="left"/>
-              <w:rPr>
-                <w:rFonts w:hint="default"/>
-                <w:sz w:val="24"/>
-                <w:szCs w:val="24"/>
-                <w:vertAlign w:val="baseline"/>
-                <w:lang w:val="en-US" w:eastAsia="zh-CN"/>
-              </w:rPr>
-            </w:pPr>
-            <w:r>
-              <w:rPr>
-                <w:rFonts w:hint="default"/>
-                <w:sz w:val="24"/>
-                <w:szCs w:val="24"/>
-                <w:vertAlign w:val="baseline"/>
-                <w:lang w:val="en-US" w:eastAsia="zh-CN"/>
-              </w:rPr>
-              <w:t>${</w:t>
-            </w:r>
-            <w:r>
-              <w:rPr>
-                <w:rFonts w:ascii="宋体" w:hAnsi="宋体" w:eastAsia="宋体" w:cs="宋体"/>
-                <w:kern w:val="0"/>
-                <w:sz w:val="24"/>
-                <w:szCs w:val="24"/>
-                <w:lang w:val="en-US" w:eastAsia="zh-CN" w:bidi="ar"/>
-                <w14:ligatures w14:val="standardContextual"/>
-              </w:rPr>
-              <w:t>familyAndSocialRelations</w:t>
-            </w:r>
-            <w:r>
-              <w:rPr>
-                <w:rFonts w:hint="default" w:ascii="宋体" w:hAnsi="宋体" w:eastAsia="宋体" w:cs="宋体"/>
-                <w:kern w:val="0"/>
-                <w:sz w:val="24"/>
-                <w:szCs w:val="24"/>
-                <w:lang w:val="en-US" w:eastAsia="zh-CN" w:bidi="ar"/>
-                <w14:ligatures w14:val="standardContextual"/>
-              </w:rPr>
-              <w:t>.</w:t>
-            </w:r>
-            <w:r>
-              <w:rPr>
-                <w:rFonts w:ascii="宋体" w:hAnsi="宋体" w:eastAsia="宋体" w:cs="宋体"/>
-                <w:kern w:val="0"/>
-                <w:sz w:val="24"/>
-                <w:szCs w:val="24"/>
-                <w:lang w:val="en-US" w:eastAsia="zh-CN" w:bidi="ar"/>
-                <w14:ligatures w14:val="standardContextual"/>
-              </w:rPr>
-              <w:t>workUnit</w:t>
-            </w:r>
-            <w:r>
-              <w:rPr>
-                <w:rFonts w:hint="default"/>
-                <w:sz w:val="24"/>
-                <w:szCs w:val="24"/>
-                <w:vertAlign w:val="baseline"/>
-                <w:lang w:val="en-US" w:eastAsia="zh-CN"/>
-              </w:rPr>
-              <w:t>}</w:t>
-            </w:r>
-          </w:p>
-        </w:tc>
-      </w:tr>
-      <w:tr>
-        <w:tc>
-          <w:tcPr>
-            <w:tcW w:w="308" w:type="dxa"/>
-          </w:tcPr>
-          <w:p>
-            <w:pPr>
-              <w:jc w:val="left"/>
-              <w:rPr>
-                <w:rFonts w:hint="default"/>
-                <w:sz w:val="24"/>
-                <w:szCs w:val="24"/>
-                <w:vertAlign w:val="baseline"/>
-                <w:lang w:val="en-US" w:eastAsia="zh-CN"/>
-              </w:rPr>
-            </w:pPr>
-            <w:r>
-              <w:rPr>
-                <w:rFonts w:hint="eastAsia"/>
-                <w:sz w:val="24"/>
-                <w:szCs w:val="24"/>
-                <w:vertAlign w:val="baseline"/>
-                <w:lang w:val="en-US" w:eastAsia="zh-CN"/>
-              </w:rPr>
-              <w:t>呈报单位</w:t>
-            </w:r>
-          </w:p>
-        </w:tc>
-        <w:tc>
-          <w:tcPr>
-            <w:tcW w:w="9444" w:type="dxa"/>
-            <w:gridSpan w:val="6"/>
-          </w:tcPr>
-          <w:p>
-            <w:pPr>
-              <w:keepNext w:val="0"/>
-              <w:keepLines w:val="0"/>
-              <w:widowControl/>
-              <w:suppressLineNumbers w:val="0"/>
-              <w:jc w:val="left"/>
-              <w:rPr>
-                <w:rFonts w:hint="default"/>
-                <w:sz w:val="24"/>
-                <w:szCs w:val="24"/>
-                <w:vertAlign w:val="baseline"/>
-                <w:lang w:val="en-US" w:eastAsia="zh-CN"/>
-              </w:rPr>
-            </w:pPr>
-            <w:r>
-              <w:rPr>
-                <w:rFonts w:hint="default"/>
                 <w:color w:val="FF0000"/>
                 <w:sz w:val="24"/>
                 <w:szCs w:val="24"/>
@@ -2412,7 +2429,7 @@
         </w:trPr>
         <w:tc>
           <w:tcPr>
-            <w:tcW w:w="308" w:type="dxa"/>
+            <w:tcW w:w="952" w:type="dxa"/>
           </w:tcPr>
           <w:p>
             <w:pPr>
@@ -2439,7 +2456,7 @@
         </w:tc>
         <w:tc>
           <w:tcPr>
-            <w:tcW w:w="3198" w:type="dxa"/>
+            <w:tcW w:w="2600" w:type="dxa"/>
             <w:gridSpan w:val="2"/>
           </w:tcPr>
           <w:p>
@@ -2537,7 +2554,7 @@
         </w:tc>
         <w:tc>
           <w:tcPr>
-            <w:tcW w:w="1423" w:type="dxa"/>
+            <w:tcW w:w="1384" w:type="dxa"/>
           </w:tcPr>
           <w:p>
             <w:pPr>
@@ -2564,7 +2581,7 @@
         </w:tc>
         <w:tc>
           <w:tcPr>
-            <w:tcW w:w="4823" w:type="dxa"/>
+            <w:tcW w:w="4816" w:type="dxa"/>
             <w:gridSpan w:val="3"/>
           </w:tcPr>
           <w:p>
@@ -2662,33 +2679,14 @@
         </w:tc>
       </w:tr>
     </w:tbl>
-    <w:p>
-      <w:pPr>
-        <w:jc w:val="left"/>
-        <w:rPr>
-          <w:rFonts w:hint="default"/>
-          <w:sz w:val="44"/>
-          <w:szCs w:val="44"/>
-          <w:lang w:val="en-US" w:eastAsia="zh-CN"/>
-        </w:rPr>
-      </w:pPr>
-      <w:r>
-        <w:rPr>
-          <w:rFonts w:hint="eastAsia"/>
-          <w:sz w:val="24"/>
-          <w:szCs w:val="24"/>
-          <w:vertAlign w:val="baseline"/>
-          <w:lang w:val="en-US" w:eastAsia="zh-CN"/>
-        </w:rPr>
-        <w:t>填表人：</w:t>
-      </w:r>
-    </w:p>
     <w:p>
       <w:pPr>
         <w:rPr>
           <w:rFonts w:hint="eastAsia"/>
         </w:rPr>
       </w:pPr>
+      <w:bookmarkStart w:id="0" w:name="_GoBack"/>
+      <w:bookmarkEnd w:id="0"/>
     </w:p>
     <w:sectPr>
       <w:pgSz w:w="11906" w:h="16838"/>

--- a/playground/src/main/resources/template.docx
+++ b/playground/src/main/resources/template.docx
@@ -2,6 +2,29 @@
 <file path=word/document.xml><?xml version="1.0" encoding="utf-8"?>
 <w:document xmlns:wpc="http://schemas.microsoft.com/office/word/2010/wordprocessingCanvas" xmlns:mc="http://schemas.openxmlformats.org/markup-compatibility/2006" xmlns:o="urn:schemas-microsoft-com:office:office" xmlns:r="http://schemas.openxmlformats.org/officeDocument/2006/relationships" xmlns:m="http://schemas.openxmlformats.org/officeDocument/2006/math" xmlns:v="urn:schemas-microsoft-com:vml" xmlns:wp14="http://schemas.microsoft.com/office/word/2010/wordprocessingDrawing" xmlns:wp="http://schemas.openxmlformats.org/drawingml/2006/wordprocessingDrawing" xmlns:w="http://schemas.openxmlformats.org/wordprocessingml/2006/main" xmlns:w14="http://schemas.microsoft.com/office/word/2010/wordml" xmlns:w10="urn:schemas-microsoft-com:office:word" xmlns:w15="http://schemas.microsoft.com/office/word/2012/wordml" xmlns:wpg="http://schemas.microsoft.com/office/word/2010/wordprocessingGroup" xmlns:wpi="http://schemas.microsoft.com/office/word/2010/wordprocessingInk" xmlns:wne="http://schemas.microsoft.com/office/word/2006/wordml" xmlns:wps="http://schemas.microsoft.com/office/word/2010/wordprocessingShape" xmlns:wpsCustomData="http://www.wps.cn/officeDocument/2013/wpsCustomData" mc:Ignorable="w14 w15 wp14">
   <w:body>
+    <w:p>
+      <w:pPr>
+        <w:jc w:val="center"/>
+        <w:rPr>
+          <w:rFonts w:hint="eastAsia"/>
+          <w:sz w:val="24"/>
+          <w:szCs w:val="24"/>
+          <w:vertAlign w:val="baseline"/>
+          <w:lang w:val="en-US" w:eastAsia="zh-CN"/>
+        </w:rPr>
+      </w:pPr>
+      <w:r>
+        <w:rPr>
+          <w:rFonts w:hint="eastAsia"/>
+          <w:sz w:val="44"/>
+          <w:szCs w:val="44"/>
+          <w:lang w:val="en-US" w:eastAsia="zh-CN"/>
+        </w:rPr>
+        <w:t>干部任免审批表</w:t>
+      </w:r>
+      <w:bookmarkStart w:id="0" w:name="_GoBack"/>
+      <w:bookmarkEnd w:id="0"/>
+    </w:p>
     <w:tbl>
       <w:tblPr>
         <w:tblStyle w:val="16"/>
@@ -33,6 +56,22 @@
         <w:gridCol w:w="1932"/>
       </w:tblGrid>
       <w:tr>
+        <w:tblPrEx>
+          <w:tblBorders>
+            <w:top w:val="single" w:color="auto" w:sz="4" w:space="0"/>
+            <w:left w:val="single" w:color="auto" w:sz="4" w:space="0"/>
+            <w:bottom w:val="single" w:color="auto" w:sz="4" w:space="0"/>
+            <w:right w:val="single" w:color="auto" w:sz="4" w:space="0"/>
+            <w:insideH w:val="single" w:color="auto" w:sz="4" w:space="0"/>
+            <w:insideV w:val="single" w:color="auto" w:sz="4" w:space="0"/>
+          </w:tblBorders>
+          <w:tblCellMar>
+            <w:top w:w="0" w:type="dxa"/>
+            <w:left w:w="108" w:type="dxa"/>
+            <w:bottom w:w="0" w:type="dxa"/>
+            <w:right w:w="108" w:type="dxa"/>
+          </w:tblCellMar>
+        </w:tblPrEx>
         <w:trPr>
           <w:trHeight w:val="981" w:hRule="atLeast"/>
         </w:trPr>
@@ -258,6 +297,22 @@
         </w:tc>
       </w:tr>
       <w:tr>
+        <w:tblPrEx>
+          <w:tblBorders>
+            <w:top w:val="single" w:color="auto" w:sz="4" w:space="0"/>
+            <w:left w:val="single" w:color="auto" w:sz="4" w:space="0"/>
+            <w:bottom w:val="single" w:color="auto" w:sz="4" w:space="0"/>
+            <w:right w:val="single" w:color="auto" w:sz="4" w:space="0"/>
+            <w:insideH w:val="single" w:color="auto" w:sz="4" w:space="0"/>
+            <w:insideV w:val="single" w:color="auto" w:sz="4" w:space="0"/>
+          </w:tblBorders>
+          <w:tblCellMar>
+            <w:top w:w="0" w:type="dxa"/>
+            <w:left w:w="108" w:type="dxa"/>
+            <w:bottom w:w="0" w:type="dxa"/>
+            <w:right w:w="108" w:type="dxa"/>
+          </w:tblCellMar>
+        </w:tblPrEx>
         <w:trPr>
           <w:trHeight w:val="882" w:hRule="atLeast"/>
         </w:trPr>
@@ -525,6 +580,22 @@
         </w:tc>
       </w:tr>
       <w:tr>
+        <w:tblPrEx>
+          <w:tblBorders>
+            <w:top w:val="single" w:color="auto" w:sz="4" w:space="0"/>
+            <w:left w:val="single" w:color="auto" w:sz="4" w:space="0"/>
+            <w:bottom w:val="single" w:color="auto" w:sz="4" w:space="0"/>
+            <w:right w:val="single" w:color="auto" w:sz="4" w:space="0"/>
+            <w:insideH w:val="single" w:color="auto" w:sz="4" w:space="0"/>
+            <w:insideV w:val="single" w:color="auto" w:sz="4" w:space="0"/>
+          </w:tblBorders>
+          <w:tblCellMar>
+            <w:top w:w="0" w:type="dxa"/>
+            <w:left w:w="108" w:type="dxa"/>
+            <w:bottom w:w="0" w:type="dxa"/>
+            <w:right w:w="108" w:type="dxa"/>
+          </w:tblCellMar>
+        </w:tblPrEx>
         <w:trPr>
           <w:trHeight w:val="998" w:hRule="atLeast"/>
         </w:trPr>
@@ -778,6 +849,22 @@
         </w:tc>
       </w:tr>
       <w:tr>
+        <w:tblPrEx>
+          <w:tblBorders>
+            <w:top w:val="single" w:color="auto" w:sz="4" w:space="0"/>
+            <w:left w:val="single" w:color="auto" w:sz="4" w:space="0"/>
+            <w:bottom w:val="single" w:color="auto" w:sz="4" w:space="0"/>
+            <w:right w:val="single" w:color="auto" w:sz="4" w:space="0"/>
+            <w:insideH w:val="single" w:color="auto" w:sz="4" w:space="0"/>
+            <w:insideV w:val="single" w:color="auto" w:sz="4" w:space="0"/>
+          </w:tblBorders>
+          <w:tblCellMar>
+            <w:top w:w="0" w:type="dxa"/>
+            <w:left w:w="108" w:type="dxa"/>
+            <w:bottom w:w="0" w:type="dxa"/>
+            <w:right w:w="108" w:type="dxa"/>
+          </w:tblCellMar>
+        </w:tblPrEx>
         <w:trPr>
           <w:trHeight w:val="1231" w:hRule="atLeast"/>
         </w:trPr>
@@ -965,6 +1052,22 @@
         </w:tc>
       </w:tr>
       <w:tr>
+        <w:tblPrEx>
+          <w:tblBorders>
+            <w:top w:val="single" w:color="auto" w:sz="4" w:space="0"/>
+            <w:left w:val="single" w:color="auto" w:sz="4" w:space="0"/>
+            <w:bottom w:val="single" w:color="auto" w:sz="4" w:space="0"/>
+            <w:right w:val="single" w:color="auto" w:sz="4" w:space="0"/>
+            <w:insideH w:val="single" w:color="auto" w:sz="4" w:space="0"/>
+            <w:insideV w:val="single" w:color="auto" w:sz="4" w:space="0"/>
+          </w:tblBorders>
+          <w:tblCellMar>
+            <w:top w:w="0" w:type="dxa"/>
+            <w:left w:w="108" w:type="dxa"/>
+            <w:bottom w:w="0" w:type="dxa"/>
+            <w:right w:w="108" w:type="dxa"/>
+          </w:tblCellMar>
+        </w:tblPrEx>
         <w:tc>
           <w:tcPr>
             <w:tcW w:w="952" w:type="dxa"/>
@@ -1217,6 +1320,22 @@
         </w:tc>
       </w:tr>
       <w:tr>
+        <w:tblPrEx>
+          <w:tblBorders>
+            <w:top w:val="single" w:color="auto" w:sz="4" w:space="0"/>
+            <w:left w:val="single" w:color="auto" w:sz="4" w:space="0"/>
+            <w:bottom w:val="single" w:color="auto" w:sz="4" w:space="0"/>
+            <w:right w:val="single" w:color="auto" w:sz="4" w:space="0"/>
+            <w:insideH w:val="single" w:color="auto" w:sz="4" w:space="0"/>
+            <w:insideV w:val="single" w:color="auto" w:sz="4" w:space="0"/>
+          </w:tblBorders>
+          <w:tblCellMar>
+            <w:top w:w="0" w:type="dxa"/>
+            <w:left w:w="108" w:type="dxa"/>
+            <w:bottom w:w="0" w:type="dxa"/>
+            <w:right w:w="108" w:type="dxa"/>
+          </w:tblCellMar>
+        </w:tblPrEx>
         <w:tc>
           <w:tcPr>
             <w:tcW w:w="952" w:type="dxa"/>
@@ -1299,6 +1418,22 @@
         </w:tc>
       </w:tr>
       <w:tr>
+        <w:tblPrEx>
+          <w:tblBorders>
+            <w:top w:val="single" w:color="auto" w:sz="4" w:space="0"/>
+            <w:left w:val="single" w:color="auto" w:sz="4" w:space="0"/>
+            <w:bottom w:val="single" w:color="auto" w:sz="4" w:space="0"/>
+            <w:right w:val="single" w:color="auto" w:sz="4" w:space="0"/>
+            <w:insideH w:val="single" w:color="auto" w:sz="4" w:space="0"/>
+            <w:insideV w:val="single" w:color="auto" w:sz="4" w:space="0"/>
+          </w:tblBorders>
+          <w:tblCellMar>
+            <w:top w:w="0" w:type="dxa"/>
+            <w:left w:w="108" w:type="dxa"/>
+            <w:bottom w:w="0" w:type="dxa"/>
+            <w:right w:w="108" w:type="dxa"/>
+          </w:tblCellMar>
+        </w:tblPrEx>
         <w:tc>
           <w:tcPr>
             <w:tcW w:w="952" w:type="dxa"/>
@@ -1381,6 +1516,22 @@
         </w:tc>
       </w:tr>
       <w:tr>
+        <w:tblPrEx>
+          <w:tblBorders>
+            <w:top w:val="single" w:color="auto" w:sz="4" w:space="0"/>
+            <w:left w:val="single" w:color="auto" w:sz="4" w:space="0"/>
+            <w:bottom w:val="single" w:color="auto" w:sz="4" w:space="0"/>
+            <w:right w:val="single" w:color="auto" w:sz="4" w:space="0"/>
+            <w:insideH w:val="single" w:color="auto" w:sz="4" w:space="0"/>
+            <w:insideV w:val="single" w:color="auto" w:sz="4" w:space="0"/>
+          </w:tblBorders>
+          <w:tblCellMar>
+            <w:top w:w="0" w:type="dxa"/>
+            <w:left w:w="108" w:type="dxa"/>
+            <w:bottom w:w="0" w:type="dxa"/>
+            <w:right w:w="108" w:type="dxa"/>
+          </w:tblCellMar>
+        </w:tblPrEx>
         <w:tc>
           <w:tcPr>
             <w:tcW w:w="952" w:type="dxa"/>
@@ -1463,6 +1614,22 @@
         </w:tc>
       </w:tr>
       <w:tr>
+        <w:tblPrEx>
+          <w:tblBorders>
+            <w:top w:val="single" w:color="auto" w:sz="4" w:space="0"/>
+            <w:left w:val="single" w:color="auto" w:sz="4" w:space="0"/>
+            <w:bottom w:val="single" w:color="auto" w:sz="4" w:space="0"/>
+            <w:right w:val="single" w:color="auto" w:sz="4" w:space="0"/>
+            <w:insideH w:val="single" w:color="auto" w:sz="4" w:space="0"/>
+            <w:insideV w:val="single" w:color="auto" w:sz="4" w:space="0"/>
+          </w:tblBorders>
+          <w:tblCellMar>
+            <w:top w:w="0" w:type="dxa"/>
+            <w:left w:w="108" w:type="dxa"/>
+            <w:bottom w:w="0" w:type="dxa"/>
+            <w:right w:w="108" w:type="dxa"/>
+          </w:tblCellMar>
+        </w:tblPrEx>
         <w:tc>
           <w:tcPr>
             <w:tcW w:w="952" w:type="dxa"/>
@@ -1535,6 +1702,22 @@
         </w:tc>
       </w:tr>
       <w:tr>
+        <w:tblPrEx>
+          <w:tblBorders>
+            <w:top w:val="single" w:color="auto" w:sz="4" w:space="0"/>
+            <w:left w:val="single" w:color="auto" w:sz="4" w:space="0"/>
+            <w:bottom w:val="single" w:color="auto" w:sz="4" w:space="0"/>
+            <w:right w:val="single" w:color="auto" w:sz="4" w:space="0"/>
+            <w:insideH w:val="single" w:color="auto" w:sz="4" w:space="0"/>
+            <w:insideV w:val="single" w:color="auto" w:sz="4" w:space="0"/>
+          </w:tblBorders>
+          <w:tblCellMar>
+            <w:top w:w="0" w:type="dxa"/>
+            <w:left w:w="108" w:type="dxa"/>
+            <w:bottom w:w="0" w:type="dxa"/>
+            <w:right w:w="108" w:type="dxa"/>
+          </w:tblCellMar>
+        </w:tblPrEx>
         <w:tc>
           <w:tcPr>
             <w:tcW w:w="952" w:type="dxa"/>
@@ -1617,6 +1800,22 @@
         </w:tc>
       </w:tr>
       <w:tr>
+        <w:tblPrEx>
+          <w:tblBorders>
+            <w:top w:val="single" w:color="auto" w:sz="4" w:space="0"/>
+            <w:left w:val="single" w:color="auto" w:sz="4" w:space="0"/>
+            <w:bottom w:val="single" w:color="auto" w:sz="4" w:space="0"/>
+            <w:right w:val="single" w:color="auto" w:sz="4" w:space="0"/>
+            <w:insideH w:val="single" w:color="auto" w:sz="4" w:space="0"/>
+            <w:insideV w:val="single" w:color="auto" w:sz="4" w:space="0"/>
+          </w:tblBorders>
+          <w:tblCellMar>
+            <w:top w:w="0" w:type="dxa"/>
+            <w:left w:w="108" w:type="dxa"/>
+            <w:bottom w:w="0" w:type="dxa"/>
+            <w:right w:w="108" w:type="dxa"/>
+          </w:tblCellMar>
+        </w:tblPrEx>
         <w:tc>
           <w:tcPr>
             <w:tcW w:w="952" w:type="dxa"/>
@@ -1695,6 +1894,22 @@
         </w:tc>
       </w:tr>
       <w:tr>
+        <w:tblPrEx>
+          <w:tblBorders>
+            <w:top w:val="single" w:color="auto" w:sz="4" w:space="0"/>
+            <w:left w:val="single" w:color="auto" w:sz="4" w:space="0"/>
+            <w:bottom w:val="single" w:color="auto" w:sz="4" w:space="0"/>
+            <w:right w:val="single" w:color="auto" w:sz="4" w:space="0"/>
+            <w:insideH w:val="single" w:color="auto" w:sz="4" w:space="0"/>
+            <w:insideV w:val="single" w:color="auto" w:sz="4" w:space="0"/>
+          </w:tblBorders>
+          <w:tblCellMar>
+            <w:top w:w="0" w:type="dxa"/>
+            <w:left w:w="108" w:type="dxa"/>
+            <w:bottom w:w="0" w:type="dxa"/>
+            <w:right w:w="108" w:type="dxa"/>
+          </w:tblCellMar>
+        </w:tblPrEx>
         <w:tc>
           <w:tcPr>
             <w:tcW w:w="952" w:type="dxa"/>
@@ -1777,6 +1992,22 @@
         </w:tc>
       </w:tr>
       <w:tr>
+        <w:tblPrEx>
+          <w:tblBorders>
+            <w:top w:val="single" w:color="auto" w:sz="4" w:space="0"/>
+            <w:left w:val="single" w:color="auto" w:sz="4" w:space="0"/>
+            <w:bottom w:val="single" w:color="auto" w:sz="4" w:space="0"/>
+            <w:right w:val="single" w:color="auto" w:sz="4" w:space="0"/>
+            <w:insideH w:val="single" w:color="auto" w:sz="4" w:space="0"/>
+            <w:insideV w:val="single" w:color="auto" w:sz="4" w:space="0"/>
+          </w:tblBorders>
+          <w:tblCellMar>
+            <w:top w:w="0" w:type="dxa"/>
+            <w:left w:w="108" w:type="dxa"/>
+            <w:bottom w:w="0" w:type="dxa"/>
+            <w:right w:w="108" w:type="dxa"/>
+          </w:tblCellMar>
+        </w:tblPrEx>
         <w:tc>
           <w:tcPr>
             <w:tcW w:w="952" w:type="dxa"/>
@@ -1943,6 +2174,22 @@
         </w:tc>
       </w:tr>
       <w:tr>
+        <w:tblPrEx>
+          <w:tblBorders>
+            <w:top w:val="single" w:color="auto" w:sz="4" w:space="0"/>
+            <w:left w:val="single" w:color="auto" w:sz="4" w:space="0"/>
+            <w:bottom w:val="single" w:color="auto" w:sz="4" w:space="0"/>
+            <w:right w:val="single" w:color="auto" w:sz="4" w:space="0"/>
+            <w:insideH w:val="single" w:color="auto" w:sz="4" w:space="0"/>
+            <w:insideV w:val="single" w:color="auto" w:sz="4" w:space="0"/>
+          </w:tblBorders>
+          <w:tblCellMar>
+            <w:top w:w="0" w:type="dxa"/>
+            <w:left w:w="108" w:type="dxa"/>
+            <w:bottom w:w="0" w:type="dxa"/>
+            <w:right w:w="108" w:type="dxa"/>
+          </w:tblCellMar>
+        </w:tblPrEx>
         <w:tc>
           <w:tcPr>
             <w:tcW w:w="952" w:type="dxa"/>
@@ -2339,6 +2586,22 @@
         </w:tc>
       </w:tr>
       <w:tr>
+        <w:tblPrEx>
+          <w:tblBorders>
+            <w:top w:val="single" w:color="auto" w:sz="4" w:space="0"/>
+            <w:left w:val="single" w:color="auto" w:sz="4" w:space="0"/>
+            <w:bottom w:val="single" w:color="auto" w:sz="4" w:space="0"/>
+            <w:right w:val="single" w:color="auto" w:sz="4" w:space="0"/>
+            <w:insideH w:val="single" w:color="auto" w:sz="4" w:space="0"/>
+            <w:insideV w:val="single" w:color="auto" w:sz="4" w:space="0"/>
+          </w:tblBorders>
+          <w:tblCellMar>
+            <w:top w:w="0" w:type="dxa"/>
+            <w:left w:w="108" w:type="dxa"/>
+            <w:bottom w:w="0" w:type="dxa"/>
+            <w:right w:w="108" w:type="dxa"/>
+          </w:tblCellMar>
+        </w:tblPrEx>
         <w:tc>
           <w:tcPr>
             <w:tcW w:w="952" w:type="dxa"/>
@@ -2424,6 +2687,22 @@
         </w:tc>
       </w:tr>
       <w:tr>
+        <w:tblPrEx>
+          <w:tblBorders>
+            <w:top w:val="single" w:color="auto" w:sz="4" w:space="0"/>
+            <w:left w:val="single" w:color="auto" w:sz="4" w:space="0"/>
+            <w:bottom w:val="single" w:color="auto" w:sz="4" w:space="0"/>
+            <w:right w:val="single" w:color="auto" w:sz="4" w:space="0"/>
+            <w:insideH w:val="single" w:color="auto" w:sz="4" w:space="0"/>
+            <w:insideV w:val="single" w:color="auto" w:sz="4" w:space="0"/>
+          </w:tblBorders>
+          <w:tblCellMar>
+            <w:top w:w="0" w:type="dxa"/>
+            <w:left w:w="108" w:type="dxa"/>
+            <w:bottom w:w="0" w:type="dxa"/>
+            <w:right w:w="108" w:type="dxa"/>
+          </w:tblCellMar>
+        </w:tblPrEx>
         <w:trPr>
           <w:trHeight w:val="1991" w:hRule="atLeast"/>
         </w:trPr>
@@ -2685,8 +2964,6 @@
           <w:rFonts w:hint="eastAsia"/>
         </w:rPr>
       </w:pPr>
-      <w:bookmarkStart w:id="0" w:name="_GoBack"/>
-      <w:bookmarkEnd w:id="0"/>
     </w:p>
     <w:sectPr>
       <w:pgSz w:w="11906" w:h="16838"/>
@@ -2791,7 +3068,7 @@
     <w:lsdException w:uiPriority="99" w:name="footnote text"/>
     <w:lsdException w:uiPriority="99" w:name="annotation text"/>
     <w:lsdException w:uiPriority="99" w:semiHidden="0" w:name="header"/>
-    <w:lsdException w:uiPriority="99" w:semiHidden="0" w:name="footer"/>
+    <w:lsdException w:qFormat="1" w:uiPriority="99" w:semiHidden="0" w:name="footer"/>
     <w:lsdException w:uiPriority="99" w:name="index heading"/>
     <w:lsdException w:qFormat="1" w:uiPriority="35" w:name="caption"/>
     <w:lsdException w:uiPriority="99" w:name="table of figures"/>
@@ -2824,7 +3101,7 @@
     <w:lsdException w:qFormat="1" w:unhideWhenUsed="0" w:uiPriority="10" w:semiHidden="0" w:name="Title"/>
     <w:lsdException w:uiPriority="99" w:name="Closing"/>
     <w:lsdException w:uiPriority="99" w:name="Signature"/>
-    <w:lsdException w:uiPriority="1" w:semiHidden="0" w:name="Default Paragraph Font"/>
+    <w:lsdException w:qFormat="1" w:uiPriority="1" w:semiHidden="0" w:name="Default Paragraph Font"/>
     <w:lsdException w:uiPriority="99" w:name="Body Text"/>
     <w:lsdException w:uiPriority="99" w:name="Body Text Indent"/>
     <w:lsdException w:uiPriority="99" w:name="List Continue"/>
@@ -2862,7 +3139,7 @@
     <w:lsdException w:uiPriority="99" w:name="HTML Sample"/>
     <w:lsdException w:uiPriority="99" w:name="HTML Typewriter"/>
     <w:lsdException w:uiPriority="99" w:name="HTML Variable"/>
-    <w:lsdException w:uiPriority="99" w:name="Normal Table"/>
+    <w:lsdException w:qFormat="1" w:uiPriority="99" w:name="Normal Table"/>
     <w:lsdException w:uiPriority="99" w:name="annotation subject"/>
     <w:lsdException w:uiPriority="99" w:name="Table Simple 1"/>
     <w:lsdException w:uiPriority="99" w:name="Table Simple 2"/>
@@ -2907,7 +3184,7 @@
     <w:lsdException w:uiPriority="99" w:name="Table Web 2"/>
     <w:lsdException w:uiPriority="99" w:name="Table Web 3"/>
     <w:lsdException w:uiPriority="99" w:name="Balloon Text"/>
-    <w:lsdException w:unhideWhenUsed="0" w:uiPriority="39" w:semiHidden="0" w:name="Table Grid"/>
+    <w:lsdException w:qFormat="1" w:unhideWhenUsed="0" w:uiPriority="39" w:semiHidden="0" w:name="Table Grid"/>
     <w:lsdException w:uiPriority="99" w:name="Table Theme"/>
     <w:lsdException w:unhideWhenUsed="0" w:uiPriority="60" w:semiHidden="0" w:name="Light Shading"/>
     <w:lsdException w:unhideWhenUsed="0" w:uiPriority="61" w:semiHidden="0" w:name="Light List"/>
@@ -3246,12 +3523,14 @@
   <w:style w:type="character" w:default="1" w:styleId="17">
     <w:name w:val="Default Paragraph Font"/>
     <w:unhideWhenUsed/>
+    <w:qFormat/>
     <w:uiPriority w:val="1"/>
   </w:style>
   <w:style w:type="table" w:default="1" w:styleId="15">
     <w:name w:val="Normal Table"/>
     <w:semiHidden/>
     <w:unhideWhenUsed/>
+    <w:qFormat/>
     <w:uiPriority w:val="99"/>
     <w:tblPr>
       <w:tblCellMar>
@@ -3267,6 +3546,7 @@
     <w:basedOn w:val="1"/>
     <w:link w:val="37"/>
     <w:unhideWhenUsed/>
+    <w:qFormat/>
     <w:uiPriority w:val="99"/>
     <w:pPr>
       <w:tabs>
@@ -3350,6 +3630,7 @@
   <w:style w:type="table" w:styleId="16">
     <w:name w:val="Table Grid"/>
     <w:basedOn w:val="15"/>
+    <w:qFormat/>
     <w:uiPriority w:val="39"/>
     <w:pPr>
       <w:spacing w:after="0" w:line="240" w:lineRule="auto"/>
@@ -3369,6 +3650,7 @@
     <w:name w:val="标题 1 字符"/>
     <w:basedOn w:val="17"/>
     <w:link w:val="2"/>
+    <w:qFormat/>
     <w:uiPriority w:val="9"/>
     <w:rPr>
       <w:rFonts w:asciiTheme="majorHAnsi" w:hAnsiTheme="majorHAnsi" w:eastAsiaTheme="majorEastAsia" w:cstheme="majorBidi"/>
@@ -3382,6 +3664,7 @@
     <w:basedOn w:val="17"/>
     <w:link w:val="3"/>
     <w:semiHidden/>
+    <w:qFormat/>
     <w:uiPriority w:val="9"/>
     <w:rPr>
       <w:rFonts w:asciiTheme="majorHAnsi" w:hAnsiTheme="majorHAnsi" w:eastAsiaTheme="majorEastAsia" w:cstheme="majorBidi"/>
@@ -3395,6 +3678,7 @@
     <w:basedOn w:val="17"/>
     <w:link w:val="4"/>
     <w:semiHidden/>
+    <w:qFormat/>
     <w:uiPriority w:val="9"/>
     <w:rPr>
       <w:rFonts w:asciiTheme="majorHAnsi" w:hAnsiTheme="majorHAnsi" w:eastAsiaTheme="majorEastAsia" w:cstheme="majorBidi"/>
@@ -3408,6 +3692,7 @@
     <w:basedOn w:val="17"/>
     <w:link w:val="5"/>
     <w:semiHidden/>
+    <w:qFormat/>
     <w:uiPriority w:val="9"/>
     <w:rPr>
       <w:rFonts w:cstheme="majorBidi"/>
@@ -3421,6 +3706,7 @@
     <w:basedOn w:val="17"/>
     <w:link w:val="6"/>
     <w:semiHidden/>
+    <w:qFormat/>
     <w:uiPriority w:val="9"/>
     <w:rPr>
       <w:rFonts w:cstheme="majorBidi"/>
@@ -3433,6 +3719,7 @@
     <w:basedOn w:val="17"/>
     <w:link w:val="7"/>
     <w:semiHidden/>
+    <w:qFormat/>
     <w:uiPriority w:val="9"/>
     <w:rPr>
       <w:rFonts w:cstheme="majorBidi"/>
@@ -3446,6 +3733,7 @@
     <w:basedOn w:val="17"/>
     <w:link w:val="8"/>
     <w:semiHidden/>
+    <w:qFormat/>
     <w:uiPriority w:val="9"/>
     <w:rPr>
       <w:rFonts w:cstheme="majorBidi"/>
@@ -3467,6 +3755,7 @@
     <w:basedOn w:val="17"/>
     <w:link w:val="9"/>
     <w:semiHidden/>
+    <w:qFormat/>
     <w:uiPriority w:val="9"/>
     <w:rPr>
       <w:rFonts w:cstheme="majorBidi"/>
@@ -3486,6 +3775,7 @@
     <w:basedOn w:val="17"/>
     <w:link w:val="10"/>
     <w:semiHidden/>
+    <w:qFormat/>
     <w:uiPriority w:val="9"/>
     <w:rPr>
       <w:rFonts w:eastAsiaTheme="majorEastAsia" w:cstheme="majorBidi"/>
@@ -3504,6 +3794,7 @@
     <w:name w:val="标题 字符"/>
     <w:basedOn w:val="17"/>
     <w:link w:val="14"/>
+    <w:qFormat/>
     <w:uiPriority w:val="10"/>
     <w:rPr>
       <w:rFonts w:asciiTheme="majorHAnsi" w:hAnsiTheme="majorHAnsi" w:eastAsiaTheme="majorEastAsia" w:cstheme="majorBidi"/>
@@ -3517,6 +3808,7 @@
     <w:name w:val="副标题 字符"/>
     <w:basedOn w:val="17"/>
     <w:link w:val="13"/>
+    <w:qFormat/>
     <w:uiPriority w:val="11"/>
     <w:rPr>
       <w:rFonts w:asciiTheme="majorHAnsi" w:hAnsiTheme="majorHAnsi" w:eastAsiaTheme="majorEastAsia" w:cstheme="majorBidi"/>
@@ -3563,6 +3855,7 @@
     <w:name w:val="引用 字符"/>
     <w:basedOn w:val="17"/>
     <w:link w:val="29"/>
+    <w:qFormat/>
     <w:uiPriority w:val="29"/>
     <w:rPr>
       <w:i/>
@@ -3625,6 +3918,7 @@
     <w:name w:val="明显引用 字符"/>
     <w:basedOn w:val="17"/>
     <w:link w:val="33"/>
+    <w:qFormat/>
     <w:uiPriority w:val="30"/>
     <w:rPr>
       <w:i/>
@@ -3649,6 +3943,7 @@
     <w:name w:val="页眉 字符"/>
     <w:basedOn w:val="17"/>
     <w:link w:val="12"/>
+    <w:qFormat/>
     <w:uiPriority w:val="99"/>
     <w:rPr>
       <w:sz w:val="18"/>
@@ -3659,6 +3954,7 @@
     <w:name w:val="页脚 字符"/>
     <w:basedOn w:val="17"/>
     <w:link w:val="11"/>
+    <w:qFormat/>
     <w:uiPriority w:val="99"/>
     <w:rPr>
       <w:sz w:val="18"/>
@@ -3668,6 +3964,7 @@
   <w:style w:type="paragraph" w:customStyle="1" w:styleId="38">
     <w:name w:val="p1"/>
     <w:basedOn w:val="1"/>
+    <w:qFormat/>
     <w:uiPriority w:val="0"/>
     <w:pPr>
       <w:spacing w:before="0" w:beforeAutospacing="0" w:after="0" w:afterAutospacing="0"/>

--- a/playground/src/main/resources/template.docx
+++ b/playground/src/main/resources/template.docx
@@ -6,7 +6,7 @@
       <w:pPr>
         <w:jc w:val="center"/>
         <w:rPr>
-          <w:rFonts w:hint="eastAsia"/>
+          <w:rFonts w:hint="eastAsia" w:ascii="宋体" w:hAnsi="宋体" w:eastAsia="宋体" w:cs="宋体"/>
           <w:sz w:val="24"/>
           <w:szCs w:val="24"/>
           <w:vertAlign w:val="baseline"/>
@@ -15,15 +15,13 @@
       </w:pPr>
       <w:r>
         <w:rPr>
-          <w:rFonts w:hint="eastAsia"/>
+          <w:rFonts w:hint="eastAsia" w:ascii="宋体" w:hAnsi="宋体" w:eastAsia="宋体" w:cs="宋体"/>
           <w:sz w:val="44"/>
           <w:szCs w:val="44"/>
           <w:lang w:val="en-US" w:eastAsia="zh-CN"/>
         </w:rPr>
         <w:t>干部任免审批表</w:t>
       </w:r>
-      <w:bookmarkStart w:id="0" w:name="_GoBack"/>
-      <w:bookmarkEnd w:id="0"/>
     </w:p>
     <w:tbl>
       <w:tblPr>
@@ -56,22 +54,6 @@
         <w:gridCol w:w="1932"/>
       </w:tblGrid>
       <w:tr>
-        <w:tblPrEx>
-          <w:tblBorders>
-            <w:top w:val="single" w:color="auto" w:sz="4" w:space="0"/>
-            <w:left w:val="single" w:color="auto" w:sz="4" w:space="0"/>
-            <w:bottom w:val="single" w:color="auto" w:sz="4" w:space="0"/>
-            <w:right w:val="single" w:color="auto" w:sz="4" w:space="0"/>
-            <w:insideH w:val="single" w:color="auto" w:sz="4" w:space="0"/>
-            <w:insideV w:val="single" w:color="auto" w:sz="4" w:space="0"/>
-          </w:tblBorders>
-          <w:tblCellMar>
-            <w:top w:w="0" w:type="dxa"/>
-            <w:left w:w="108" w:type="dxa"/>
-            <w:bottom w:w="0" w:type="dxa"/>
-            <w:right w:w="108" w:type="dxa"/>
-          </w:tblCellMar>
-        </w:tblPrEx>
         <w:trPr>
           <w:trHeight w:val="981" w:hRule="atLeast"/>
         </w:trPr>
@@ -84,16 +66,16 @@
             <w:pPr>
               <w:jc w:val="center"/>
               <w:rPr>
-                <w:rFonts w:hint="default"/>
-                <w:sz w:val="24"/>
-                <w:szCs w:val="24"/>
-                <w:vertAlign w:val="baseline"/>
-                <w:lang w:val="en-US" w:eastAsia="zh-CN"/>
-              </w:rPr>
-            </w:pPr>
-            <w:r>
-              <w:rPr>
-                <w:rFonts w:hint="eastAsia"/>
+                <w:rFonts w:hint="eastAsia" w:ascii="宋体" w:hAnsi="宋体" w:eastAsia="宋体" w:cs="宋体"/>
+                <w:sz w:val="24"/>
+                <w:szCs w:val="24"/>
+                <w:vertAlign w:val="baseline"/>
+                <w:lang w:val="en-US" w:eastAsia="zh-CN"/>
+              </w:rPr>
+            </w:pPr>
+            <w:r>
+              <w:rPr>
+                <w:rFonts w:hint="eastAsia" w:ascii="宋体" w:hAnsi="宋体" w:eastAsia="宋体" w:cs="宋体"/>
                 <w:sz w:val="24"/>
                 <w:szCs w:val="24"/>
                 <w:vertAlign w:val="baseline"/>
@@ -112,29 +94,35 @@
             <w:pPr>
               <w:jc w:val="center"/>
               <w:rPr>
-                <w:rFonts w:hint="default"/>
-                <w:sz w:val="24"/>
-                <w:szCs w:val="24"/>
-                <w:vertAlign w:val="baseline"/>
-                <w:lang w:val="en-US" w:eastAsia="zh-CN"/>
-              </w:rPr>
-            </w:pPr>
-            <w:r>
-              <w:rPr>
-                <w:rFonts w:hint="eastAsia"/>
+                <w:rFonts w:hint="eastAsia" w:ascii="宋体" w:hAnsi="宋体" w:eastAsia="宋体" w:cs="宋体"/>
+                <w:sz w:val="24"/>
+                <w:szCs w:val="24"/>
+                <w:vertAlign w:val="baseline"/>
+                <w:lang w:val="en-US" w:eastAsia="zh-CN"/>
+              </w:rPr>
+            </w:pPr>
+            <w:r>
+              <w:rPr>
+                <w:rFonts w:hint="eastAsia" w:ascii="宋体" w:hAnsi="宋体" w:eastAsia="宋体" w:cs="宋体"/>
+                <w:sz w:val="24"/>
+                <w:szCs w:val="24"/>
               </w:rPr>
               <w:t>${name</w:t>
             </w:r>
             <w:r>
               <w:rPr>
-                <w:rFonts w:hint="eastAsia"/>
+                <w:rFonts w:hint="eastAsia" w:ascii="宋体" w:hAnsi="宋体" w:eastAsia="宋体" w:cs="宋体"/>
+                <w:sz w:val="24"/>
+                <w:szCs w:val="24"/>
                 <w:lang w:val="en-US" w:eastAsia="zh-CN"/>
               </w:rPr>
               <w:t>Sc</w:t>
             </w:r>
             <w:r>
               <w:rPr>
-                <w:rFonts w:hint="eastAsia"/>
+                <w:rFonts w:hint="eastAsia" w:ascii="宋体" w:hAnsi="宋体" w:eastAsia="宋体" w:cs="宋体"/>
+                <w:sz w:val="24"/>
+                <w:szCs w:val="24"/>
               </w:rPr>
               <w:t>}</w:t>
             </w:r>
@@ -149,16 +137,16 @@
             <w:pPr>
               <w:jc w:val="center"/>
               <w:rPr>
-                <w:rFonts w:hint="default"/>
-                <w:sz w:val="24"/>
-                <w:szCs w:val="24"/>
-                <w:vertAlign w:val="baseline"/>
-                <w:lang w:val="en-US" w:eastAsia="zh-CN"/>
-              </w:rPr>
-            </w:pPr>
-            <w:r>
-              <w:rPr>
-                <w:rFonts w:hint="eastAsia"/>
+                <w:rFonts w:hint="eastAsia" w:ascii="宋体" w:hAnsi="宋体" w:eastAsia="宋体" w:cs="宋体"/>
+                <w:sz w:val="24"/>
+                <w:szCs w:val="24"/>
+                <w:vertAlign w:val="baseline"/>
+                <w:lang w:val="en-US" w:eastAsia="zh-CN"/>
+              </w:rPr>
+            </w:pPr>
+            <w:r>
+              <w:rPr>
+                <w:rFonts w:hint="eastAsia" w:ascii="宋体" w:hAnsi="宋体" w:eastAsia="宋体" w:cs="宋体"/>
                 <w:sz w:val="24"/>
                 <w:szCs w:val="24"/>
                 <w:vertAlign w:val="baseline"/>
@@ -177,16 +165,18 @@
             <w:pPr>
               <w:jc w:val="center"/>
               <w:rPr>
-                <w:rFonts w:hint="default"/>
-                <w:sz w:val="24"/>
-                <w:szCs w:val="24"/>
-                <w:vertAlign w:val="baseline"/>
-                <w:lang w:val="en-US" w:eastAsia="zh-CN"/>
-              </w:rPr>
-            </w:pPr>
-            <w:r>
-              <w:rPr>
-                <w:rFonts w:hint="eastAsia"/>
+                <w:rFonts w:hint="eastAsia" w:ascii="宋体" w:hAnsi="宋体" w:eastAsia="宋体" w:cs="宋体"/>
+                <w:sz w:val="24"/>
+                <w:szCs w:val="24"/>
+                <w:vertAlign w:val="baseline"/>
+                <w:lang w:val="en-US" w:eastAsia="zh-CN"/>
+              </w:rPr>
+            </w:pPr>
+            <w:r>
+              <w:rPr>
+                <w:rFonts w:hint="eastAsia" w:ascii="宋体" w:hAnsi="宋体" w:eastAsia="宋体" w:cs="宋体"/>
+                <w:sz w:val="24"/>
+                <w:szCs w:val="24"/>
               </w:rPr>
               <w:t>${sex}</w:t>
             </w:r>
@@ -201,16 +191,16 @@
             <w:pPr>
               <w:jc w:val="center"/>
               <w:rPr>
-                <w:rFonts w:hint="default"/>
-                <w:sz w:val="24"/>
-                <w:szCs w:val="24"/>
-                <w:vertAlign w:val="baseline"/>
-                <w:lang w:val="en-US" w:eastAsia="zh-CN"/>
-              </w:rPr>
-            </w:pPr>
-            <w:r>
-              <w:rPr>
-                <w:rFonts w:hint="eastAsia"/>
+                <w:rFonts w:hint="eastAsia" w:ascii="宋体" w:hAnsi="宋体" w:eastAsia="宋体" w:cs="宋体"/>
+                <w:sz w:val="24"/>
+                <w:szCs w:val="24"/>
+                <w:vertAlign w:val="baseline"/>
+                <w:lang w:val="en-US" w:eastAsia="zh-CN"/>
+              </w:rPr>
+            </w:pPr>
+            <w:r>
+              <w:rPr>
+                <w:rFonts w:hint="eastAsia" w:ascii="宋体" w:hAnsi="宋体" w:eastAsia="宋体" w:cs="宋体"/>
                 <w:sz w:val="24"/>
                 <w:szCs w:val="24"/>
                 <w:vertAlign w:val="baseline"/>
@@ -229,41 +219,51 @@
             <w:pPr>
               <w:jc w:val="center"/>
               <w:rPr>
-                <w:rFonts w:hint="default"/>
-                <w:sz w:val="24"/>
-                <w:szCs w:val="24"/>
-                <w:vertAlign w:val="baseline"/>
-                <w:lang w:val="en-US" w:eastAsia="zh-CN"/>
-              </w:rPr>
-            </w:pPr>
-            <w:r>
-              <w:rPr>
-                <w:rFonts w:hint="eastAsia"/>
+                <w:rFonts w:hint="eastAsia" w:ascii="宋体" w:hAnsi="宋体" w:eastAsia="宋体" w:cs="宋体"/>
+                <w:sz w:val="24"/>
+                <w:szCs w:val="24"/>
+                <w:vertAlign w:val="baseline"/>
+                <w:lang w:val="en-US" w:eastAsia="zh-CN"/>
+              </w:rPr>
+            </w:pPr>
+            <w:r>
+              <w:rPr>
+                <w:rFonts w:hint="eastAsia" w:ascii="宋体" w:hAnsi="宋体" w:eastAsia="宋体" w:cs="宋体"/>
+                <w:sz w:val="24"/>
+                <w:szCs w:val="24"/>
               </w:rPr>
               <w:t>${birthday}</w:t>
             </w:r>
             <w:r>
               <w:rPr>
-                <w:rFonts w:hint="eastAsia"/>
+                <w:rFonts w:hint="eastAsia" w:ascii="宋体" w:hAnsi="宋体" w:eastAsia="宋体" w:cs="宋体"/>
+                <w:sz w:val="24"/>
+                <w:szCs w:val="24"/>
               </w:rPr>
               <w:br w:type="textWrapping"/>
             </w:r>
             <w:r>
               <w:rPr>
-                <w:rFonts w:hint="eastAsia"/>
+                <w:rFonts w:hint="eastAsia" w:ascii="宋体" w:hAnsi="宋体" w:eastAsia="宋体" w:cs="宋体"/>
+                <w:sz w:val="24"/>
+                <w:szCs w:val="24"/>
               </w:rPr>
               <w:t>${</w:t>
             </w:r>
             <w:r>
               <w:rPr>
-                <w:rFonts w:hint="eastAsia"/>
+                <w:rFonts w:hint="eastAsia" w:ascii="宋体" w:hAnsi="宋体" w:eastAsia="宋体" w:cs="宋体"/>
+                <w:sz w:val="24"/>
+                <w:szCs w:val="24"/>
                 <w:lang w:val="en-US" w:eastAsia="zh-CN"/>
               </w:rPr>
               <w:t>age</w:t>
             </w:r>
             <w:r>
               <w:rPr>
-                <w:rFonts w:hint="eastAsia"/>
+                <w:rFonts w:hint="eastAsia" w:ascii="宋体" w:hAnsi="宋体" w:eastAsia="宋体" w:cs="宋体"/>
+                <w:sz w:val="24"/>
+                <w:szCs w:val="24"/>
               </w:rPr>
               <w:t>}</w:t>
             </w:r>
@@ -279,16 +279,18 @@
             <w:pPr>
               <w:jc w:val="center"/>
               <w:rPr>
-                <w:rFonts w:hint="default"/>
-                <w:sz w:val="44"/>
-                <w:szCs w:val="44"/>
-                <w:vertAlign w:val="baseline"/>
-                <w:lang w:val="en-US" w:eastAsia="zh-CN"/>
-              </w:rPr>
-            </w:pPr>
-            <w:r>
-              <w:rPr>
-                <w:rFonts w:hint="eastAsia"/>
+                <w:rFonts w:hint="eastAsia" w:ascii="宋体" w:hAnsi="宋体" w:eastAsia="宋体" w:cs="宋体"/>
+                <w:sz w:val="24"/>
+                <w:szCs w:val="24"/>
+                <w:vertAlign w:val="baseline"/>
+                <w:lang w:val="en-US" w:eastAsia="zh-CN"/>
+              </w:rPr>
+            </w:pPr>
+            <w:r>
+              <w:rPr>
+                <w:rFonts w:hint="eastAsia" w:ascii="宋体" w:hAnsi="宋体" w:eastAsia="宋体" w:cs="宋体"/>
+                <w:sz w:val="24"/>
+                <w:szCs w:val="24"/>
                 <w:lang w:val="en-US" w:eastAsia="zh-CN"/>
               </w:rPr>
               <w:t>${photo}</w:t>
@@ -297,22 +299,6 @@
         </w:tc>
       </w:tr>
       <w:tr>
-        <w:tblPrEx>
-          <w:tblBorders>
-            <w:top w:val="single" w:color="auto" w:sz="4" w:space="0"/>
-            <w:left w:val="single" w:color="auto" w:sz="4" w:space="0"/>
-            <w:bottom w:val="single" w:color="auto" w:sz="4" w:space="0"/>
-            <w:right w:val="single" w:color="auto" w:sz="4" w:space="0"/>
-            <w:insideH w:val="single" w:color="auto" w:sz="4" w:space="0"/>
-            <w:insideV w:val="single" w:color="auto" w:sz="4" w:space="0"/>
-          </w:tblBorders>
-          <w:tblCellMar>
-            <w:top w:w="0" w:type="dxa"/>
-            <w:left w:w="108" w:type="dxa"/>
-            <w:bottom w:w="0" w:type="dxa"/>
-            <w:right w:w="108" w:type="dxa"/>
-          </w:tblCellMar>
-        </w:tblPrEx>
         <w:trPr>
           <w:trHeight w:val="882" w:hRule="atLeast"/>
         </w:trPr>
@@ -325,16 +311,16 @@
             <w:pPr>
               <w:jc w:val="center"/>
               <w:rPr>
-                <w:rFonts w:hint="default"/>
-                <w:sz w:val="24"/>
-                <w:szCs w:val="24"/>
-                <w:vertAlign w:val="baseline"/>
-                <w:lang w:val="en-US" w:eastAsia="zh-CN"/>
-              </w:rPr>
-            </w:pPr>
-            <w:r>
-              <w:rPr>
-                <w:rFonts w:hint="eastAsia"/>
+                <w:rFonts w:hint="eastAsia" w:ascii="宋体" w:hAnsi="宋体" w:eastAsia="宋体" w:cs="宋体"/>
+                <w:sz w:val="24"/>
+                <w:szCs w:val="24"/>
+                <w:vertAlign w:val="baseline"/>
+                <w:lang w:val="en-US" w:eastAsia="zh-CN"/>
+              </w:rPr>
+            </w:pPr>
+            <w:r>
+              <w:rPr>
+                <w:rFonts w:hint="eastAsia" w:ascii="宋体" w:hAnsi="宋体" w:eastAsia="宋体" w:cs="宋体"/>
                 <w:sz w:val="24"/>
                 <w:szCs w:val="24"/>
                 <w:vertAlign w:val="baseline"/>
@@ -357,16 +343,16 @@
               <w:suppressLineNumbers w:val="0"/>
               <w:jc w:val="center"/>
               <w:rPr>
-                <w:rFonts w:hint="default"/>
-                <w:sz w:val="24"/>
-                <w:szCs w:val="24"/>
-                <w:vertAlign w:val="baseline"/>
-                <w:lang w:val="en-US" w:eastAsia="zh-CN"/>
-              </w:rPr>
-            </w:pPr>
-            <w:r>
-              <w:rPr>
-                <w:rFonts w:hint="default"/>
+                <w:rFonts w:hint="eastAsia" w:ascii="宋体" w:hAnsi="宋体" w:eastAsia="宋体" w:cs="宋体"/>
+                <w:sz w:val="24"/>
+                <w:szCs w:val="24"/>
+                <w:vertAlign w:val="baseline"/>
+                <w:lang w:val="en-US" w:eastAsia="zh-CN"/>
+              </w:rPr>
+            </w:pPr>
+            <w:r>
+              <w:rPr>
+                <w:rFonts w:hint="eastAsia" w:ascii="宋体" w:hAnsi="宋体" w:eastAsia="宋体" w:cs="宋体"/>
                 <w:sz w:val="24"/>
                 <w:szCs w:val="24"/>
                 <w:vertAlign w:val="baseline"/>
@@ -376,7 +362,7 @@
             </w:r>
             <w:r>
               <w:rPr>
-                <w:rFonts w:ascii="宋体" w:hAnsi="宋体" w:eastAsia="宋体" w:cs="宋体"/>
+                <w:rFonts w:hint="eastAsia" w:ascii="宋体" w:hAnsi="宋体" w:eastAsia="宋体" w:cs="宋体"/>
                 <w:kern w:val="0"/>
                 <w:sz w:val="24"/>
                 <w:szCs w:val="24"/>
@@ -387,7 +373,7 @@
             </w:r>
             <w:r>
               <w:rPr>
-                <w:rFonts w:hint="default"/>
+                <w:rFonts w:hint="eastAsia" w:ascii="宋体" w:hAnsi="宋体" w:eastAsia="宋体" w:cs="宋体"/>
                 <w:sz w:val="24"/>
                 <w:szCs w:val="24"/>
                 <w:vertAlign w:val="baseline"/>
@@ -406,16 +392,16 @@
             <w:pPr>
               <w:jc w:val="center"/>
               <w:rPr>
-                <w:rFonts w:hint="default"/>
-                <w:sz w:val="24"/>
-                <w:szCs w:val="24"/>
-                <w:vertAlign w:val="baseline"/>
-                <w:lang w:val="en-US" w:eastAsia="zh-CN"/>
-              </w:rPr>
-            </w:pPr>
-            <w:r>
-              <w:rPr>
-                <w:rFonts w:hint="eastAsia"/>
+                <w:rFonts w:hint="eastAsia" w:ascii="宋体" w:hAnsi="宋体" w:eastAsia="宋体" w:cs="宋体"/>
+                <w:sz w:val="24"/>
+                <w:szCs w:val="24"/>
+                <w:vertAlign w:val="baseline"/>
+                <w:lang w:val="en-US" w:eastAsia="zh-CN"/>
+              </w:rPr>
+            </w:pPr>
+            <w:r>
+              <w:rPr>
+                <w:rFonts w:hint="eastAsia" w:ascii="宋体" w:hAnsi="宋体" w:eastAsia="宋体" w:cs="宋体"/>
                 <w:sz w:val="24"/>
                 <w:szCs w:val="24"/>
                 <w:vertAlign w:val="baseline"/>
@@ -438,16 +424,16 @@
               <w:suppressLineNumbers w:val="0"/>
               <w:jc w:val="center"/>
               <w:rPr>
-                <w:rFonts w:hint="default"/>
-                <w:sz w:val="24"/>
-                <w:szCs w:val="24"/>
-                <w:vertAlign w:val="baseline"/>
-                <w:lang w:val="en-US" w:eastAsia="zh-CN"/>
-              </w:rPr>
-            </w:pPr>
-            <w:r>
-              <w:rPr>
-                <w:rFonts w:hint="default"/>
+                <w:rFonts w:hint="eastAsia" w:ascii="宋体" w:hAnsi="宋体" w:eastAsia="宋体" w:cs="宋体"/>
+                <w:sz w:val="24"/>
+                <w:szCs w:val="24"/>
+                <w:vertAlign w:val="baseline"/>
+                <w:lang w:val="en-US" w:eastAsia="zh-CN"/>
+              </w:rPr>
+            </w:pPr>
+            <w:r>
+              <w:rPr>
+                <w:rFonts w:hint="eastAsia" w:ascii="宋体" w:hAnsi="宋体" w:eastAsia="宋体" w:cs="宋体"/>
                 <w:sz w:val="24"/>
                 <w:szCs w:val="24"/>
                 <w:vertAlign w:val="baseline"/>
@@ -457,7 +443,7 @@
             </w:r>
             <w:r>
               <w:rPr>
-                <w:rFonts w:ascii="宋体" w:hAnsi="宋体" w:eastAsia="宋体" w:cs="宋体"/>
+                <w:rFonts w:hint="eastAsia" w:ascii="宋体" w:hAnsi="宋体" w:eastAsia="宋体" w:cs="宋体"/>
                 <w:kern w:val="0"/>
                 <w:sz w:val="24"/>
                 <w:szCs w:val="24"/>
@@ -468,7 +454,7 @@
             </w:r>
             <w:r>
               <w:rPr>
-                <w:rFonts w:hint="default"/>
+                <w:rFonts w:hint="eastAsia" w:ascii="宋体" w:hAnsi="宋体" w:eastAsia="宋体" w:cs="宋体"/>
                 <w:sz w:val="24"/>
                 <w:szCs w:val="24"/>
                 <w:vertAlign w:val="baseline"/>
@@ -487,16 +473,16 @@
             <w:pPr>
               <w:jc w:val="center"/>
               <w:rPr>
-                <w:rFonts w:hint="default"/>
-                <w:sz w:val="24"/>
-                <w:szCs w:val="24"/>
-                <w:vertAlign w:val="baseline"/>
-                <w:lang w:val="en-US" w:eastAsia="zh-CN"/>
-              </w:rPr>
-            </w:pPr>
-            <w:r>
-              <w:rPr>
-                <w:rFonts w:hint="eastAsia"/>
+                <w:rFonts w:hint="eastAsia" w:ascii="宋体" w:hAnsi="宋体" w:eastAsia="宋体" w:cs="宋体"/>
+                <w:sz w:val="24"/>
+                <w:szCs w:val="24"/>
+                <w:vertAlign w:val="baseline"/>
+                <w:lang w:val="en-US" w:eastAsia="zh-CN"/>
+              </w:rPr>
+            </w:pPr>
+            <w:r>
+              <w:rPr>
+                <w:rFonts w:hint="eastAsia" w:ascii="宋体" w:hAnsi="宋体" w:eastAsia="宋体" w:cs="宋体"/>
                 <w:sz w:val="24"/>
                 <w:szCs w:val="24"/>
                 <w:vertAlign w:val="baseline"/>
@@ -519,16 +505,16 @@
               <w:suppressLineNumbers w:val="0"/>
               <w:jc w:val="center"/>
               <w:rPr>
-                <w:rFonts w:hint="default"/>
-                <w:sz w:val="24"/>
-                <w:szCs w:val="24"/>
-                <w:vertAlign w:val="baseline"/>
-                <w:lang w:val="en-US" w:eastAsia="zh-CN"/>
-              </w:rPr>
-            </w:pPr>
-            <w:r>
-              <w:rPr>
-                <w:rFonts w:hint="default"/>
+                <w:rFonts w:hint="eastAsia" w:ascii="宋体" w:hAnsi="宋体" w:eastAsia="宋体" w:cs="宋体"/>
+                <w:sz w:val="24"/>
+                <w:szCs w:val="24"/>
+                <w:vertAlign w:val="baseline"/>
+                <w:lang w:val="en-US" w:eastAsia="zh-CN"/>
+              </w:rPr>
+            </w:pPr>
+            <w:r>
+              <w:rPr>
+                <w:rFonts w:hint="eastAsia" w:ascii="宋体" w:hAnsi="宋体" w:eastAsia="宋体" w:cs="宋体"/>
                 <w:sz w:val="24"/>
                 <w:szCs w:val="24"/>
                 <w:vertAlign w:val="baseline"/>
@@ -538,7 +524,7 @@
             </w:r>
             <w:r>
               <w:rPr>
-                <w:rFonts w:ascii="宋体" w:hAnsi="宋体" w:eastAsia="宋体" w:cs="宋体"/>
+                <w:rFonts w:hint="eastAsia" w:ascii="宋体" w:hAnsi="宋体" w:eastAsia="宋体" w:cs="宋体"/>
                 <w:kern w:val="0"/>
                 <w:sz w:val="24"/>
                 <w:szCs w:val="24"/>
@@ -549,7 +535,7 @@
             </w:r>
             <w:r>
               <w:rPr>
-                <w:rFonts w:hint="default"/>
+                <w:rFonts w:hint="eastAsia" w:ascii="宋体" w:hAnsi="宋体" w:eastAsia="宋体" w:cs="宋体"/>
                 <w:sz w:val="24"/>
                 <w:szCs w:val="24"/>
                 <w:vertAlign w:val="baseline"/>
@@ -569,9 +555,9 @@
             <w:pPr>
               <w:jc w:val="center"/>
               <w:rPr>
-                <w:rFonts w:hint="default"/>
-                <w:sz w:val="44"/>
-                <w:szCs w:val="44"/>
+                <w:rFonts w:hint="eastAsia" w:ascii="宋体" w:hAnsi="宋体" w:eastAsia="宋体" w:cs="宋体"/>
+                <w:sz w:val="24"/>
+                <w:szCs w:val="24"/>
                 <w:vertAlign w:val="baseline"/>
                 <w:lang w:val="en-US" w:eastAsia="zh-CN"/>
               </w:rPr>
@@ -580,22 +566,6 @@
         </w:tc>
       </w:tr>
       <w:tr>
-        <w:tblPrEx>
-          <w:tblBorders>
-            <w:top w:val="single" w:color="auto" w:sz="4" w:space="0"/>
-            <w:left w:val="single" w:color="auto" w:sz="4" w:space="0"/>
-            <w:bottom w:val="single" w:color="auto" w:sz="4" w:space="0"/>
-            <w:right w:val="single" w:color="auto" w:sz="4" w:space="0"/>
-            <w:insideH w:val="single" w:color="auto" w:sz="4" w:space="0"/>
-            <w:insideV w:val="single" w:color="auto" w:sz="4" w:space="0"/>
-          </w:tblBorders>
-          <w:tblCellMar>
-            <w:top w:w="0" w:type="dxa"/>
-            <w:left w:w="108" w:type="dxa"/>
-            <w:bottom w:w="0" w:type="dxa"/>
-            <w:right w:w="108" w:type="dxa"/>
-          </w:tblCellMar>
-        </w:tblPrEx>
         <w:trPr>
           <w:trHeight w:val="998" w:hRule="atLeast"/>
         </w:trPr>
@@ -608,16 +578,16 @@
             <w:pPr>
               <w:jc w:val="center"/>
               <w:rPr>
-                <w:rFonts w:hint="default"/>
-                <w:sz w:val="24"/>
-                <w:szCs w:val="24"/>
-                <w:vertAlign w:val="baseline"/>
-                <w:lang w:val="en-US" w:eastAsia="zh-CN"/>
-              </w:rPr>
-            </w:pPr>
-            <w:r>
-              <w:rPr>
-                <w:rFonts w:hint="eastAsia"/>
+                <w:rFonts w:hint="eastAsia" w:ascii="宋体" w:hAnsi="宋体" w:eastAsia="宋体" w:cs="宋体"/>
+                <w:sz w:val="24"/>
+                <w:szCs w:val="24"/>
+                <w:vertAlign w:val="baseline"/>
+                <w:lang w:val="en-US" w:eastAsia="zh-CN"/>
+              </w:rPr>
+            </w:pPr>
+            <w:r>
+              <w:rPr>
+                <w:rFonts w:hint="eastAsia" w:ascii="宋体" w:hAnsi="宋体" w:eastAsia="宋体" w:cs="宋体"/>
                 <w:sz w:val="24"/>
                 <w:szCs w:val="24"/>
                 <w:vertAlign w:val="baseline"/>
@@ -636,16 +606,16 @@
             <w:pPr>
               <w:jc w:val="center"/>
               <w:rPr>
-                <w:rFonts w:hint="default"/>
-                <w:sz w:val="24"/>
-                <w:szCs w:val="24"/>
-                <w:vertAlign w:val="baseline"/>
-                <w:lang w:val="en-US" w:eastAsia="zh-CN"/>
-              </w:rPr>
-            </w:pPr>
-            <w:r>
-              <w:rPr>
-                <w:rFonts w:hint="default"/>
+                <w:rFonts w:hint="eastAsia" w:ascii="宋体" w:hAnsi="宋体" w:eastAsia="宋体" w:cs="宋体"/>
+                <w:sz w:val="24"/>
+                <w:szCs w:val="24"/>
+                <w:vertAlign w:val="baseline"/>
+                <w:lang w:val="en-US" w:eastAsia="zh-CN"/>
+              </w:rPr>
+            </w:pPr>
+            <w:r>
+              <w:rPr>
+                <w:rFonts w:hint="eastAsia" w:ascii="宋体" w:hAnsi="宋体" w:eastAsia="宋体" w:cs="宋体"/>
                 <w:sz w:val="24"/>
                 <w:szCs w:val="24"/>
                 <w:vertAlign w:val="baseline"/>
@@ -655,7 +625,7 @@
             </w:r>
             <w:r>
               <w:rPr>
-                <w:rFonts w:ascii="宋体" w:hAnsi="宋体" w:eastAsia="宋体" w:cs="宋体"/>
+                <w:rFonts w:hint="eastAsia" w:ascii="宋体" w:hAnsi="宋体" w:eastAsia="宋体" w:cs="宋体"/>
                 <w:kern w:val="0"/>
                 <w:sz w:val="24"/>
                 <w:szCs w:val="24"/>
@@ -666,7 +636,7 @@
             </w:r>
             <w:r>
               <w:rPr>
-                <w:rFonts w:hint="default"/>
+                <w:rFonts w:hint="eastAsia" w:ascii="宋体" w:hAnsi="宋体" w:eastAsia="宋体" w:cs="宋体"/>
                 <w:sz w:val="24"/>
                 <w:szCs w:val="24"/>
                 <w:vertAlign w:val="baseline"/>
@@ -685,16 +655,16 @@
             <w:pPr>
               <w:jc w:val="center"/>
               <w:rPr>
-                <w:rFonts w:hint="default"/>
-                <w:sz w:val="24"/>
-                <w:szCs w:val="24"/>
-                <w:vertAlign w:val="baseline"/>
-                <w:lang w:val="en-US" w:eastAsia="zh-CN"/>
-              </w:rPr>
-            </w:pPr>
-            <w:r>
-              <w:rPr>
-                <w:rFonts w:hint="eastAsia"/>
+                <w:rFonts w:hint="eastAsia" w:ascii="宋体" w:hAnsi="宋体" w:eastAsia="宋体" w:cs="宋体"/>
+                <w:sz w:val="24"/>
+                <w:szCs w:val="24"/>
+                <w:vertAlign w:val="baseline"/>
+                <w:lang w:val="en-US" w:eastAsia="zh-CN"/>
+              </w:rPr>
+            </w:pPr>
+            <w:r>
+              <w:rPr>
+                <w:rFonts w:hint="eastAsia" w:ascii="宋体" w:hAnsi="宋体" w:eastAsia="宋体" w:cs="宋体"/>
                 <w:sz w:val="24"/>
                 <w:szCs w:val="24"/>
                 <w:vertAlign w:val="baseline"/>
@@ -717,33 +687,21 @@
               <w:suppressLineNumbers w:val="0"/>
               <w:jc w:val="center"/>
               <w:rPr>
-                <w:rFonts w:hint="default"/>
-                <w:sz w:val="24"/>
-                <w:szCs w:val="24"/>
-                <w:vertAlign w:val="baseline"/>
-                <w:lang w:val="en-US" w:eastAsia="zh-CN"/>
-              </w:rPr>
-            </w:pPr>
-            <w:r>
-              <w:rPr>
-                <w:rFonts w:hint="default"/>
-                <w:lang w:val="en-US" w:eastAsia="zh-CN"/>
-              </w:rPr>
-              <w:t>${</w:t>
-            </w:r>
-            <w:r>
-              <w:rPr>
-                <w:rFonts w:hint="eastAsia"/>
-                <w:lang w:val="en-US" w:eastAsia="zh-CN"/>
-              </w:rPr>
-              <w:t>firstJobDate</w:t>
-            </w:r>
-            <w:r>
-              <w:rPr>
-                <w:rFonts w:hint="default"/>
-                <w:lang w:val="en-US" w:eastAsia="zh-CN"/>
-              </w:rPr>
-              <w:t>}</w:t>
+                <w:rFonts w:hint="eastAsia" w:ascii="宋体" w:hAnsi="宋体" w:eastAsia="宋体" w:cs="宋体"/>
+                <w:sz w:val="24"/>
+                <w:szCs w:val="24"/>
+                <w:vertAlign w:val="baseline"/>
+                <w:lang w:val="en-US" w:eastAsia="zh-CN"/>
+              </w:rPr>
+            </w:pPr>
+            <w:r>
+              <w:rPr>
+                <w:rFonts w:hint="eastAsia" w:ascii="宋体" w:hAnsi="宋体" w:eastAsia="宋体" w:cs="宋体"/>
+                <w:sz w:val="24"/>
+                <w:szCs w:val="24"/>
+                <w:lang w:val="en-US" w:eastAsia="zh-CN"/>
+              </w:rPr>
+              <w:t>${firstJobDate}</w:t>
             </w:r>
           </w:p>
         </w:tc>
@@ -756,16 +714,16 @@
             <w:pPr>
               <w:jc w:val="center"/>
               <w:rPr>
-                <w:rFonts w:hint="default"/>
-                <w:sz w:val="24"/>
-                <w:szCs w:val="24"/>
-                <w:vertAlign w:val="baseline"/>
-                <w:lang w:val="en-US" w:eastAsia="zh-CN"/>
-              </w:rPr>
-            </w:pPr>
-            <w:r>
-              <w:rPr>
-                <w:rFonts w:hint="eastAsia"/>
+                <w:rFonts w:hint="eastAsia" w:ascii="宋体" w:hAnsi="宋体" w:eastAsia="宋体" w:cs="宋体"/>
+                <w:sz w:val="24"/>
+                <w:szCs w:val="24"/>
+                <w:vertAlign w:val="baseline"/>
+                <w:lang w:val="en-US" w:eastAsia="zh-CN"/>
+              </w:rPr>
+            </w:pPr>
+            <w:r>
+              <w:rPr>
+                <w:rFonts w:hint="eastAsia" w:ascii="宋体" w:hAnsi="宋体" w:eastAsia="宋体" w:cs="宋体"/>
                 <w:sz w:val="24"/>
                 <w:szCs w:val="24"/>
                 <w:vertAlign w:val="baseline"/>
@@ -788,16 +746,16 @@
               <w:suppressLineNumbers w:val="0"/>
               <w:jc w:val="center"/>
               <w:rPr>
-                <w:rFonts w:hint="default"/>
-                <w:sz w:val="24"/>
-                <w:szCs w:val="24"/>
-                <w:vertAlign w:val="baseline"/>
-                <w:lang w:val="en-US" w:eastAsia="zh-CN"/>
-              </w:rPr>
-            </w:pPr>
-            <w:r>
-              <w:rPr>
-                <w:rFonts w:hint="default"/>
+                <w:rFonts w:hint="eastAsia" w:ascii="宋体" w:hAnsi="宋体" w:eastAsia="宋体" w:cs="宋体"/>
+                <w:sz w:val="24"/>
+                <w:szCs w:val="24"/>
+                <w:vertAlign w:val="baseline"/>
+                <w:lang w:val="en-US" w:eastAsia="zh-CN"/>
+              </w:rPr>
+            </w:pPr>
+            <w:r>
+              <w:rPr>
+                <w:rFonts w:hint="eastAsia" w:ascii="宋体" w:hAnsi="宋体" w:eastAsia="宋体" w:cs="宋体"/>
                 <w:sz w:val="24"/>
                 <w:szCs w:val="24"/>
                 <w:vertAlign w:val="baseline"/>
@@ -807,7 +765,7 @@
             </w:r>
             <w:r>
               <w:rPr>
-                <w:rFonts w:ascii="宋体" w:hAnsi="宋体" w:eastAsia="宋体" w:cs="宋体"/>
+                <w:rFonts w:hint="eastAsia" w:ascii="宋体" w:hAnsi="宋体" w:eastAsia="宋体" w:cs="宋体"/>
                 <w:kern w:val="0"/>
                 <w:sz w:val="24"/>
                 <w:szCs w:val="24"/>
@@ -818,7 +776,7 @@
             </w:r>
             <w:r>
               <w:rPr>
-                <w:rFonts w:hint="default"/>
+                <w:rFonts w:hint="eastAsia" w:ascii="宋体" w:hAnsi="宋体" w:eastAsia="宋体" w:cs="宋体"/>
                 <w:sz w:val="24"/>
                 <w:szCs w:val="24"/>
                 <w:vertAlign w:val="baseline"/>
@@ -838,9 +796,9 @@
             <w:pPr>
               <w:jc w:val="center"/>
               <w:rPr>
-                <w:rFonts w:hint="default"/>
-                <w:sz w:val="44"/>
-                <w:szCs w:val="44"/>
+                <w:rFonts w:hint="eastAsia" w:ascii="宋体" w:hAnsi="宋体" w:eastAsia="宋体" w:cs="宋体"/>
+                <w:sz w:val="24"/>
+                <w:szCs w:val="24"/>
                 <w:vertAlign w:val="baseline"/>
                 <w:lang w:val="en-US" w:eastAsia="zh-CN"/>
               </w:rPr>
@@ -849,22 +807,6 @@
         </w:tc>
       </w:tr>
       <w:tr>
-        <w:tblPrEx>
-          <w:tblBorders>
-            <w:top w:val="single" w:color="auto" w:sz="4" w:space="0"/>
-            <w:left w:val="single" w:color="auto" w:sz="4" w:space="0"/>
-            <w:bottom w:val="single" w:color="auto" w:sz="4" w:space="0"/>
-            <w:right w:val="single" w:color="auto" w:sz="4" w:space="0"/>
-            <w:insideH w:val="single" w:color="auto" w:sz="4" w:space="0"/>
-            <w:insideV w:val="single" w:color="auto" w:sz="4" w:space="0"/>
-          </w:tblBorders>
-          <w:tblCellMar>
-            <w:top w:w="0" w:type="dxa"/>
-            <w:left w:w="108" w:type="dxa"/>
-            <w:bottom w:w="0" w:type="dxa"/>
-            <w:right w:w="108" w:type="dxa"/>
-          </w:tblCellMar>
-        </w:tblPrEx>
         <w:trPr>
           <w:trHeight w:val="1231" w:hRule="atLeast"/>
         </w:trPr>
@@ -877,16 +819,16 @@
             <w:pPr>
               <w:jc w:val="center"/>
               <w:rPr>
-                <w:rFonts w:hint="default"/>
-                <w:sz w:val="24"/>
-                <w:szCs w:val="24"/>
-                <w:vertAlign w:val="baseline"/>
-                <w:lang w:val="en-US" w:eastAsia="zh-CN"/>
-              </w:rPr>
-            </w:pPr>
-            <w:r>
-              <w:rPr>
-                <w:rFonts w:hint="eastAsia"/>
+                <w:rFonts w:hint="eastAsia" w:ascii="宋体" w:hAnsi="宋体" w:eastAsia="宋体" w:cs="宋体"/>
+                <w:sz w:val="24"/>
+                <w:szCs w:val="24"/>
+                <w:vertAlign w:val="baseline"/>
+                <w:lang w:val="en-US" w:eastAsia="zh-CN"/>
+              </w:rPr>
+            </w:pPr>
+            <w:r>
+              <w:rPr>
+                <w:rFonts w:hint="eastAsia" w:ascii="宋体" w:hAnsi="宋体" w:eastAsia="宋体" w:cs="宋体"/>
                 <w:sz w:val="24"/>
                 <w:szCs w:val="24"/>
                 <w:vertAlign w:val="baseline"/>
@@ -906,16 +848,16 @@
             <w:pPr>
               <w:jc w:val="center"/>
               <w:rPr>
-                <w:rFonts w:hint="default"/>
-                <w:sz w:val="24"/>
-                <w:szCs w:val="24"/>
-                <w:vertAlign w:val="baseline"/>
-                <w:lang w:val="en-US" w:eastAsia="zh-CN"/>
-              </w:rPr>
-            </w:pPr>
-            <w:r>
-              <w:rPr>
-                <w:rFonts w:hint="default"/>
+                <w:rFonts w:hint="eastAsia" w:ascii="宋体" w:hAnsi="宋体" w:eastAsia="宋体" w:cs="宋体"/>
+                <w:sz w:val="24"/>
+                <w:szCs w:val="24"/>
+                <w:vertAlign w:val="baseline"/>
+                <w:lang w:val="en-US" w:eastAsia="zh-CN"/>
+              </w:rPr>
+            </w:pPr>
+            <w:r>
+              <w:rPr>
+                <w:rFonts w:hint="eastAsia" w:ascii="宋体" w:hAnsi="宋体" w:eastAsia="宋体" w:cs="宋体"/>
                 <w:color w:val="auto"/>
                 <w:sz w:val="24"/>
                 <w:szCs w:val="24"/>
@@ -926,7 +868,7 @@
             </w:r>
             <w:r>
               <w:rPr>
-                <w:rFonts w:ascii="宋体" w:hAnsi="宋体" w:eastAsia="宋体" w:cs="宋体"/>
+                <w:rFonts w:hint="eastAsia" w:ascii="宋体" w:hAnsi="宋体" w:eastAsia="宋体" w:cs="宋体"/>
                 <w:color w:val="auto"/>
                 <w:kern w:val="0"/>
                 <w:sz w:val="24"/>
@@ -938,7 +880,7 @@
             </w:r>
             <w:r>
               <w:rPr>
-                <w:rFonts w:hint="default"/>
+                <w:rFonts w:hint="eastAsia" w:ascii="宋体" w:hAnsi="宋体" w:eastAsia="宋体" w:cs="宋体"/>
                 <w:color w:val="auto"/>
                 <w:sz w:val="24"/>
                 <w:szCs w:val="24"/>
@@ -958,16 +900,16 @@
             <w:pPr>
               <w:jc w:val="center"/>
               <w:rPr>
-                <w:rFonts w:hint="default"/>
-                <w:sz w:val="24"/>
-                <w:szCs w:val="24"/>
-                <w:vertAlign w:val="baseline"/>
-                <w:lang w:val="en-US" w:eastAsia="zh-CN"/>
-              </w:rPr>
-            </w:pPr>
-            <w:r>
-              <w:rPr>
-                <w:rFonts w:hint="eastAsia"/>
+                <w:rFonts w:hint="eastAsia" w:ascii="宋体" w:hAnsi="宋体" w:eastAsia="宋体" w:cs="宋体"/>
+                <w:sz w:val="24"/>
+                <w:szCs w:val="24"/>
+                <w:vertAlign w:val="baseline"/>
+                <w:lang w:val="en-US" w:eastAsia="zh-CN"/>
+              </w:rPr>
+            </w:pPr>
+            <w:r>
+              <w:rPr>
+                <w:rFonts w:hint="eastAsia" w:ascii="宋体" w:hAnsi="宋体" w:eastAsia="宋体" w:cs="宋体"/>
                 <w:sz w:val="24"/>
                 <w:szCs w:val="24"/>
                 <w:vertAlign w:val="baseline"/>
@@ -991,16 +933,16 @@
               <w:suppressLineNumbers w:val="0"/>
               <w:jc w:val="center"/>
               <w:rPr>
-                <w:rFonts w:hint="default"/>
-                <w:sz w:val="24"/>
-                <w:szCs w:val="24"/>
-                <w:vertAlign w:val="baseline"/>
-                <w:lang w:val="en-US" w:eastAsia="zh-CN"/>
-              </w:rPr>
-            </w:pPr>
-            <w:r>
-              <w:rPr>
-                <w:rFonts w:hint="default"/>
+                <w:rFonts w:hint="eastAsia" w:ascii="宋体" w:hAnsi="宋体" w:eastAsia="宋体" w:cs="宋体"/>
+                <w:sz w:val="24"/>
+                <w:szCs w:val="24"/>
+                <w:vertAlign w:val="baseline"/>
+                <w:lang w:val="en-US" w:eastAsia="zh-CN"/>
+              </w:rPr>
+            </w:pPr>
+            <w:r>
+              <w:rPr>
+                <w:rFonts w:hint="eastAsia" w:ascii="宋体" w:hAnsi="宋体" w:eastAsia="宋体" w:cs="宋体"/>
                 <w:sz w:val="24"/>
                 <w:szCs w:val="24"/>
                 <w:vertAlign w:val="baseline"/>
@@ -1010,7 +952,7 @@
             </w:r>
             <w:r>
               <w:rPr>
-                <w:rFonts w:ascii="宋体" w:hAnsi="宋体" w:eastAsia="宋体" w:cs="宋体"/>
+                <w:rFonts w:hint="eastAsia" w:ascii="宋体" w:hAnsi="宋体" w:eastAsia="宋体" w:cs="宋体"/>
                 <w:kern w:val="0"/>
                 <w:sz w:val="24"/>
                 <w:szCs w:val="24"/>
@@ -1021,7 +963,7 @@
             </w:r>
             <w:r>
               <w:rPr>
-                <w:rFonts w:hint="default"/>
+                <w:rFonts w:hint="eastAsia" w:ascii="宋体" w:hAnsi="宋体" w:eastAsia="宋体" w:cs="宋体"/>
                 <w:sz w:val="24"/>
                 <w:szCs w:val="24"/>
                 <w:vertAlign w:val="baseline"/>
@@ -1041,7 +983,7 @@
             <w:pPr>
               <w:jc w:val="center"/>
               <w:rPr>
-                <w:rFonts w:hint="default"/>
+                <w:rFonts w:hint="eastAsia" w:ascii="宋体" w:hAnsi="宋体" w:eastAsia="宋体" w:cs="宋体"/>
                 <w:sz w:val="24"/>
                 <w:szCs w:val="24"/>
                 <w:vertAlign w:val="baseline"/>
@@ -1052,22 +994,6 @@
         </w:tc>
       </w:tr>
       <w:tr>
-        <w:tblPrEx>
-          <w:tblBorders>
-            <w:top w:val="single" w:color="auto" w:sz="4" w:space="0"/>
-            <w:left w:val="single" w:color="auto" w:sz="4" w:space="0"/>
-            <w:bottom w:val="single" w:color="auto" w:sz="4" w:space="0"/>
-            <w:right w:val="single" w:color="auto" w:sz="4" w:space="0"/>
-            <w:insideH w:val="single" w:color="auto" w:sz="4" w:space="0"/>
-            <w:insideV w:val="single" w:color="auto" w:sz="4" w:space="0"/>
-          </w:tblBorders>
-          <w:tblCellMar>
-            <w:top w:w="0" w:type="dxa"/>
-            <w:left w:w="108" w:type="dxa"/>
-            <w:bottom w:w="0" w:type="dxa"/>
-            <w:right w:w="108" w:type="dxa"/>
-          </w:tblCellMar>
-        </w:tblPrEx>
         <w:tc>
           <w:tcPr>
             <w:tcW w:w="952" w:type="dxa"/>
@@ -1077,16 +1003,16 @@
             <w:pPr>
               <w:jc w:val="center"/>
               <w:rPr>
-                <w:rFonts w:hint="default"/>
-                <w:sz w:val="24"/>
-                <w:szCs w:val="24"/>
-                <w:vertAlign w:val="baseline"/>
-                <w:lang w:val="en-US" w:eastAsia="zh-CN"/>
-              </w:rPr>
-            </w:pPr>
-            <w:r>
-              <w:rPr>
-                <w:rFonts w:hint="eastAsia"/>
+                <w:rFonts w:hint="eastAsia" w:ascii="宋体" w:hAnsi="宋体" w:eastAsia="宋体" w:cs="宋体"/>
+                <w:sz w:val="24"/>
+                <w:szCs w:val="24"/>
+                <w:vertAlign w:val="baseline"/>
+                <w:lang w:val="en-US" w:eastAsia="zh-CN"/>
+              </w:rPr>
+            </w:pPr>
+            <w:r>
+              <w:rPr>
+                <w:rFonts w:hint="eastAsia" w:ascii="宋体" w:hAnsi="宋体" w:eastAsia="宋体" w:cs="宋体"/>
                 <w:sz w:val="24"/>
                 <w:szCs w:val="24"/>
                 <w:vertAlign w:val="baseline"/>
@@ -1109,16 +1035,16 @@
               <w:suppressLineNumbers w:val="0"/>
               <w:jc w:val="center"/>
               <w:rPr>
-                <w:rFonts w:hint="default"/>
-                <w:sz w:val="24"/>
-                <w:szCs w:val="24"/>
-                <w:vertAlign w:val="baseline"/>
-                <w:lang w:val="en-US" w:eastAsia="zh-CN"/>
-              </w:rPr>
-            </w:pPr>
-            <w:r>
-              <w:rPr>
-                <w:rFonts w:hint="default"/>
+                <w:rFonts w:hint="eastAsia" w:ascii="宋体" w:hAnsi="宋体" w:eastAsia="宋体" w:cs="宋体"/>
+                <w:sz w:val="24"/>
+                <w:szCs w:val="24"/>
+                <w:vertAlign w:val="baseline"/>
+                <w:lang w:val="en-US" w:eastAsia="zh-CN"/>
+              </w:rPr>
+            </w:pPr>
+            <w:r>
+              <w:rPr>
+                <w:rFonts w:hint="eastAsia" w:ascii="宋体" w:hAnsi="宋体" w:eastAsia="宋体" w:cs="宋体"/>
                 <w:sz w:val="24"/>
                 <w:szCs w:val="24"/>
                 <w:vertAlign w:val="baseline"/>
@@ -1128,7 +1054,7 @@
             </w:r>
             <w:r>
               <w:rPr>
-                <w:rFonts w:ascii="宋体" w:hAnsi="宋体" w:eastAsia="宋体" w:cs="宋体"/>
+                <w:rFonts w:hint="eastAsia" w:ascii="宋体" w:hAnsi="宋体" w:eastAsia="宋体" w:cs="宋体"/>
                 <w:kern w:val="0"/>
                 <w:sz w:val="24"/>
                 <w:szCs w:val="24"/>
@@ -1139,7 +1065,7 @@
             </w:r>
             <w:r>
               <w:rPr>
-                <w:rFonts w:hint="default"/>
+                <w:rFonts w:hint="eastAsia" w:ascii="宋体" w:hAnsi="宋体" w:eastAsia="宋体" w:cs="宋体"/>
                 <w:sz w:val="24"/>
                 <w:szCs w:val="24"/>
                 <w:vertAlign w:val="baseline"/>
@@ -1163,16 +1089,16 @@
               <w:suppressLineNumbers w:val="0"/>
               <w:jc w:val="center"/>
               <w:rPr>
-                <w:rFonts w:hint="default"/>
-                <w:sz w:val="24"/>
-                <w:szCs w:val="24"/>
-                <w:vertAlign w:val="baseline"/>
-                <w:lang w:val="en-US" w:eastAsia="zh-CN"/>
-              </w:rPr>
-            </w:pPr>
-            <w:r>
-              <w:rPr>
-                <w:rFonts w:hint="default"/>
+                <w:rFonts w:hint="eastAsia" w:ascii="宋体" w:hAnsi="宋体" w:eastAsia="宋体" w:cs="宋体"/>
+                <w:sz w:val="24"/>
+                <w:szCs w:val="24"/>
+                <w:vertAlign w:val="baseline"/>
+                <w:lang w:val="en-US" w:eastAsia="zh-CN"/>
+              </w:rPr>
+            </w:pPr>
+            <w:r>
+              <w:rPr>
+                <w:rFonts w:hint="eastAsia" w:ascii="宋体" w:hAnsi="宋体" w:eastAsia="宋体" w:cs="宋体"/>
                 <w:sz w:val="24"/>
                 <w:szCs w:val="24"/>
                 <w:vertAlign w:val="baseline"/>
@@ -1182,7 +1108,7 @@
             </w:r>
             <w:r>
               <w:rPr>
-                <w:rFonts w:ascii="宋体" w:hAnsi="宋体" w:eastAsia="宋体" w:cs="宋体"/>
+                <w:rFonts w:hint="eastAsia" w:ascii="宋体" w:hAnsi="宋体" w:eastAsia="宋体" w:cs="宋体"/>
                 <w:kern w:val="0"/>
                 <w:sz w:val="24"/>
                 <w:szCs w:val="24"/>
@@ -1193,7 +1119,7 @@
             </w:r>
             <w:r>
               <w:rPr>
-                <w:rFonts w:hint="default"/>
+                <w:rFonts w:hint="eastAsia" w:ascii="宋体" w:hAnsi="宋体" w:eastAsia="宋体" w:cs="宋体"/>
                 <w:sz w:val="24"/>
                 <w:szCs w:val="24"/>
                 <w:vertAlign w:val="baseline"/>
@@ -1206,7 +1132,7 @@
             <w:pPr>
               <w:jc w:val="center"/>
               <w:rPr>
-                <w:rFonts w:hint="default"/>
+                <w:rFonts w:hint="eastAsia" w:ascii="宋体" w:hAnsi="宋体" w:eastAsia="宋体" w:cs="宋体"/>
                 <w:sz w:val="24"/>
                 <w:szCs w:val="24"/>
                 <w:vertAlign w:val="baseline"/>
@@ -1224,16 +1150,16 @@
             <w:pPr>
               <w:jc w:val="center"/>
               <w:rPr>
-                <w:rFonts w:hint="default"/>
-                <w:sz w:val="24"/>
-                <w:szCs w:val="24"/>
-                <w:vertAlign w:val="baseline"/>
-                <w:lang w:val="en-US" w:eastAsia="zh-CN"/>
-              </w:rPr>
-            </w:pPr>
-            <w:r>
-              <w:rPr>
-                <w:rFonts w:hint="eastAsia"/>
+                <w:rFonts w:hint="default" w:ascii="宋体" w:hAnsi="宋体" w:eastAsia="宋体" w:cs="宋体"/>
+                <w:sz w:val="24"/>
+                <w:szCs w:val="24"/>
+                <w:vertAlign w:val="baseline"/>
+                <w:lang w:val="en-US" w:eastAsia="zh-CN"/>
+              </w:rPr>
+            </w:pPr>
+            <w:r>
+              <w:rPr>
+                <w:rFonts w:hint="eastAsia" w:ascii="宋体" w:hAnsi="宋体" w:eastAsia="宋体" w:cs="宋体"/>
                 <w:sz w:val="24"/>
                 <w:szCs w:val="24"/>
                 <w:vertAlign w:val="baseline"/>
@@ -1241,6 +1167,8 @@
               </w:rPr>
               <w:t>毕业院校系及专业</w:t>
             </w:r>
+            <w:bookmarkStart w:id="0" w:name="_GoBack"/>
+            <w:bookmarkEnd w:id="0"/>
           </w:p>
         </w:tc>
         <w:tc>
@@ -1257,16 +1185,16 @@
               <w:suppressLineNumbers w:val="0"/>
               <w:jc w:val="center"/>
               <w:rPr>
-                <w:rFonts w:hint="default"/>
-                <w:sz w:val="24"/>
-                <w:szCs w:val="24"/>
-                <w:vertAlign w:val="baseline"/>
-                <w:lang w:val="en-US" w:eastAsia="zh-CN"/>
-              </w:rPr>
-            </w:pPr>
-            <w:r>
-              <w:rPr>
-                <w:rFonts w:hint="default"/>
+                <w:rFonts w:hint="eastAsia" w:ascii="宋体" w:hAnsi="宋体" w:eastAsia="宋体" w:cs="宋体"/>
+                <w:sz w:val="24"/>
+                <w:szCs w:val="24"/>
+                <w:vertAlign w:val="baseline"/>
+                <w:lang w:val="en-US" w:eastAsia="zh-CN"/>
+              </w:rPr>
+            </w:pPr>
+            <w:r>
+              <w:rPr>
+                <w:rFonts w:hint="eastAsia" w:ascii="宋体" w:hAnsi="宋体" w:eastAsia="宋体" w:cs="宋体"/>
                 <w:sz w:val="24"/>
                 <w:szCs w:val="24"/>
                 <w:vertAlign w:val="baseline"/>
@@ -1276,7 +1204,7 @@
             </w:r>
             <w:r>
               <w:rPr>
-                <w:rFonts w:ascii="宋体" w:hAnsi="宋体" w:eastAsia="宋体" w:cs="宋体"/>
+                <w:rFonts w:hint="eastAsia" w:ascii="宋体" w:hAnsi="宋体" w:eastAsia="宋体" w:cs="宋体"/>
                 <w:kern w:val="0"/>
                 <w:sz w:val="24"/>
                 <w:szCs w:val="24"/>
@@ -1287,17 +1215,43 @@
             </w:r>
             <w:r>
               <w:rPr>
-                <w:rFonts w:hint="default"/>
-                <w:sz w:val="24"/>
-                <w:szCs w:val="24"/>
-                <w:vertAlign w:val="baseline"/>
-                <w:lang w:val="en-US" w:eastAsia="zh-CN"/>
-              </w:rPr>
-              <w:t>}${education.</w:t>
-            </w:r>
-            <w:r>
-              <w:rPr>
-                <w:rFonts w:ascii="宋体" w:hAnsi="宋体" w:eastAsia="宋体" w:cs="宋体"/>
+                <w:rFonts w:hint="eastAsia" w:ascii="宋体" w:hAnsi="宋体" w:eastAsia="宋体" w:cs="宋体"/>
+                <w:sz w:val="24"/>
+                <w:szCs w:val="24"/>
+                <w:vertAlign w:val="baseline"/>
+                <w:lang w:val="en-US" w:eastAsia="zh-CN"/>
+              </w:rPr>
+              <w:t>}</w:t>
+            </w:r>
+          </w:p>
+          <w:p>
+            <w:pPr>
+              <w:keepNext w:val="0"/>
+              <w:keepLines w:val="0"/>
+              <w:widowControl/>
+              <w:suppressLineNumbers w:val="0"/>
+              <w:jc w:val="center"/>
+              <w:rPr>
+                <w:rFonts w:hint="eastAsia" w:ascii="宋体" w:hAnsi="宋体" w:eastAsia="宋体" w:cs="宋体"/>
+                <w:sz w:val="24"/>
+                <w:szCs w:val="24"/>
+                <w:vertAlign w:val="baseline"/>
+                <w:lang w:val="en-US" w:eastAsia="zh-CN"/>
+              </w:rPr>
+            </w:pPr>
+            <w:r>
+              <w:rPr>
+                <w:rFonts w:hint="eastAsia" w:ascii="宋体" w:hAnsi="宋体" w:eastAsia="宋体" w:cs="宋体"/>
+                <w:sz w:val="24"/>
+                <w:szCs w:val="24"/>
+                <w:vertAlign w:val="baseline"/>
+                <w:lang w:val="en-US" w:eastAsia="zh-CN"/>
+              </w:rPr>
+              <w:t>${education.</w:t>
+            </w:r>
+            <w:r>
+              <w:rPr>
+                <w:rFonts w:hint="eastAsia" w:ascii="宋体" w:hAnsi="宋体" w:eastAsia="宋体" w:cs="宋体"/>
                 <w:kern w:val="0"/>
                 <w:sz w:val="24"/>
                 <w:szCs w:val="24"/>
@@ -1308,7 +1262,7 @@
             </w:r>
             <w:r>
               <w:rPr>
-                <w:rFonts w:hint="default"/>
+                <w:rFonts w:hint="eastAsia" w:ascii="宋体" w:hAnsi="宋体" w:eastAsia="宋体" w:cs="宋体"/>
                 <w:sz w:val="24"/>
                 <w:szCs w:val="24"/>
                 <w:vertAlign w:val="baseline"/>
@@ -1320,22 +1274,6 @@
         </w:tc>
       </w:tr>
       <w:tr>
-        <w:tblPrEx>
-          <w:tblBorders>
-            <w:top w:val="single" w:color="auto" w:sz="4" w:space="0"/>
-            <w:left w:val="single" w:color="auto" w:sz="4" w:space="0"/>
-            <w:bottom w:val="single" w:color="auto" w:sz="4" w:space="0"/>
-            <w:right w:val="single" w:color="auto" w:sz="4" w:space="0"/>
-            <w:insideH w:val="single" w:color="auto" w:sz="4" w:space="0"/>
-            <w:insideV w:val="single" w:color="auto" w:sz="4" w:space="0"/>
-          </w:tblBorders>
-          <w:tblCellMar>
-            <w:top w:w="0" w:type="dxa"/>
-            <w:left w:w="108" w:type="dxa"/>
-            <w:bottom w:w="0" w:type="dxa"/>
-            <w:right w:w="108" w:type="dxa"/>
-          </w:tblCellMar>
-        </w:tblPrEx>
         <w:tc>
           <w:tcPr>
             <w:tcW w:w="952" w:type="dxa"/>
@@ -1344,16 +1282,16 @@
             <w:pPr>
               <w:jc w:val="left"/>
               <w:rPr>
-                <w:rFonts w:hint="default"/>
-                <w:sz w:val="24"/>
-                <w:szCs w:val="24"/>
-                <w:vertAlign w:val="baseline"/>
-                <w:lang w:val="en-US" w:eastAsia="zh-CN"/>
-              </w:rPr>
-            </w:pPr>
-            <w:r>
-              <w:rPr>
-                <w:rFonts w:hint="eastAsia"/>
+                <w:rFonts w:hint="eastAsia" w:ascii="宋体" w:hAnsi="宋体" w:eastAsia="宋体" w:cs="宋体"/>
+                <w:sz w:val="24"/>
+                <w:szCs w:val="24"/>
+                <w:vertAlign w:val="baseline"/>
+                <w:lang w:val="en-US" w:eastAsia="zh-CN"/>
+              </w:rPr>
+            </w:pPr>
+            <w:r>
+              <w:rPr>
+                <w:rFonts w:hint="eastAsia" w:ascii="宋体" w:hAnsi="宋体" w:eastAsia="宋体" w:cs="宋体"/>
                 <w:sz w:val="24"/>
                 <w:szCs w:val="24"/>
                 <w:vertAlign w:val="baseline"/>
@@ -1376,16 +1314,16 @@
               <w:suppressLineNumbers w:val="0"/>
               <w:jc w:val="left"/>
               <w:rPr>
-                <w:rFonts w:hint="default"/>
-                <w:sz w:val="24"/>
-                <w:szCs w:val="24"/>
-                <w:vertAlign w:val="baseline"/>
-                <w:lang w:val="en-US" w:eastAsia="zh-CN"/>
-              </w:rPr>
-            </w:pPr>
-            <w:r>
-              <w:rPr>
-                <w:rFonts w:hint="default"/>
+                <w:rFonts w:hint="eastAsia" w:ascii="宋体" w:hAnsi="宋体" w:eastAsia="宋体" w:cs="宋体"/>
+                <w:sz w:val="24"/>
+                <w:szCs w:val="24"/>
+                <w:vertAlign w:val="baseline"/>
+                <w:lang w:val="en-US" w:eastAsia="zh-CN"/>
+              </w:rPr>
+            </w:pPr>
+            <w:r>
+              <w:rPr>
+                <w:rFonts w:hint="eastAsia" w:ascii="宋体" w:hAnsi="宋体" w:eastAsia="宋体" w:cs="宋体"/>
                 <w:sz w:val="24"/>
                 <w:szCs w:val="24"/>
                 <w:vertAlign w:val="baseline"/>
@@ -1395,7 +1333,7 @@
             </w:r>
             <w:r>
               <w:rPr>
-                <w:rFonts w:ascii="宋体" w:hAnsi="宋体" w:eastAsia="宋体" w:cs="宋体"/>
+                <w:rFonts w:hint="eastAsia" w:ascii="宋体" w:hAnsi="宋体" w:eastAsia="宋体" w:cs="宋体"/>
                 <w:kern w:val="0"/>
                 <w:sz w:val="24"/>
                 <w:szCs w:val="24"/>
@@ -1406,7 +1344,7 @@
             </w:r>
             <w:r>
               <w:rPr>
-                <w:rFonts w:hint="default"/>
+                <w:rFonts w:hint="eastAsia" w:ascii="宋体" w:hAnsi="宋体" w:eastAsia="宋体" w:cs="宋体"/>
                 <w:sz w:val="24"/>
                 <w:szCs w:val="24"/>
                 <w:vertAlign w:val="baseline"/>
@@ -1418,22 +1356,6 @@
         </w:tc>
       </w:tr>
       <w:tr>
-        <w:tblPrEx>
-          <w:tblBorders>
-            <w:top w:val="single" w:color="auto" w:sz="4" w:space="0"/>
-            <w:left w:val="single" w:color="auto" w:sz="4" w:space="0"/>
-            <w:bottom w:val="single" w:color="auto" w:sz="4" w:space="0"/>
-            <w:right w:val="single" w:color="auto" w:sz="4" w:space="0"/>
-            <w:insideH w:val="single" w:color="auto" w:sz="4" w:space="0"/>
-            <w:insideV w:val="single" w:color="auto" w:sz="4" w:space="0"/>
-          </w:tblBorders>
-          <w:tblCellMar>
-            <w:top w:w="0" w:type="dxa"/>
-            <w:left w:w="108" w:type="dxa"/>
-            <w:bottom w:w="0" w:type="dxa"/>
-            <w:right w:w="108" w:type="dxa"/>
-          </w:tblCellMar>
-        </w:tblPrEx>
         <w:tc>
           <w:tcPr>
             <w:tcW w:w="952" w:type="dxa"/>
@@ -1442,16 +1364,16 @@
             <w:pPr>
               <w:jc w:val="left"/>
               <w:rPr>
-                <w:rFonts w:hint="default"/>
-                <w:sz w:val="24"/>
-                <w:szCs w:val="24"/>
-                <w:vertAlign w:val="baseline"/>
-                <w:lang w:val="en-US" w:eastAsia="zh-CN"/>
-              </w:rPr>
-            </w:pPr>
-            <w:r>
-              <w:rPr>
-                <w:rFonts w:hint="eastAsia"/>
+                <w:rFonts w:hint="eastAsia" w:ascii="宋体" w:hAnsi="宋体" w:eastAsia="宋体" w:cs="宋体"/>
+                <w:sz w:val="24"/>
+                <w:szCs w:val="24"/>
+                <w:vertAlign w:val="baseline"/>
+                <w:lang w:val="en-US" w:eastAsia="zh-CN"/>
+              </w:rPr>
+            </w:pPr>
+            <w:r>
+              <w:rPr>
+                <w:rFonts w:hint="eastAsia" w:ascii="宋体" w:hAnsi="宋体" w:eastAsia="宋体" w:cs="宋体"/>
                 <w:sz w:val="24"/>
                 <w:szCs w:val="24"/>
                 <w:vertAlign w:val="baseline"/>
@@ -1474,16 +1396,16 @@
               <w:suppressLineNumbers w:val="0"/>
               <w:jc w:val="left"/>
               <w:rPr>
-                <w:rFonts w:hint="default"/>
-                <w:sz w:val="24"/>
-                <w:szCs w:val="24"/>
-                <w:vertAlign w:val="baseline"/>
-                <w:lang w:val="en-US" w:eastAsia="zh-CN"/>
-              </w:rPr>
-            </w:pPr>
-            <w:r>
-              <w:rPr>
-                <w:rFonts w:hint="default"/>
+                <w:rFonts w:hint="eastAsia" w:ascii="宋体" w:hAnsi="宋体" w:eastAsia="宋体" w:cs="宋体"/>
+                <w:sz w:val="24"/>
+                <w:szCs w:val="24"/>
+                <w:vertAlign w:val="baseline"/>
+                <w:lang w:val="en-US" w:eastAsia="zh-CN"/>
+              </w:rPr>
+            </w:pPr>
+            <w:r>
+              <w:rPr>
+                <w:rFonts w:hint="eastAsia" w:ascii="宋体" w:hAnsi="宋体" w:eastAsia="宋体" w:cs="宋体"/>
                 <w:sz w:val="24"/>
                 <w:szCs w:val="24"/>
                 <w:vertAlign w:val="baseline"/>
@@ -1493,7 +1415,7 @@
             </w:r>
             <w:r>
               <w:rPr>
-                <w:rFonts w:ascii="宋体" w:hAnsi="宋体" w:eastAsia="宋体" w:cs="宋体"/>
+                <w:rFonts w:hint="eastAsia" w:ascii="宋体" w:hAnsi="宋体" w:eastAsia="宋体" w:cs="宋体"/>
                 <w:kern w:val="0"/>
                 <w:sz w:val="24"/>
                 <w:szCs w:val="24"/>
@@ -1504,7 +1426,7 @@
             </w:r>
             <w:r>
               <w:rPr>
-                <w:rFonts w:hint="default"/>
+                <w:rFonts w:hint="eastAsia" w:ascii="宋体" w:hAnsi="宋体" w:eastAsia="宋体" w:cs="宋体"/>
                 <w:sz w:val="24"/>
                 <w:szCs w:val="24"/>
                 <w:vertAlign w:val="baseline"/>
@@ -1516,22 +1438,6 @@
         </w:tc>
       </w:tr>
       <w:tr>
-        <w:tblPrEx>
-          <w:tblBorders>
-            <w:top w:val="single" w:color="auto" w:sz="4" w:space="0"/>
-            <w:left w:val="single" w:color="auto" w:sz="4" w:space="0"/>
-            <w:bottom w:val="single" w:color="auto" w:sz="4" w:space="0"/>
-            <w:right w:val="single" w:color="auto" w:sz="4" w:space="0"/>
-            <w:insideH w:val="single" w:color="auto" w:sz="4" w:space="0"/>
-            <w:insideV w:val="single" w:color="auto" w:sz="4" w:space="0"/>
-          </w:tblBorders>
-          <w:tblCellMar>
-            <w:top w:w="0" w:type="dxa"/>
-            <w:left w:w="108" w:type="dxa"/>
-            <w:bottom w:w="0" w:type="dxa"/>
-            <w:right w:w="108" w:type="dxa"/>
-          </w:tblCellMar>
-        </w:tblPrEx>
         <w:tc>
           <w:tcPr>
             <w:tcW w:w="952" w:type="dxa"/>
@@ -1540,16 +1446,16 @@
             <w:pPr>
               <w:jc w:val="left"/>
               <w:rPr>
-                <w:rFonts w:hint="default"/>
-                <w:sz w:val="24"/>
-                <w:szCs w:val="24"/>
-                <w:vertAlign w:val="baseline"/>
-                <w:lang w:val="en-US" w:eastAsia="zh-CN"/>
-              </w:rPr>
-            </w:pPr>
-            <w:r>
-              <w:rPr>
-                <w:rFonts w:hint="eastAsia"/>
+                <w:rFonts w:hint="eastAsia" w:ascii="宋体" w:hAnsi="宋体" w:eastAsia="宋体" w:cs="宋体"/>
+                <w:sz w:val="24"/>
+                <w:szCs w:val="24"/>
+                <w:vertAlign w:val="baseline"/>
+                <w:lang w:val="en-US" w:eastAsia="zh-CN"/>
+              </w:rPr>
+            </w:pPr>
+            <w:r>
+              <w:rPr>
+                <w:rFonts w:hint="eastAsia" w:ascii="宋体" w:hAnsi="宋体" w:eastAsia="宋体" w:cs="宋体"/>
                 <w:sz w:val="24"/>
                 <w:szCs w:val="24"/>
                 <w:vertAlign w:val="baseline"/>
@@ -1572,16 +1478,16 @@
               <w:suppressLineNumbers w:val="0"/>
               <w:jc w:val="left"/>
               <w:rPr>
-                <w:rFonts w:hint="default"/>
-                <w:sz w:val="24"/>
-                <w:szCs w:val="24"/>
-                <w:vertAlign w:val="baseline"/>
-                <w:lang w:val="en-US" w:eastAsia="zh-CN"/>
-              </w:rPr>
-            </w:pPr>
-            <w:r>
-              <w:rPr>
-                <w:rFonts w:hint="default"/>
+                <w:rFonts w:hint="eastAsia" w:ascii="宋体" w:hAnsi="宋体" w:eastAsia="宋体" w:cs="宋体"/>
+                <w:sz w:val="24"/>
+                <w:szCs w:val="24"/>
+                <w:vertAlign w:val="baseline"/>
+                <w:lang w:val="en-US" w:eastAsia="zh-CN"/>
+              </w:rPr>
+            </w:pPr>
+            <w:r>
+              <w:rPr>
+                <w:rFonts w:hint="eastAsia" w:ascii="宋体" w:hAnsi="宋体" w:eastAsia="宋体" w:cs="宋体"/>
                 <w:sz w:val="24"/>
                 <w:szCs w:val="24"/>
                 <w:vertAlign w:val="baseline"/>
@@ -1591,7 +1497,7 @@
             </w:r>
             <w:r>
               <w:rPr>
-                <w:rFonts w:ascii="宋体" w:hAnsi="宋体" w:eastAsia="宋体" w:cs="宋体"/>
+                <w:rFonts w:hint="eastAsia" w:ascii="宋体" w:hAnsi="宋体" w:eastAsia="宋体" w:cs="宋体"/>
                 <w:kern w:val="0"/>
                 <w:sz w:val="24"/>
                 <w:szCs w:val="24"/>
@@ -1602,7 +1508,7 @@
             </w:r>
             <w:r>
               <w:rPr>
-                <w:rFonts w:hint="default"/>
+                <w:rFonts w:hint="eastAsia" w:ascii="宋体" w:hAnsi="宋体" w:eastAsia="宋体" w:cs="宋体"/>
                 <w:sz w:val="24"/>
                 <w:szCs w:val="24"/>
                 <w:vertAlign w:val="baseline"/>
@@ -1614,22 +1520,6 @@
         </w:tc>
       </w:tr>
       <w:tr>
-        <w:tblPrEx>
-          <w:tblBorders>
-            <w:top w:val="single" w:color="auto" w:sz="4" w:space="0"/>
-            <w:left w:val="single" w:color="auto" w:sz="4" w:space="0"/>
-            <w:bottom w:val="single" w:color="auto" w:sz="4" w:space="0"/>
-            <w:right w:val="single" w:color="auto" w:sz="4" w:space="0"/>
-            <w:insideH w:val="single" w:color="auto" w:sz="4" w:space="0"/>
-            <w:insideV w:val="single" w:color="auto" w:sz="4" w:space="0"/>
-          </w:tblBorders>
-          <w:tblCellMar>
-            <w:top w:w="0" w:type="dxa"/>
-            <w:left w:w="108" w:type="dxa"/>
-            <w:bottom w:w="0" w:type="dxa"/>
-            <w:right w:w="108" w:type="dxa"/>
-          </w:tblCellMar>
-        </w:tblPrEx>
         <w:tc>
           <w:tcPr>
             <w:tcW w:w="952" w:type="dxa"/>
@@ -1638,16 +1528,16 @@
             <w:pPr>
               <w:jc w:val="left"/>
               <w:rPr>
-                <w:rFonts w:hint="default"/>
-                <w:sz w:val="24"/>
-                <w:szCs w:val="24"/>
-                <w:vertAlign w:val="baseline"/>
-                <w:lang w:val="en-US" w:eastAsia="zh-CN"/>
-              </w:rPr>
-            </w:pPr>
-            <w:r>
-              <w:rPr>
-                <w:rFonts w:hint="eastAsia"/>
+                <w:rFonts w:hint="eastAsia" w:ascii="宋体" w:hAnsi="宋体" w:eastAsia="宋体" w:cs="宋体"/>
+                <w:sz w:val="24"/>
+                <w:szCs w:val="24"/>
+                <w:vertAlign w:val="baseline"/>
+                <w:lang w:val="en-US" w:eastAsia="zh-CN"/>
+              </w:rPr>
+            </w:pPr>
+            <w:r>
+              <w:rPr>
+                <w:rFonts w:hint="eastAsia" w:ascii="宋体" w:hAnsi="宋体" w:eastAsia="宋体" w:cs="宋体"/>
                 <w:sz w:val="24"/>
                 <w:szCs w:val="24"/>
                 <w:vertAlign w:val="baseline"/>
@@ -1666,23 +1556,25 @@
             <w:pPr>
               <w:jc w:val="left"/>
               <w:rPr>
-                <w:rFonts w:hint="default"/>
-                <w:sz w:val="24"/>
-                <w:szCs w:val="24"/>
-                <w:vertAlign w:val="baseline"/>
-                <w:lang w:val="en-US" w:eastAsia="zh-CN"/>
-              </w:rPr>
-            </w:pPr>
-            <w:r>
-              <w:rPr>
-                <w:rFonts w:hint="default"/>
+                <w:rFonts w:hint="eastAsia" w:ascii="宋体" w:hAnsi="宋体" w:eastAsia="宋体" w:cs="宋体"/>
+                <w:sz w:val="24"/>
+                <w:szCs w:val="24"/>
+                <w:vertAlign w:val="baseline"/>
+                <w:lang w:val="en-US" w:eastAsia="zh-CN"/>
+              </w:rPr>
+            </w:pPr>
+            <w:r>
+              <w:rPr>
+                <w:rFonts w:hint="eastAsia" w:ascii="宋体" w:hAnsi="宋体" w:eastAsia="宋体" w:cs="宋体"/>
+                <w:sz w:val="24"/>
+                <w:szCs w:val="24"/>
                 <w:lang w:val="en-US" w:eastAsia="zh-CN"/>
               </w:rPr>
               <w:t>${</w:t>
             </w:r>
             <w:r>
               <w:rPr>
-                <w:rFonts w:ascii="宋体" w:hAnsi="宋体" w:eastAsia="宋体" w:cs="宋体"/>
+                <w:rFonts w:hint="eastAsia" w:ascii="宋体" w:hAnsi="宋体" w:eastAsia="宋体" w:cs="宋体"/>
                 <w:kern w:val="0"/>
                 <w:sz w:val="24"/>
                 <w:szCs w:val="24"/>
@@ -1693,7 +1585,9 @@
             </w:r>
             <w:r>
               <w:rPr>
-                <w:rFonts w:hint="default"/>
+                <w:rFonts w:hint="eastAsia" w:ascii="宋体" w:hAnsi="宋体" w:eastAsia="宋体" w:cs="宋体"/>
+                <w:sz w:val="24"/>
+                <w:szCs w:val="24"/>
                 <w:lang w:val="en-US" w:eastAsia="zh-CN"/>
               </w:rPr>
               <w:t>}</w:t>
@@ -1702,22 +1596,6 @@
         </w:tc>
       </w:tr>
       <w:tr>
-        <w:tblPrEx>
-          <w:tblBorders>
-            <w:top w:val="single" w:color="auto" w:sz="4" w:space="0"/>
-            <w:left w:val="single" w:color="auto" w:sz="4" w:space="0"/>
-            <w:bottom w:val="single" w:color="auto" w:sz="4" w:space="0"/>
-            <w:right w:val="single" w:color="auto" w:sz="4" w:space="0"/>
-            <w:insideH w:val="single" w:color="auto" w:sz="4" w:space="0"/>
-            <w:insideV w:val="single" w:color="auto" w:sz="4" w:space="0"/>
-          </w:tblBorders>
-          <w:tblCellMar>
-            <w:top w:w="0" w:type="dxa"/>
-            <w:left w:w="108" w:type="dxa"/>
-            <w:bottom w:w="0" w:type="dxa"/>
-            <w:right w:w="108" w:type="dxa"/>
-          </w:tblCellMar>
-        </w:tblPrEx>
         <w:tc>
           <w:tcPr>
             <w:tcW w:w="952" w:type="dxa"/>
@@ -1726,16 +1604,16 @@
             <w:pPr>
               <w:jc w:val="left"/>
               <w:rPr>
-                <w:rFonts w:hint="default"/>
-                <w:sz w:val="24"/>
-                <w:szCs w:val="24"/>
-                <w:vertAlign w:val="baseline"/>
-                <w:lang w:val="en-US" w:eastAsia="zh-CN"/>
-              </w:rPr>
-            </w:pPr>
-            <w:r>
-              <w:rPr>
-                <w:rFonts w:hint="eastAsia"/>
+                <w:rFonts w:hint="eastAsia" w:ascii="宋体" w:hAnsi="宋体" w:eastAsia="宋体" w:cs="宋体"/>
+                <w:sz w:val="24"/>
+                <w:szCs w:val="24"/>
+                <w:vertAlign w:val="baseline"/>
+                <w:lang w:val="en-US" w:eastAsia="zh-CN"/>
+              </w:rPr>
+            </w:pPr>
+            <w:r>
+              <w:rPr>
+                <w:rFonts w:hint="eastAsia" w:ascii="宋体" w:hAnsi="宋体" w:eastAsia="宋体" w:cs="宋体"/>
                 <w:sz w:val="24"/>
                 <w:szCs w:val="24"/>
                 <w:vertAlign w:val="baseline"/>
@@ -1758,16 +1636,16 @@
               <w:suppressLineNumbers w:val="0"/>
               <w:jc w:val="left"/>
               <w:rPr>
-                <w:rFonts w:hint="default"/>
-                <w:sz w:val="24"/>
-                <w:szCs w:val="24"/>
-                <w:vertAlign w:val="baseline"/>
-                <w:lang w:val="en-US" w:eastAsia="zh-CN"/>
-              </w:rPr>
-            </w:pPr>
-            <w:r>
-              <w:rPr>
-                <w:rFonts w:hint="default"/>
+                <w:rFonts w:hint="eastAsia" w:ascii="宋体" w:hAnsi="宋体" w:eastAsia="宋体" w:cs="宋体"/>
+                <w:sz w:val="24"/>
+                <w:szCs w:val="24"/>
+                <w:vertAlign w:val="baseline"/>
+                <w:lang w:val="en-US" w:eastAsia="zh-CN"/>
+              </w:rPr>
+            </w:pPr>
+            <w:r>
+              <w:rPr>
+                <w:rFonts w:hint="eastAsia" w:ascii="宋体" w:hAnsi="宋体" w:eastAsia="宋体" w:cs="宋体"/>
                 <w:sz w:val="24"/>
                 <w:szCs w:val="24"/>
                 <w:vertAlign w:val="baseline"/>
@@ -1777,7 +1655,7 @@
             </w:r>
             <w:r>
               <w:rPr>
-                <w:rFonts w:ascii="宋体" w:hAnsi="宋体" w:eastAsia="宋体" w:cs="宋体"/>
+                <w:rFonts w:hint="eastAsia" w:ascii="宋体" w:hAnsi="宋体" w:eastAsia="宋体" w:cs="宋体"/>
                 <w:kern w:val="0"/>
                 <w:sz w:val="24"/>
                 <w:szCs w:val="24"/>
@@ -1788,7 +1666,7 @@
             </w:r>
             <w:r>
               <w:rPr>
-                <w:rFonts w:hint="default"/>
+                <w:rFonts w:hint="eastAsia" w:ascii="宋体" w:hAnsi="宋体" w:eastAsia="宋体" w:cs="宋体"/>
                 <w:sz w:val="24"/>
                 <w:szCs w:val="24"/>
                 <w:vertAlign w:val="baseline"/>
@@ -1800,22 +1678,6 @@
         </w:tc>
       </w:tr>
       <w:tr>
-        <w:tblPrEx>
-          <w:tblBorders>
-            <w:top w:val="single" w:color="auto" w:sz="4" w:space="0"/>
-            <w:left w:val="single" w:color="auto" w:sz="4" w:space="0"/>
-            <w:bottom w:val="single" w:color="auto" w:sz="4" w:space="0"/>
-            <w:right w:val="single" w:color="auto" w:sz="4" w:space="0"/>
-            <w:insideH w:val="single" w:color="auto" w:sz="4" w:space="0"/>
-            <w:insideV w:val="single" w:color="auto" w:sz="4" w:space="0"/>
-          </w:tblBorders>
-          <w:tblCellMar>
-            <w:top w:w="0" w:type="dxa"/>
-            <w:left w:w="108" w:type="dxa"/>
-            <w:bottom w:w="0" w:type="dxa"/>
-            <w:right w:w="108" w:type="dxa"/>
-          </w:tblCellMar>
-        </w:tblPrEx>
         <w:tc>
           <w:tcPr>
             <w:tcW w:w="952" w:type="dxa"/>
@@ -1824,16 +1686,16 @@
             <w:pPr>
               <w:jc w:val="left"/>
               <w:rPr>
-                <w:rFonts w:hint="default"/>
-                <w:sz w:val="24"/>
-                <w:szCs w:val="24"/>
-                <w:vertAlign w:val="baseline"/>
-                <w:lang w:val="en-US" w:eastAsia="zh-CN"/>
-              </w:rPr>
-            </w:pPr>
-            <w:r>
-              <w:rPr>
-                <w:rFonts w:hint="eastAsia"/>
+                <w:rFonts w:hint="eastAsia" w:ascii="宋体" w:hAnsi="宋体" w:eastAsia="宋体" w:cs="宋体"/>
+                <w:sz w:val="24"/>
+                <w:szCs w:val="24"/>
+                <w:vertAlign w:val="baseline"/>
+                <w:lang w:val="en-US" w:eastAsia="zh-CN"/>
+              </w:rPr>
+            </w:pPr>
+            <w:r>
+              <w:rPr>
+                <w:rFonts w:hint="eastAsia" w:ascii="宋体" w:hAnsi="宋体" w:eastAsia="宋体" w:cs="宋体"/>
                 <w:sz w:val="24"/>
                 <w:szCs w:val="24"/>
                 <w:vertAlign w:val="baseline"/>
@@ -1852,16 +1714,16 @@
             <w:pPr>
               <w:jc w:val="left"/>
               <w:rPr>
-                <w:rFonts w:hint="default"/>
-                <w:sz w:val="24"/>
-                <w:szCs w:val="24"/>
-                <w:vertAlign w:val="baseline"/>
-                <w:lang w:val="en-US" w:eastAsia="zh-CN"/>
-              </w:rPr>
-            </w:pPr>
-            <w:r>
-              <w:rPr>
-                <w:rFonts w:hint="default"/>
+                <w:rFonts w:hint="eastAsia" w:ascii="宋体" w:hAnsi="宋体" w:eastAsia="宋体" w:cs="宋体"/>
+                <w:sz w:val="24"/>
+                <w:szCs w:val="24"/>
+                <w:vertAlign w:val="baseline"/>
+                <w:lang w:val="en-US" w:eastAsia="zh-CN"/>
+              </w:rPr>
+            </w:pPr>
+            <w:r>
+              <w:rPr>
+                <w:rFonts w:hint="eastAsia" w:ascii="宋体" w:hAnsi="宋体" w:eastAsia="宋体" w:cs="宋体"/>
                 <w:sz w:val="24"/>
                 <w:szCs w:val="24"/>
                 <w:vertAlign w:val="baseline"/>
@@ -1871,7 +1733,7 @@
             </w:r>
             <w:r>
               <w:rPr>
-                <w:rFonts w:ascii="宋体" w:hAnsi="宋体" w:eastAsia="宋体" w:cs="宋体"/>
+                <w:rFonts w:hint="eastAsia" w:ascii="宋体" w:hAnsi="宋体" w:eastAsia="宋体" w:cs="宋体"/>
                 <w:kern w:val="0"/>
                 <w:sz w:val="24"/>
                 <w:szCs w:val="24"/>
@@ -1882,7 +1744,7 @@
             </w:r>
             <w:r>
               <w:rPr>
-                <w:rFonts w:hint="default"/>
+                <w:rFonts w:hint="eastAsia" w:ascii="宋体" w:hAnsi="宋体" w:eastAsia="宋体" w:cs="宋体"/>
                 <w:sz w:val="24"/>
                 <w:szCs w:val="24"/>
                 <w:vertAlign w:val="baseline"/>
@@ -1894,22 +1756,6 @@
         </w:tc>
       </w:tr>
       <w:tr>
-        <w:tblPrEx>
-          <w:tblBorders>
-            <w:top w:val="single" w:color="auto" w:sz="4" w:space="0"/>
-            <w:left w:val="single" w:color="auto" w:sz="4" w:space="0"/>
-            <w:bottom w:val="single" w:color="auto" w:sz="4" w:space="0"/>
-            <w:right w:val="single" w:color="auto" w:sz="4" w:space="0"/>
-            <w:insideH w:val="single" w:color="auto" w:sz="4" w:space="0"/>
-            <w:insideV w:val="single" w:color="auto" w:sz="4" w:space="0"/>
-          </w:tblBorders>
-          <w:tblCellMar>
-            <w:top w:w="0" w:type="dxa"/>
-            <w:left w:w="108" w:type="dxa"/>
-            <w:bottom w:w="0" w:type="dxa"/>
-            <w:right w:w="108" w:type="dxa"/>
-          </w:tblCellMar>
-        </w:tblPrEx>
         <w:tc>
           <w:tcPr>
             <w:tcW w:w="952" w:type="dxa"/>
@@ -1918,16 +1764,16 @@
             <w:pPr>
               <w:jc w:val="left"/>
               <w:rPr>
-                <w:rFonts w:hint="default"/>
-                <w:sz w:val="24"/>
-                <w:szCs w:val="24"/>
-                <w:vertAlign w:val="baseline"/>
-                <w:lang w:val="en-US" w:eastAsia="zh-CN"/>
-              </w:rPr>
-            </w:pPr>
-            <w:r>
-              <w:rPr>
-                <w:rFonts w:hint="eastAsia"/>
+                <w:rFonts w:hint="eastAsia" w:ascii="宋体" w:hAnsi="宋体" w:eastAsia="宋体" w:cs="宋体"/>
+                <w:sz w:val="24"/>
+                <w:szCs w:val="24"/>
+                <w:vertAlign w:val="baseline"/>
+                <w:lang w:val="en-US" w:eastAsia="zh-CN"/>
+              </w:rPr>
+            </w:pPr>
+            <w:r>
+              <w:rPr>
+                <w:rFonts w:hint="eastAsia" w:ascii="宋体" w:hAnsi="宋体" w:eastAsia="宋体" w:cs="宋体"/>
                 <w:sz w:val="24"/>
                 <w:szCs w:val="24"/>
                 <w:vertAlign w:val="baseline"/>
@@ -1950,16 +1796,16 @@
               <w:suppressLineNumbers w:val="0"/>
               <w:jc w:val="left"/>
               <w:rPr>
-                <w:rFonts w:hint="default"/>
-                <w:sz w:val="24"/>
-                <w:szCs w:val="24"/>
-                <w:vertAlign w:val="baseline"/>
-                <w:lang w:val="en-US" w:eastAsia="zh-CN"/>
-              </w:rPr>
-            </w:pPr>
-            <w:r>
-              <w:rPr>
-                <w:rFonts w:hint="default"/>
+                <w:rFonts w:hint="eastAsia" w:ascii="宋体" w:hAnsi="宋体" w:eastAsia="宋体" w:cs="宋体"/>
+                <w:sz w:val="24"/>
+                <w:szCs w:val="24"/>
+                <w:vertAlign w:val="baseline"/>
+                <w:lang w:val="en-US" w:eastAsia="zh-CN"/>
+              </w:rPr>
+            </w:pPr>
+            <w:r>
+              <w:rPr>
+                <w:rFonts w:hint="eastAsia" w:ascii="宋体" w:hAnsi="宋体" w:eastAsia="宋体" w:cs="宋体"/>
                 <w:sz w:val="24"/>
                 <w:szCs w:val="24"/>
                 <w:vertAlign w:val="baseline"/>
@@ -1969,7 +1815,7 @@
             </w:r>
             <w:r>
               <w:rPr>
-                <w:rFonts w:ascii="宋体" w:hAnsi="宋体" w:eastAsia="宋体" w:cs="宋体"/>
+                <w:rFonts w:hint="eastAsia" w:ascii="宋体" w:hAnsi="宋体" w:eastAsia="宋体" w:cs="宋体"/>
                 <w:kern w:val="0"/>
                 <w:sz w:val="24"/>
                 <w:szCs w:val="24"/>
@@ -1980,7 +1826,7 @@
             </w:r>
             <w:r>
               <w:rPr>
-                <w:rFonts w:hint="default"/>
+                <w:rFonts w:hint="eastAsia" w:ascii="宋体" w:hAnsi="宋体" w:eastAsia="宋体" w:cs="宋体"/>
                 <w:sz w:val="24"/>
                 <w:szCs w:val="24"/>
                 <w:vertAlign w:val="baseline"/>
@@ -1992,22 +1838,6 @@
         </w:tc>
       </w:tr>
       <w:tr>
-        <w:tblPrEx>
-          <w:tblBorders>
-            <w:top w:val="single" w:color="auto" w:sz="4" w:space="0"/>
-            <w:left w:val="single" w:color="auto" w:sz="4" w:space="0"/>
-            <w:bottom w:val="single" w:color="auto" w:sz="4" w:space="0"/>
-            <w:right w:val="single" w:color="auto" w:sz="4" w:space="0"/>
-            <w:insideH w:val="single" w:color="auto" w:sz="4" w:space="0"/>
-            <w:insideV w:val="single" w:color="auto" w:sz="4" w:space="0"/>
-          </w:tblBorders>
-          <w:tblCellMar>
-            <w:top w:w="0" w:type="dxa"/>
-            <w:left w:w="108" w:type="dxa"/>
-            <w:bottom w:w="0" w:type="dxa"/>
-            <w:right w:w="108" w:type="dxa"/>
-          </w:tblCellMar>
-        </w:tblPrEx>
         <w:tc>
           <w:tcPr>
             <w:tcW w:w="952" w:type="dxa"/>
@@ -2017,16 +1847,16 @@
             <w:pPr>
               <w:jc w:val="left"/>
               <w:rPr>
-                <w:rFonts w:hint="default"/>
-                <w:sz w:val="24"/>
-                <w:szCs w:val="24"/>
-                <w:vertAlign w:val="baseline"/>
-                <w:lang w:val="en-US" w:eastAsia="zh-CN"/>
-              </w:rPr>
-            </w:pPr>
-            <w:r>
-              <w:rPr>
-                <w:rFonts w:hint="eastAsia"/>
+                <w:rFonts w:hint="eastAsia" w:ascii="宋体" w:hAnsi="宋体" w:eastAsia="宋体" w:cs="宋体"/>
+                <w:sz w:val="24"/>
+                <w:szCs w:val="24"/>
+                <w:vertAlign w:val="baseline"/>
+                <w:lang w:val="en-US" w:eastAsia="zh-CN"/>
+              </w:rPr>
+            </w:pPr>
+            <w:r>
+              <w:rPr>
+                <w:rFonts w:hint="eastAsia" w:ascii="宋体" w:hAnsi="宋体" w:eastAsia="宋体" w:cs="宋体"/>
                 <w:sz w:val="24"/>
                 <w:szCs w:val="24"/>
                 <w:vertAlign w:val="baseline"/>
@@ -2044,16 +1874,16 @@
             <w:pPr>
               <w:jc w:val="left"/>
               <w:rPr>
-                <w:rFonts w:hint="default"/>
-                <w:sz w:val="24"/>
-                <w:szCs w:val="24"/>
-                <w:vertAlign w:val="baseline"/>
-                <w:lang w:val="en-US" w:eastAsia="zh-CN"/>
-              </w:rPr>
-            </w:pPr>
-            <w:r>
-              <w:rPr>
-                <w:rFonts w:hint="eastAsia"/>
+                <w:rFonts w:hint="eastAsia" w:ascii="宋体" w:hAnsi="宋体" w:eastAsia="宋体" w:cs="宋体"/>
+                <w:sz w:val="24"/>
+                <w:szCs w:val="24"/>
+                <w:vertAlign w:val="baseline"/>
+                <w:lang w:val="en-US" w:eastAsia="zh-CN"/>
+              </w:rPr>
+            </w:pPr>
+            <w:r>
+              <w:rPr>
+                <w:rFonts w:hint="eastAsia" w:ascii="宋体" w:hAnsi="宋体" w:eastAsia="宋体" w:cs="宋体"/>
                 <w:sz w:val="24"/>
                 <w:szCs w:val="24"/>
                 <w:vertAlign w:val="baseline"/>
@@ -2071,16 +1901,16 @@
             <w:pPr>
               <w:jc w:val="left"/>
               <w:rPr>
-                <w:rFonts w:hint="default"/>
-                <w:sz w:val="24"/>
-                <w:szCs w:val="24"/>
-                <w:vertAlign w:val="baseline"/>
-                <w:lang w:val="en-US" w:eastAsia="zh-CN"/>
-              </w:rPr>
-            </w:pPr>
-            <w:r>
-              <w:rPr>
-                <w:rFonts w:hint="eastAsia"/>
+                <w:rFonts w:hint="eastAsia" w:ascii="宋体" w:hAnsi="宋体" w:eastAsia="宋体" w:cs="宋体"/>
+                <w:sz w:val="24"/>
+                <w:szCs w:val="24"/>
+                <w:vertAlign w:val="baseline"/>
+                <w:lang w:val="en-US" w:eastAsia="zh-CN"/>
+              </w:rPr>
+            </w:pPr>
+            <w:r>
+              <w:rPr>
+                <w:rFonts w:hint="eastAsia" w:ascii="宋体" w:hAnsi="宋体" w:eastAsia="宋体" w:cs="宋体"/>
                 <w:sz w:val="24"/>
                 <w:szCs w:val="24"/>
                 <w:vertAlign w:val="baseline"/>
@@ -2098,16 +1928,16 @@
             <w:pPr>
               <w:jc w:val="left"/>
               <w:rPr>
-                <w:rFonts w:hint="default"/>
-                <w:sz w:val="24"/>
-                <w:szCs w:val="24"/>
-                <w:vertAlign w:val="baseline"/>
-                <w:lang w:val="en-US" w:eastAsia="zh-CN"/>
-              </w:rPr>
-            </w:pPr>
-            <w:r>
-              <w:rPr>
-                <w:rFonts w:hint="eastAsia"/>
+                <w:rFonts w:hint="eastAsia" w:ascii="宋体" w:hAnsi="宋体" w:eastAsia="宋体" w:cs="宋体"/>
+                <w:sz w:val="24"/>
+                <w:szCs w:val="24"/>
+                <w:vertAlign w:val="baseline"/>
+                <w:lang w:val="en-US" w:eastAsia="zh-CN"/>
+              </w:rPr>
+            </w:pPr>
+            <w:r>
+              <w:rPr>
+                <w:rFonts w:hint="eastAsia" w:ascii="宋体" w:hAnsi="宋体" w:eastAsia="宋体" w:cs="宋体"/>
                 <w:sz w:val="24"/>
                 <w:szCs w:val="24"/>
                 <w:vertAlign w:val="baseline"/>
@@ -2125,16 +1955,16 @@
             <w:pPr>
               <w:jc w:val="left"/>
               <w:rPr>
-                <w:rFonts w:hint="default"/>
-                <w:sz w:val="24"/>
-                <w:szCs w:val="24"/>
-                <w:vertAlign w:val="baseline"/>
-                <w:lang w:val="en-US" w:eastAsia="zh-CN"/>
-              </w:rPr>
-            </w:pPr>
-            <w:r>
-              <w:rPr>
-                <w:rFonts w:hint="eastAsia"/>
+                <w:rFonts w:hint="eastAsia" w:ascii="宋体" w:hAnsi="宋体" w:eastAsia="宋体" w:cs="宋体"/>
+                <w:sz w:val="24"/>
+                <w:szCs w:val="24"/>
+                <w:vertAlign w:val="baseline"/>
+                <w:lang w:val="en-US" w:eastAsia="zh-CN"/>
+              </w:rPr>
+            </w:pPr>
+            <w:r>
+              <w:rPr>
+                <w:rFonts w:hint="eastAsia" w:ascii="宋体" w:hAnsi="宋体" w:eastAsia="宋体" w:cs="宋体"/>
                 <w:sz w:val="24"/>
                 <w:szCs w:val="24"/>
                 <w:vertAlign w:val="baseline"/>
@@ -2153,16 +1983,16 @@
             <w:pPr>
               <w:jc w:val="left"/>
               <w:rPr>
-                <w:rFonts w:hint="default"/>
-                <w:sz w:val="24"/>
-                <w:szCs w:val="24"/>
-                <w:vertAlign w:val="baseline"/>
-                <w:lang w:val="en-US" w:eastAsia="zh-CN"/>
-              </w:rPr>
-            </w:pPr>
-            <w:r>
-              <w:rPr>
-                <w:rFonts w:hint="eastAsia"/>
+                <w:rFonts w:hint="eastAsia" w:ascii="宋体" w:hAnsi="宋体" w:eastAsia="宋体" w:cs="宋体"/>
+                <w:sz w:val="24"/>
+                <w:szCs w:val="24"/>
+                <w:vertAlign w:val="baseline"/>
+                <w:lang w:val="en-US" w:eastAsia="zh-CN"/>
+              </w:rPr>
+            </w:pPr>
+            <w:r>
+              <w:rPr>
+                <w:rFonts w:hint="eastAsia" w:ascii="宋体" w:hAnsi="宋体" w:eastAsia="宋体" w:cs="宋体"/>
                 <w:sz w:val="24"/>
                 <w:szCs w:val="24"/>
                 <w:vertAlign w:val="baseline"/>
@@ -2174,22 +2004,6 @@
         </w:tc>
       </w:tr>
       <w:tr>
-        <w:tblPrEx>
-          <w:tblBorders>
-            <w:top w:val="single" w:color="auto" w:sz="4" w:space="0"/>
-            <w:left w:val="single" w:color="auto" w:sz="4" w:space="0"/>
-            <w:bottom w:val="single" w:color="auto" w:sz="4" w:space="0"/>
-            <w:right w:val="single" w:color="auto" w:sz="4" w:space="0"/>
-            <w:insideH w:val="single" w:color="auto" w:sz="4" w:space="0"/>
-            <w:insideV w:val="single" w:color="auto" w:sz="4" w:space="0"/>
-          </w:tblBorders>
-          <w:tblCellMar>
-            <w:top w:w="0" w:type="dxa"/>
-            <w:left w:w="108" w:type="dxa"/>
-            <w:bottom w:w="0" w:type="dxa"/>
-            <w:right w:w="108" w:type="dxa"/>
-          </w:tblCellMar>
-        </w:tblPrEx>
         <w:tc>
           <w:tcPr>
             <w:tcW w:w="952" w:type="dxa"/>
@@ -2199,7 +2013,7 @@
             <w:pPr>
               <w:jc w:val="left"/>
               <w:rPr>
-                <w:rFonts w:hint="default"/>
+                <w:rFonts w:hint="eastAsia" w:ascii="宋体" w:hAnsi="宋体" w:eastAsia="宋体" w:cs="宋体"/>
                 <w:sz w:val="24"/>
                 <w:szCs w:val="24"/>
                 <w:vertAlign w:val="baseline"/>
@@ -2220,16 +2034,16 @@
               <w:suppressLineNumbers w:val="0"/>
               <w:jc w:val="left"/>
               <w:rPr>
-                <w:rFonts w:hint="default"/>
-                <w:sz w:val="24"/>
-                <w:szCs w:val="24"/>
-                <w:vertAlign w:val="baseline"/>
-                <w:lang w:val="en-US" w:eastAsia="zh-CN"/>
-              </w:rPr>
-            </w:pPr>
-            <w:r>
-              <w:rPr>
-                <w:rFonts w:hint="default"/>
+                <w:rFonts w:hint="eastAsia" w:ascii="宋体" w:hAnsi="宋体" w:eastAsia="宋体" w:cs="宋体"/>
+                <w:sz w:val="24"/>
+                <w:szCs w:val="24"/>
+                <w:vertAlign w:val="baseline"/>
+                <w:lang w:val="en-US" w:eastAsia="zh-CN"/>
+              </w:rPr>
+            </w:pPr>
+            <w:r>
+              <w:rPr>
+                <w:rFonts w:hint="eastAsia" w:ascii="宋体" w:hAnsi="宋体" w:eastAsia="宋体" w:cs="宋体"/>
                 <w:color w:val="FF0000"/>
                 <w:sz w:val="24"/>
                 <w:szCs w:val="24"/>
@@ -2240,7 +2054,7 @@
             </w:r>
             <w:r>
               <w:rPr>
-                <w:rFonts w:ascii="宋体" w:hAnsi="宋体" w:eastAsia="宋体" w:cs="宋体"/>
+                <w:rFonts w:hint="eastAsia" w:ascii="宋体" w:hAnsi="宋体" w:eastAsia="宋体" w:cs="宋体"/>
                 <w:color w:val="FF0000"/>
                 <w:kern w:val="0"/>
                 <w:sz w:val="24"/>
@@ -2248,35 +2062,11 @@
                 <w:lang w:val="en-US" w:eastAsia="zh-CN" w:bidi="ar"/>
                 <w14:ligatures w14:val="standardContextual"/>
               </w:rPr>
-              <w:t>familyAndSocialRelations</w:t>
-            </w:r>
-            <w:r>
-              <w:rPr>
-                <w:rFonts w:hint="default" w:ascii="宋体" w:hAnsi="宋体" w:eastAsia="宋体" w:cs="宋体"/>
-                <w:color w:val="FF0000"/>
-                <w:kern w:val="0"/>
-                <w:sz w:val="24"/>
-                <w:szCs w:val="24"/>
-                <w:lang w:val="en-US" w:eastAsia="zh-CN" w:bidi="ar"/>
-                <w14:ligatures w14:val="standardContextual"/>
-              </w:rPr>
-              <w:t>.</w:t>
-            </w:r>
-            <w:r>
-              <w:rPr>
-                <w:rFonts w:ascii="宋体" w:hAnsi="宋体" w:eastAsia="宋体" w:cs="宋体"/>
-                <w:color w:val="FF0000"/>
-                <w:kern w:val="0"/>
-                <w:sz w:val="24"/>
-                <w:szCs w:val="24"/>
-                <w:lang w:val="en-US" w:eastAsia="zh-CN" w:bidi="ar"/>
-                <w14:ligatures w14:val="standardContextual"/>
-              </w:rPr>
-              <w:t>appellation</w:t>
-            </w:r>
-            <w:r>
-              <w:rPr>
-                <w:rFonts w:hint="default"/>
+              <w:t>familyAndSocialRelations.appellation</w:t>
+            </w:r>
+            <w:r>
+              <w:rPr>
+                <w:rFonts w:hint="eastAsia" w:ascii="宋体" w:hAnsi="宋体" w:eastAsia="宋体" w:cs="宋体"/>
                 <w:color w:val="FF0000"/>
                 <w:sz w:val="24"/>
                 <w:szCs w:val="24"/>
@@ -2299,16 +2089,16 @@
               <w:suppressLineNumbers w:val="0"/>
               <w:jc w:val="left"/>
               <w:rPr>
-                <w:rFonts w:hint="default"/>
-                <w:sz w:val="24"/>
-                <w:szCs w:val="24"/>
-                <w:vertAlign w:val="baseline"/>
-                <w:lang w:val="en-US" w:eastAsia="zh-CN"/>
-              </w:rPr>
-            </w:pPr>
-            <w:r>
-              <w:rPr>
-                <w:rFonts w:hint="default"/>
+                <w:rFonts w:hint="eastAsia" w:ascii="宋体" w:hAnsi="宋体" w:eastAsia="宋体" w:cs="宋体"/>
+                <w:sz w:val="24"/>
+                <w:szCs w:val="24"/>
+                <w:vertAlign w:val="baseline"/>
+                <w:lang w:val="en-US" w:eastAsia="zh-CN"/>
+              </w:rPr>
+            </w:pPr>
+            <w:r>
+              <w:rPr>
+                <w:rFonts w:hint="eastAsia" w:ascii="宋体" w:hAnsi="宋体" w:eastAsia="宋体" w:cs="宋体"/>
                 <w:sz w:val="24"/>
                 <w:szCs w:val="24"/>
                 <w:vertAlign w:val="baseline"/>
@@ -2318,40 +2108,18 @@
             </w:r>
             <w:r>
               <w:rPr>
-                <w:rFonts w:ascii="宋体" w:hAnsi="宋体" w:eastAsia="宋体" w:cs="宋体"/>
+                <w:rFonts w:hint="eastAsia" w:ascii="宋体" w:hAnsi="宋体" w:eastAsia="宋体" w:cs="宋体"/>
                 <w:kern w:val="0"/>
                 <w:sz w:val="24"/>
                 <w:szCs w:val="24"/>
                 <w:lang w:val="en-US" w:eastAsia="zh-CN" w:bidi="ar"/>
                 <w14:ligatures w14:val="standardContextual"/>
               </w:rPr>
-              <w:t>familyAndSocialRelations</w:t>
-            </w:r>
-            <w:r>
-              <w:rPr>
-                <w:rFonts w:hint="default" w:ascii="宋体" w:hAnsi="宋体" w:eastAsia="宋体" w:cs="宋体"/>
-                <w:kern w:val="0"/>
-                <w:sz w:val="24"/>
-                <w:szCs w:val="24"/>
-                <w:lang w:val="en-US" w:eastAsia="zh-CN" w:bidi="ar"/>
-                <w14:ligatures w14:val="standardContextual"/>
-              </w:rPr>
-              <w:t>.</w:t>
-            </w:r>
-            <w:r>
-              <w:rPr>
-                <w:rFonts w:ascii="宋体" w:hAnsi="宋体" w:eastAsia="宋体" w:cs="宋体"/>
-                <w:kern w:val="0"/>
-                <w:sz w:val="24"/>
-                <w:szCs w:val="24"/>
-                <w:lang w:val="en-US" w:eastAsia="zh-CN" w:bidi="ar"/>
-                <w14:ligatures w14:val="standardContextual"/>
-              </w:rPr>
-              <w:t>name</w:t>
-            </w:r>
-            <w:r>
-              <w:rPr>
-                <w:rFonts w:hint="default"/>
+              <w:t>familyAndSocialRelations.name</w:t>
+            </w:r>
+            <w:r>
+              <w:rPr>
+                <w:rFonts w:hint="eastAsia" w:ascii="宋体" w:hAnsi="宋体" w:eastAsia="宋体" w:cs="宋体"/>
                 <w:sz w:val="24"/>
                 <w:szCs w:val="24"/>
                 <w:vertAlign w:val="baseline"/>
@@ -2373,16 +2141,16 @@
               <w:suppressLineNumbers w:val="0"/>
               <w:jc w:val="left"/>
               <w:rPr>
-                <w:rFonts w:hint="default"/>
-                <w:sz w:val="24"/>
-                <w:szCs w:val="24"/>
-                <w:vertAlign w:val="baseline"/>
-                <w:lang w:val="en-US" w:eastAsia="zh-CN"/>
-              </w:rPr>
-            </w:pPr>
-            <w:r>
-              <w:rPr>
-                <w:rFonts w:hint="default"/>
+                <w:rFonts w:hint="eastAsia" w:ascii="宋体" w:hAnsi="宋体" w:eastAsia="宋体" w:cs="宋体"/>
+                <w:sz w:val="24"/>
+                <w:szCs w:val="24"/>
+                <w:vertAlign w:val="baseline"/>
+                <w:lang w:val="en-US" w:eastAsia="zh-CN"/>
+              </w:rPr>
+            </w:pPr>
+            <w:r>
+              <w:rPr>
+                <w:rFonts w:hint="eastAsia" w:ascii="宋体" w:hAnsi="宋体" w:eastAsia="宋体" w:cs="宋体"/>
                 <w:sz w:val="24"/>
                 <w:szCs w:val="24"/>
                 <w:vertAlign w:val="baseline"/>
@@ -2392,40 +2160,18 @@
             </w:r>
             <w:r>
               <w:rPr>
-                <w:rFonts w:ascii="宋体" w:hAnsi="宋体" w:eastAsia="宋体" w:cs="宋体"/>
+                <w:rFonts w:hint="eastAsia" w:ascii="宋体" w:hAnsi="宋体" w:eastAsia="宋体" w:cs="宋体"/>
                 <w:kern w:val="0"/>
                 <w:sz w:val="24"/>
                 <w:szCs w:val="24"/>
                 <w:lang w:val="en-US" w:eastAsia="zh-CN" w:bidi="ar"/>
                 <w14:ligatures w14:val="standardContextual"/>
               </w:rPr>
-              <w:t>familyAndSocialRelations</w:t>
-            </w:r>
-            <w:r>
-              <w:rPr>
-                <w:rFonts w:hint="default" w:ascii="宋体" w:hAnsi="宋体" w:eastAsia="宋体" w:cs="宋体"/>
-                <w:kern w:val="0"/>
-                <w:sz w:val="24"/>
-                <w:szCs w:val="24"/>
-                <w:lang w:val="en-US" w:eastAsia="zh-CN" w:bidi="ar"/>
-                <w14:ligatures w14:val="standardContextual"/>
-              </w:rPr>
-              <w:t>.</w:t>
-            </w:r>
-            <w:r>
-              <w:rPr>
-                <w:rFonts w:ascii="宋体" w:hAnsi="宋体" w:eastAsia="宋体" w:cs="宋体"/>
-                <w:kern w:val="0"/>
-                <w:sz w:val="24"/>
-                <w:szCs w:val="24"/>
-                <w:lang w:val="en-US" w:eastAsia="zh-CN" w:bidi="ar"/>
-                <w14:ligatures w14:val="standardContextual"/>
-              </w:rPr>
-              <w:t>age</w:t>
-            </w:r>
-            <w:r>
-              <w:rPr>
-                <w:rFonts w:hint="default"/>
+              <w:t>familyAndSocialRelations.age</w:t>
+            </w:r>
+            <w:r>
+              <w:rPr>
+                <w:rFonts w:hint="eastAsia" w:ascii="宋体" w:hAnsi="宋体" w:eastAsia="宋体" w:cs="宋体"/>
                 <w:sz w:val="24"/>
                 <w:szCs w:val="24"/>
                 <w:vertAlign w:val="baseline"/>
@@ -2447,16 +2193,16 @@
               <w:suppressLineNumbers w:val="0"/>
               <w:jc w:val="left"/>
               <w:rPr>
-                <w:rFonts w:hint="default"/>
-                <w:sz w:val="24"/>
-                <w:szCs w:val="24"/>
-                <w:vertAlign w:val="baseline"/>
-                <w:lang w:val="en-US" w:eastAsia="zh-CN"/>
-              </w:rPr>
-            </w:pPr>
-            <w:r>
-              <w:rPr>
-                <w:rFonts w:hint="default"/>
+                <w:rFonts w:hint="eastAsia" w:ascii="宋体" w:hAnsi="宋体" w:eastAsia="宋体" w:cs="宋体"/>
+                <w:sz w:val="24"/>
+                <w:szCs w:val="24"/>
+                <w:vertAlign w:val="baseline"/>
+                <w:lang w:val="en-US" w:eastAsia="zh-CN"/>
+              </w:rPr>
+            </w:pPr>
+            <w:r>
+              <w:rPr>
+                <w:rFonts w:hint="eastAsia" w:ascii="宋体" w:hAnsi="宋体" w:eastAsia="宋体" w:cs="宋体"/>
                 <w:sz w:val="24"/>
                 <w:szCs w:val="24"/>
                 <w:vertAlign w:val="baseline"/>
@@ -2466,40 +2212,18 @@
             </w:r>
             <w:r>
               <w:rPr>
-                <w:rFonts w:ascii="宋体" w:hAnsi="宋体" w:eastAsia="宋体" w:cs="宋体"/>
+                <w:rFonts w:hint="eastAsia" w:ascii="宋体" w:hAnsi="宋体" w:eastAsia="宋体" w:cs="宋体"/>
                 <w:kern w:val="0"/>
                 <w:sz w:val="24"/>
                 <w:szCs w:val="24"/>
                 <w:lang w:val="en-US" w:eastAsia="zh-CN" w:bidi="ar"/>
                 <w14:ligatures w14:val="standardContextual"/>
               </w:rPr>
-              <w:t>familyAndSocialRelations</w:t>
-            </w:r>
-            <w:r>
-              <w:rPr>
-                <w:rFonts w:hint="default" w:ascii="宋体" w:hAnsi="宋体" w:eastAsia="宋体" w:cs="宋体"/>
-                <w:kern w:val="0"/>
-                <w:sz w:val="24"/>
-                <w:szCs w:val="24"/>
-                <w:lang w:val="en-US" w:eastAsia="zh-CN" w:bidi="ar"/>
-                <w14:ligatures w14:val="standardContextual"/>
-              </w:rPr>
-              <w:t>.</w:t>
-            </w:r>
-            <w:r>
-              <w:rPr>
-                <w:rFonts w:ascii="宋体" w:hAnsi="宋体" w:eastAsia="宋体" w:cs="宋体"/>
-                <w:kern w:val="0"/>
-                <w:sz w:val="24"/>
-                <w:szCs w:val="24"/>
-                <w:lang w:val="en-US" w:eastAsia="zh-CN" w:bidi="ar"/>
-                <w14:ligatures w14:val="standardContextual"/>
-              </w:rPr>
-              <w:t>political</w:t>
-            </w:r>
-            <w:r>
-              <w:rPr>
-                <w:rFonts w:hint="default"/>
+              <w:t>familyAndSocialRelations.political</w:t>
+            </w:r>
+            <w:r>
+              <w:rPr>
+                <w:rFonts w:hint="eastAsia" w:ascii="宋体" w:hAnsi="宋体" w:eastAsia="宋体" w:cs="宋体"/>
                 <w:sz w:val="24"/>
                 <w:szCs w:val="24"/>
                 <w:vertAlign w:val="baseline"/>
@@ -2522,16 +2246,16 @@
               <w:suppressLineNumbers w:val="0"/>
               <w:jc w:val="left"/>
               <w:rPr>
-                <w:rFonts w:hint="default"/>
-                <w:sz w:val="24"/>
-                <w:szCs w:val="24"/>
-                <w:vertAlign w:val="baseline"/>
-                <w:lang w:val="en-US" w:eastAsia="zh-CN"/>
-              </w:rPr>
-            </w:pPr>
-            <w:r>
-              <w:rPr>
-                <w:rFonts w:hint="default"/>
+                <w:rFonts w:hint="eastAsia" w:ascii="宋体" w:hAnsi="宋体" w:eastAsia="宋体" w:cs="宋体"/>
+                <w:sz w:val="24"/>
+                <w:szCs w:val="24"/>
+                <w:vertAlign w:val="baseline"/>
+                <w:lang w:val="en-US" w:eastAsia="zh-CN"/>
+              </w:rPr>
+            </w:pPr>
+            <w:r>
+              <w:rPr>
+                <w:rFonts w:hint="eastAsia" w:ascii="宋体" w:hAnsi="宋体" w:eastAsia="宋体" w:cs="宋体"/>
                 <w:sz w:val="24"/>
                 <w:szCs w:val="24"/>
                 <w:vertAlign w:val="baseline"/>
@@ -2541,40 +2265,18 @@
             </w:r>
             <w:r>
               <w:rPr>
-                <w:rFonts w:ascii="宋体" w:hAnsi="宋体" w:eastAsia="宋体" w:cs="宋体"/>
+                <w:rFonts w:hint="eastAsia" w:ascii="宋体" w:hAnsi="宋体" w:eastAsia="宋体" w:cs="宋体"/>
                 <w:kern w:val="0"/>
                 <w:sz w:val="24"/>
                 <w:szCs w:val="24"/>
                 <w:lang w:val="en-US" w:eastAsia="zh-CN" w:bidi="ar"/>
                 <w14:ligatures w14:val="standardContextual"/>
               </w:rPr>
-              <w:t>familyAndSocialRelations</w:t>
-            </w:r>
-            <w:r>
-              <w:rPr>
-                <w:rFonts w:hint="default" w:ascii="宋体" w:hAnsi="宋体" w:eastAsia="宋体" w:cs="宋体"/>
-                <w:kern w:val="0"/>
-                <w:sz w:val="24"/>
-                <w:szCs w:val="24"/>
-                <w:lang w:val="en-US" w:eastAsia="zh-CN" w:bidi="ar"/>
-                <w14:ligatures w14:val="standardContextual"/>
-              </w:rPr>
-              <w:t>.</w:t>
-            </w:r>
-            <w:r>
-              <w:rPr>
-                <w:rFonts w:ascii="宋体" w:hAnsi="宋体" w:eastAsia="宋体" w:cs="宋体"/>
-                <w:kern w:val="0"/>
-                <w:sz w:val="24"/>
-                <w:szCs w:val="24"/>
-                <w:lang w:val="en-US" w:eastAsia="zh-CN" w:bidi="ar"/>
-                <w14:ligatures w14:val="standardContextual"/>
-              </w:rPr>
-              <w:t>workUnit</w:t>
-            </w:r>
-            <w:r>
-              <w:rPr>
-                <w:rFonts w:hint="default"/>
+              <w:t>familyAndSocialRelations.workUnit</w:t>
+            </w:r>
+            <w:r>
+              <w:rPr>
+                <w:rFonts w:hint="eastAsia" w:ascii="宋体" w:hAnsi="宋体" w:eastAsia="宋体" w:cs="宋体"/>
                 <w:sz w:val="24"/>
                 <w:szCs w:val="24"/>
                 <w:vertAlign w:val="baseline"/>
@@ -2586,22 +2288,6 @@
         </w:tc>
       </w:tr>
       <w:tr>
-        <w:tblPrEx>
-          <w:tblBorders>
-            <w:top w:val="single" w:color="auto" w:sz="4" w:space="0"/>
-            <w:left w:val="single" w:color="auto" w:sz="4" w:space="0"/>
-            <w:bottom w:val="single" w:color="auto" w:sz="4" w:space="0"/>
-            <w:right w:val="single" w:color="auto" w:sz="4" w:space="0"/>
-            <w:insideH w:val="single" w:color="auto" w:sz="4" w:space="0"/>
-            <w:insideV w:val="single" w:color="auto" w:sz="4" w:space="0"/>
-          </w:tblBorders>
-          <w:tblCellMar>
-            <w:top w:w="0" w:type="dxa"/>
-            <w:left w:w="108" w:type="dxa"/>
-            <w:bottom w:w="0" w:type="dxa"/>
-            <w:right w:w="108" w:type="dxa"/>
-          </w:tblCellMar>
-        </w:tblPrEx>
         <w:tc>
           <w:tcPr>
             <w:tcW w:w="952" w:type="dxa"/>
@@ -2610,16 +2296,16 @@
             <w:pPr>
               <w:jc w:val="left"/>
               <w:rPr>
-                <w:rFonts w:hint="default"/>
-                <w:sz w:val="24"/>
-                <w:szCs w:val="24"/>
-                <w:vertAlign w:val="baseline"/>
-                <w:lang w:val="en-US" w:eastAsia="zh-CN"/>
-              </w:rPr>
-            </w:pPr>
-            <w:r>
-              <w:rPr>
-                <w:rFonts w:hint="eastAsia"/>
+                <w:rFonts w:hint="eastAsia" w:ascii="宋体" w:hAnsi="宋体" w:eastAsia="宋体" w:cs="宋体"/>
+                <w:sz w:val="24"/>
+                <w:szCs w:val="24"/>
+                <w:vertAlign w:val="baseline"/>
+                <w:lang w:val="en-US" w:eastAsia="zh-CN"/>
+              </w:rPr>
+            </w:pPr>
+            <w:r>
+              <w:rPr>
+                <w:rFonts w:hint="eastAsia" w:ascii="宋体" w:hAnsi="宋体" w:eastAsia="宋体" w:cs="宋体"/>
                 <w:sz w:val="24"/>
                 <w:szCs w:val="24"/>
                 <w:vertAlign w:val="baseline"/>
@@ -2642,16 +2328,16 @@
               <w:suppressLineNumbers w:val="0"/>
               <w:jc w:val="left"/>
               <w:rPr>
-                <w:rFonts w:hint="default"/>
-                <w:sz w:val="24"/>
-                <w:szCs w:val="24"/>
-                <w:vertAlign w:val="baseline"/>
-                <w:lang w:val="en-US" w:eastAsia="zh-CN"/>
-              </w:rPr>
-            </w:pPr>
-            <w:r>
-              <w:rPr>
-                <w:rFonts w:hint="default"/>
+                <w:rFonts w:hint="eastAsia" w:ascii="宋体" w:hAnsi="宋体" w:eastAsia="宋体" w:cs="宋体"/>
+                <w:sz w:val="24"/>
+                <w:szCs w:val="24"/>
+                <w:vertAlign w:val="baseline"/>
+                <w:lang w:val="en-US" w:eastAsia="zh-CN"/>
+              </w:rPr>
+            </w:pPr>
+            <w:r>
+              <w:rPr>
+                <w:rFonts w:hint="eastAsia" w:ascii="宋体" w:hAnsi="宋体" w:eastAsia="宋体" w:cs="宋体"/>
                 <w:color w:val="FF0000"/>
                 <w:sz w:val="24"/>
                 <w:szCs w:val="24"/>
@@ -2662,7 +2348,7 @@
             </w:r>
             <w:r>
               <w:rPr>
-                <w:rFonts w:ascii="宋体" w:hAnsi="宋体" w:eastAsia="宋体" w:cs="宋体"/>
+                <w:rFonts w:hint="eastAsia" w:ascii="宋体" w:hAnsi="宋体" w:eastAsia="宋体" w:cs="宋体"/>
                 <w:color w:val="FF0000"/>
                 <w:kern w:val="0"/>
                 <w:sz w:val="24"/>
@@ -2674,7 +2360,7 @@
             </w:r>
             <w:r>
               <w:rPr>
-                <w:rFonts w:hint="default"/>
+                <w:rFonts w:hint="eastAsia" w:ascii="宋体" w:hAnsi="宋体" w:eastAsia="宋体" w:cs="宋体"/>
                 <w:color w:val="FF0000"/>
                 <w:sz w:val="24"/>
                 <w:szCs w:val="24"/>
@@ -2687,22 +2373,6 @@
         </w:tc>
       </w:tr>
       <w:tr>
-        <w:tblPrEx>
-          <w:tblBorders>
-            <w:top w:val="single" w:color="auto" w:sz="4" w:space="0"/>
-            <w:left w:val="single" w:color="auto" w:sz="4" w:space="0"/>
-            <w:bottom w:val="single" w:color="auto" w:sz="4" w:space="0"/>
-            <w:right w:val="single" w:color="auto" w:sz="4" w:space="0"/>
-            <w:insideH w:val="single" w:color="auto" w:sz="4" w:space="0"/>
-            <w:insideV w:val="single" w:color="auto" w:sz="4" w:space="0"/>
-          </w:tblBorders>
-          <w:tblCellMar>
-            <w:top w:w="0" w:type="dxa"/>
-            <w:left w:w="108" w:type="dxa"/>
-            <w:bottom w:w="0" w:type="dxa"/>
-            <w:right w:w="108" w:type="dxa"/>
-          </w:tblCellMar>
-        </w:tblPrEx>
         <w:trPr>
           <w:trHeight w:val="1991" w:hRule="atLeast"/>
         </w:trPr>
@@ -2714,16 +2384,16 @@
             <w:pPr>
               <w:jc w:val="left"/>
               <w:rPr>
-                <w:rFonts w:hint="default"/>
-                <w:sz w:val="24"/>
-                <w:szCs w:val="24"/>
-                <w:vertAlign w:val="baseline"/>
-                <w:lang w:val="en-US" w:eastAsia="zh-CN"/>
-              </w:rPr>
-            </w:pPr>
-            <w:r>
-              <w:rPr>
-                <w:rFonts w:hint="eastAsia"/>
+                <w:rFonts w:hint="eastAsia" w:ascii="宋体" w:hAnsi="宋体" w:eastAsia="宋体" w:cs="宋体"/>
+                <w:sz w:val="24"/>
+                <w:szCs w:val="24"/>
+                <w:vertAlign w:val="baseline"/>
+                <w:lang w:val="en-US" w:eastAsia="zh-CN"/>
+              </w:rPr>
+            </w:pPr>
+            <w:r>
+              <w:rPr>
+                <w:rFonts w:hint="eastAsia" w:ascii="宋体" w:hAnsi="宋体" w:eastAsia="宋体" w:cs="宋体"/>
                 <w:sz w:val="24"/>
                 <w:szCs w:val="24"/>
                 <w:vertAlign w:val="baseline"/>
@@ -2742,7 +2412,7 @@
             <w:pPr>
               <w:jc w:val="left"/>
               <w:rPr>
-                <w:rFonts w:hint="eastAsia"/>
+                <w:rFonts w:hint="eastAsia" w:ascii="宋体" w:hAnsi="宋体" w:eastAsia="宋体" w:cs="宋体"/>
                 <w:sz w:val="24"/>
                 <w:szCs w:val="24"/>
                 <w:vertAlign w:val="baseline"/>
@@ -2754,7 +2424,7 @@
             <w:pPr>
               <w:jc w:val="left"/>
               <w:rPr>
-                <w:rFonts w:hint="eastAsia"/>
+                <w:rFonts w:hint="eastAsia" w:ascii="宋体" w:hAnsi="宋体" w:eastAsia="宋体" w:cs="宋体"/>
                 <w:sz w:val="24"/>
                 <w:szCs w:val="24"/>
                 <w:vertAlign w:val="baseline"/>
@@ -2766,7 +2436,7 @@
             <w:pPr>
               <w:jc w:val="left"/>
               <w:rPr>
-                <w:rFonts w:hint="eastAsia"/>
+                <w:rFonts w:hint="eastAsia" w:ascii="宋体" w:hAnsi="宋体" w:eastAsia="宋体" w:cs="宋体"/>
                 <w:sz w:val="24"/>
                 <w:szCs w:val="24"/>
                 <w:vertAlign w:val="baseline"/>
@@ -2778,7 +2448,7 @@
             <w:pPr>
               <w:jc w:val="left"/>
               <w:rPr>
-                <w:rFonts w:hint="eastAsia"/>
+                <w:rFonts w:hint="eastAsia" w:ascii="宋体" w:hAnsi="宋体" w:eastAsia="宋体" w:cs="宋体"/>
                 <w:sz w:val="24"/>
                 <w:szCs w:val="24"/>
                 <w:vertAlign w:val="baseline"/>
@@ -2790,16 +2460,16 @@
             <w:pPr>
               <w:jc w:val="center"/>
               <w:rPr>
-                <w:rFonts w:hint="eastAsia"/>
-                <w:sz w:val="24"/>
-                <w:szCs w:val="24"/>
-                <w:vertAlign w:val="baseline"/>
-                <w:lang w:val="en-US" w:eastAsia="zh-CN"/>
-              </w:rPr>
-            </w:pPr>
-            <w:r>
-              <w:rPr>
-                <w:rFonts w:hint="eastAsia"/>
+                <w:rFonts w:hint="eastAsia" w:ascii="宋体" w:hAnsi="宋体" w:eastAsia="宋体" w:cs="宋体"/>
+                <w:sz w:val="24"/>
+                <w:szCs w:val="24"/>
+                <w:vertAlign w:val="baseline"/>
+                <w:lang w:val="en-US" w:eastAsia="zh-CN"/>
+              </w:rPr>
+            </w:pPr>
+            <w:r>
+              <w:rPr>
+                <w:rFonts w:hint="eastAsia" w:ascii="宋体" w:hAnsi="宋体" w:eastAsia="宋体" w:cs="宋体"/>
                 <w:sz w:val="24"/>
                 <w:szCs w:val="24"/>
                 <w:vertAlign w:val="baseline"/>
@@ -2812,16 +2482,16 @@
             <w:pPr>
               <w:jc w:val="right"/>
               <w:rPr>
-                <w:rFonts w:hint="default"/>
-                <w:sz w:val="24"/>
-                <w:szCs w:val="24"/>
-                <w:vertAlign w:val="baseline"/>
-                <w:lang w:val="en-US" w:eastAsia="zh-CN"/>
-              </w:rPr>
-            </w:pPr>
-            <w:r>
-              <w:rPr>
-                <w:rFonts w:hint="eastAsia"/>
+                <w:rFonts w:hint="eastAsia" w:ascii="宋体" w:hAnsi="宋体" w:eastAsia="宋体" w:cs="宋体"/>
+                <w:sz w:val="24"/>
+                <w:szCs w:val="24"/>
+                <w:vertAlign w:val="baseline"/>
+                <w:lang w:val="en-US" w:eastAsia="zh-CN"/>
+              </w:rPr>
+            </w:pPr>
+            <w:r>
+              <w:rPr>
+                <w:rFonts w:hint="eastAsia" w:ascii="宋体" w:hAnsi="宋体" w:eastAsia="宋体" w:cs="宋体"/>
                 <w:sz w:val="24"/>
                 <w:szCs w:val="24"/>
                 <w:vertAlign w:val="baseline"/>
@@ -2839,16 +2509,16 @@
             <w:pPr>
               <w:jc w:val="left"/>
               <w:rPr>
-                <w:rFonts w:hint="default"/>
-                <w:sz w:val="24"/>
-                <w:szCs w:val="24"/>
-                <w:vertAlign w:val="baseline"/>
-                <w:lang w:val="en-US" w:eastAsia="zh-CN"/>
-              </w:rPr>
-            </w:pPr>
-            <w:r>
-              <w:rPr>
-                <w:rFonts w:hint="eastAsia"/>
+                <w:rFonts w:hint="eastAsia" w:ascii="宋体" w:hAnsi="宋体" w:eastAsia="宋体" w:cs="宋体"/>
+                <w:sz w:val="24"/>
+                <w:szCs w:val="24"/>
+                <w:vertAlign w:val="baseline"/>
+                <w:lang w:val="en-US" w:eastAsia="zh-CN"/>
+              </w:rPr>
+            </w:pPr>
+            <w:r>
+              <w:rPr>
+                <w:rFonts w:hint="eastAsia" w:ascii="宋体" w:hAnsi="宋体" w:eastAsia="宋体" w:cs="宋体"/>
                 <w:sz w:val="24"/>
                 <w:szCs w:val="24"/>
                 <w:vertAlign w:val="baseline"/>
@@ -2867,7 +2537,7 @@
             <w:pPr>
               <w:jc w:val="left"/>
               <w:rPr>
-                <w:rFonts w:hint="eastAsia"/>
+                <w:rFonts w:hint="eastAsia" w:ascii="宋体" w:hAnsi="宋体" w:eastAsia="宋体" w:cs="宋体"/>
                 <w:sz w:val="24"/>
                 <w:szCs w:val="24"/>
                 <w:vertAlign w:val="baseline"/>
@@ -2879,7 +2549,7 @@
             <w:pPr>
               <w:jc w:val="left"/>
               <w:rPr>
-                <w:rFonts w:hint="eastAsia"/>
+                <w:rFonts w:hint="eastAsia" w:ascii="宋体" w:hAnsi="宋体" w:eastAsia="宋体" w:cs="宋体"/>
                 <w:sz w:val="24"/>
                 <w:szCs w:val="24"/>
                 <w:vertAlign w:val="baseline"/>
@@ -2891,7 +2561,7 @@
             <w:pPr>
               <w:jc w:val="left"/>
               <w:rPr>
-                <w:rFonts w:hint="eastAsia"/>
+                <w:rFonts w:hint="eastAsia" w:ascii="宋体" w:hAnsi="宋体" w:eastAsia="宋体" w:cs="宋体"/>
                 <w:sz w:val="24"/>
                 <w:szCs w:val="24"/>
                 <w:vertAlign w:val="baseline"/>
@@ -2903,7 +2573,7 @@
             <w:pPr>
               <w:jc w:val="right"/>
               <w:rPr>
-                <w:rFonts w:hint="eastAsia"/>
+                <w:rFonts w:hint="eastAsia" w:ascii="宋体" w:hAnsi="宋体" w:eastAsia="宋体" w:cs="宋体"/>
                 <w:sz w:val="24"/>
                 <w:szCs w:val="24"/>
                 <w:vertAlign w:val="baseline"/>
@@ -2915,16 +2585,16 @@
             <w:pPr>
               <w:jc w:val="center"/>
               <w:rPr>
-                <w:rFonts w:hint="eastAsia"/>
-                <w:sz w:val="24"/>
-                <w:szCs w:val="24"/>
-                <w:vertAlign w:val="baseline"/>
-                <w:lang w:val="en-US" w:eastAsia="zh-CN"/>
-              </w:rPr>
-            </w:pPr>
-            <w:r>
-              <w:rPr>
-                <w:rFonts w:hint="eastAsia"/>
+                <w:rFonts w:hint="eastAsia" w:ascii="宋体" w:hAnsi="宋体" w:eastAsia="宋体" w:cs="宋体"/>
+                <w:sz w:val="24"/>
+                <w:szCs w:val="24"/>
+                <w:vertAlign w:val="baseline"/>
+                <w:lang w:val="en-US" w:eastAsia="zh-CN"/>
+              </w:rPr>
+            </w:pPr>
+            <w:r>
+              <w:rPr>
+                <w:rFonts w:hint="eastAsia" w:ascii="宋体" w:hAnsi="宋体" w:eastAsia="宋体" w:cs="宋体"/>
                 <w:sz w:val="24"/>
                 <w:szCs w:val="24"/>
                 <w:vertAlign w:val="baseline"/>
@@ -2937,16 +2607,16 @@
             <w:pPr>
               <w:jc w:val="center"/>
               <w:rPr>
-                <w:rFonts w:hint="default"/>
-                <w:sz w:val="24"/>
-                <w:szCs w:val="24"/>
-                <w:vertAlign w:val="baseline"/>
-                <w:lang w:val="en-US" w:eastAsia="zh-CN"/>
-              </w:rPr>
-            </w:pPr>
-            <w:r>
-              <w:rPr>
-                <w:rFonts w:hint="eastAsia"/>
+                <w:rFonts w:hint="eastAsia" w:ascii="宋体" w:hAnsi="宋体" w:eastAsia="宋体" w:cs="宋体"/>
+                <w:sz w:val="24"/>
+                <w:szCs w:val="24"/>
+                <w:vertAlign w:val="baseline"/>
+                <w:lang w:val="en-US" w:eastAsia="zh-CN"/>
+              </w:rPr>
+            </w:pPr>
+            <w:r>
+              <w:rPr>
+                <w:rFonts w:hint="eastAsia" w:ascii="宋体" w:hAnsi="宋体" w:eastAsia="宋体" w:cs="宋体"/>
                 <w:sz w:val="24"/>
                 <w:szCs w:val="24"/>
                 <w:vertAlign w:val="baseline"/>
